--- a/projects/components/fabric-gen-ip/lattice-apbx-xbar/docs/Lattice_GAS_v1.2.docx
+++ b/projects/components/fabric-gen-ip/lattice-apbx-xbar/docs/Lattice_GAS_v1.2.docx
@@ -160,7 +160,7 @@
             </w:rPr>
             <w:fldChar w:fldCharType="separate"/>
           </w:r>
-          <w:hyperlink w:anchor="__RefHeading___Toc9378_3861195596">
+          <w:hyperlink w:anchor="__RefHeading___Toc9392_1384164270">
             <w:r>
               <w:rPr>
                 <w:webHidden/>
@@ -181,7 +181,7 @@
             </w:tabs>
             <w:rPr/>
           </w:pPr>
-          <w:hyperlink w:anchor="__RefHeading___Toc9380_3861195596">
+          <w:hyperlink w:anchor="__RefHeading___Toc9394_1384164270">
             <w:r>
               <w:rPr>
                 <w:webHidden/>
@@ -202,7 +202,7 @@
             </w:tabs>
             <w:rPr/>
           </w:pPr>
-          <w:hyperlink w:anchor="__RefHeading___Toc9382_3861195596">
+          <w:hyperlink w:anchor="__RefHeading___Toc9396_1384164270">
             <w:r>
               <w:rPr>
                 <w:webHidden/>
@@ -223,7 +223,7 @@
             </w:tabs>
             <w:rPr/>
           </w:pPr>
-          <w:hyperlink w:anchor="__RefHeading___Toc9384_3861195596">
+          <w:hyperlink w:anchor="__RefHeading___Toc9398_1384164270">
             <w:r>
               <w:rPr>
                 <w:webHidden/>
@@ -244,7 +244,7 @@
             </w:tabs>
             <w:rPr/>
           </w:pPr>
-          <w:hyperlink w:anchor="__RefHeading___Toc9386_3861195596">
+          <w:hyperlink w:anchor="__RefHeading___Toc9400_1384164270">
             <w:r>
               <w:rPr>
                 <w:webHidden/>
@@ -265,7 +265,7 @@
             </w:tabs>
             <w:rPr/>
           </w:pPr>
-          <w:hyperlink w:anchor="__RefHeading___Toc9388_3861195596">
+          <w:hyperlink w:anchor="__RefHeading___Toc9402_1384164270">
             <w:r>
               <w:rPr>
                 <w:webHidden/>
@@ -286,7 +286,7 @@
             </w:tabs>
             <w:rPr/>
           </w:pPr>
-          <w:hyperlink w:anchor="__RefHeading___Toc9390_3861195596">
+          <w:hyperlink w:anchor="__RefHeading___Toc9404_1384164270">
             <w:r>
               <w:rPr>
                 <w:webHidden/>
@@ -307,7 +307,7 @@
             </w:tabs>
             <w:rPr/>
           </w:pPr>
-          <w:hyperlink w:anchor="__RefHeading___Toc9392_3861195596">
+          <w:hyperlink w:anchor="__RefHeading___Toc9406_1384164270">
             <w:r>
               <w:rPr>
                 <w:webHidden/>
@@ -328,7 +328,7 @@
             </w:tabs>
             <w:rPr/>
           </w:pPr>
-          <w:hyperlink w:anchor="__RefHeading___Toc9394_3861195596">
+          <w:hyperlink w:anchor="__RefHeading___Toc9408_1384164270">
             <w:r>
               <w:rPr>
                 <w:webHidden/>
@@ -349,7 +349,7 @@
             </w:tabs>
             <w:rPr/>
           </w:pPr>
-          <w:hyperlink w:anchor="__RefHeading___Toc9396_3861195596">
+          <w:hyperlink w:anchor="__RefHeading___Toc9410_1384164270">
             <w:r>
               <w:rPr>
                 <w:webHidden/>
@@ -370,7 +370,7 @@
             </w:tabs>
             <w:rPr/>
           </w:pPr>
-          <w:hyperlink w:anchor="__RefHeading___Toc9398_3861195596">
+          <w:hyperlink w:anchor="__RefHeading___Toc9412_1384164270">
             <w:r>
               <w:rPr>
                 <w:webHidden/>
@@ -391,7 +391,7 @@
             </w:tabs>
             <w:rPr/>
           </w:pPr>
-          <w:hyperlink w:anchor="__RefHeading___Toc9400_3861195596">
+          <w:hyperlink w:anchor="__RefHeading___Toc9414_1384164270">
             <w:r>
               <w:rPr>
                 <w:webHidden/>
@@ -412,7 +412,7 @@
             </w:tabs>
             <w:rPr/>
           </w:pPr>
-          <w:hyperlink w:anchor="__RefHeading___Toc9402_3861195596">
+          <w:hyperlink w:anchor="__RefHeading___Toc9416_1384164270">
             <w:r>
               <w:rPr>
                 <w:webHidden/>
@@ -433,7 +433,7 @@
             </w:tabs>
             <w:rPr/>
           </w:pPr>
-          <w:hyperlink w:anchor="__RefHeading___Toc9404_3861195596">
+          <w:hyperlink w:anchor="__RefHeading___Toc9418_1384164270">
             <w:r>
               <w:rPr>
                 <w:webHidden/>
@@ -454,7 +454,7 @@
             </w:tabs>
             <w:rPr/>
           </w:pPr>
-          <w:hyperlink w:anchor="__RefHeading___Toc9406_3861195596">
+          <w:hyperlink w:anchor="__RefHeading___Toc9420_1384164270">
             <w:r>
               <w:rPr>
                 <w:webHidden/>
@@ -475,7 +475,7 @@
             </w:tabs>
             <w:rPr/>
           </w:pPr>
-          <w:hyperlink w:anchor="__RefHeading___Toc9408_3861195596">
+          <w:hyperlink w:anchor="__RefHeading___Toc9422_1384164270">
             <w:r>
               <w:rPr>
                 <w:webHidden/>
@@ -496,7 +496,7 @@
             </w:tabs>
             <w:rPr/>
           </w:pPr>
-          <w:hyperlink w:anchor="__RefHeading___Toc9410_3861195596">
+          <w:hyperlink w:anchor="__RefHeading___Toc9424_1384164270">
             <w:r>
               <w:rPr>
                 <w:webHidden/>
@@ -517,7 +517,7 @@
             </w:tabs>
             <w:rPr/>
           </w:pPr>
-          <w:hyperlink w:anchor="__RefHeading___Toc9412_3861195596">
+          <w:hyperlink w:anchor="__RefHeading___Toc9426_1384164270">
             <w:r>
               <w:rPr>
                 <w:webHidden/>
@@ -538,7 +538,7 @@
             </w:tabs>
             <w:rPr/>
           </w:pPr>
-          <w:hyperlink w:anchor="__RefHeading___Toc9414_3861195596">
+          <w:hyperlink w:anchor="__RefHeading___Toc9428_1384164270">
             <w:r>
               <w:rPr>
                 <w:webHidden/>
@@ -559,7 +559,7 @@
             </w:tabs>
             <w:rPr/>
           </w:pPr>
-          <w:hyperlink w:anchor="__RefHeading___Toc9416_3861195596">
+          <w:hyperlink w:anchor="__RefHeading___Toc9430_1384164270">
             <w:r>
               <w:rPr>
                 <w:webHidden/>
@@ -580,7 +580,7 @@
             </w:tabs>
             <w:rPr/>
           </w:pPr>
-          <w:hyperlink w:anchor="__RefHeading___Toc9418_3861195596">
+          <w:hyperlink w:anchor="__RefHeading___Toc9432_1384164270">
             <w:r>
               <w:rPr>
                 <w:webHidden/>
@@ -601,7 +601,7 @@
             </w:tabs>
             <w:rPr/>
           </w:pPr>
-          <w:hyperlink w:anchor="__RefHeading___Toc9420_3861195596">
+          <w:hyperlink w:anchor="__RefHeading___Toc9434_1384164270">
             <w:r>
               <w:rPr>
                 <w:webHidden/>
@@ -622,7 +622,7 @@
             </w:tabs>
             <w:rPr/>
           </w:pPr>
-          <w:hyperlink w:anchor="__RefHeading___Toc9422_3861195596">
+          <w:hyperlink w:anchor="__RefHeading___Toc9436_1384164270">
             <w:r>
               <w:rPr>
                 <w:webHidden/>
@@ -643,7 +643,7 @@
             </w:tabs>
             <w:rPr/>
           </w:pPr>
-          <w:hyperlink w:anchor="__RefHeading___Toc9424_3861195596">
+          <w:hyperlink w:anchor="__RefHeading___Toc9438_1384164270">
             <w:r>
               <w:rPr>
                 <w:webHidden/>
@@ -664,7 +664,7 @@
             </w:tabs>
             <w:rPr/>
           </w:pPr>
-          <w:hyperlink w:anchor="__RefHeading___Toc9426_3861195596">
+          <w:hyperlink w:anchor="__RefHeading___Toc9440_1384164270">
             <w:r>
               <w:rPr>
                 <w:webHidden/>
@@ -685,7 +685,7 @@
             </w:tabs>
             <w:rPr/>
           </w:pPr>
-          <w:hyperlink w:anchor="__RefHeading___Toc9428_3861195596">
+          <w:hyperlink w:anchor="__RefHeading___Toc9442_1384164270">
             <w:r>
               <w:rPr>
                 <w:webHidden/>
@@ -706,7 +706,7 @@
             </w:tabs>
             <w:rPr/>
           </w:pPr>
-          <w:hyperlink w:anchor="__RefHeading___Toc9430_3861195596">
+          <w:hyperlink w:anchor="__RefHeading___Toc9444_1384164270">
             <w:r>
               <w:rPr>
                 <w:webHidden/>
@@ -727,7 +727,7 @@
             </w:tabs>
             <w:rPr/>
           </w:pPr>
-          <w:hyperlink w:anchor="__RefHeading___Toc9432_3861195596">
+          <w:hyperlink w:anchor="__RefHeading___Toc9446_1384164270">
             <w:r>
               <w:rPr>
                 <w:webHidden/>
@@ -748,7 +748,7 @@
             </w:tabs>
             <w:rPr/>
           </w:pPr>
-          <w:hyperlink w:anchor="__RefHeading___Toc9434_3861195596">
+          <w:hyperlink w:anchor="__RefHeading___Toc9448_1384164270">
             <w:r>
               <w:rPr>
                 <w:webHidden/>
@@ -769,7 +769,7 @@
             </w:tabs>
             <w:rPr/>
           </w:pPr>
-          <w:hyperlink w:anchor="__RefHeading___Toc9436_3861195596">
+          <w:hyperlink w:anchor="__RefHeading___Toc9450_1384164270">
             <w:r>
               <w:rPr>
                 <w:webHidden/>
@@ -790,7 +790,7 @@
             </w:tabs>
             <w:rPr/>
           </w:pPr>
-          <w:hyperlink w:anchor="__RefHeading___Toc9438_3861195596">
+          <w:hyperlink w:anchor="__RefHeading___Toc9452_1384164270">
             <w:r>
               <w:rPr>
                 <w:webHidden/>
@@ -811,7 +811,7 @@
             </w:tabs>
             <w:rPr/>
           </w:pPr>
-          <w:hyperlink w:anchor="__RefHeading___Toc9440_3861195596">
+          <w:hyperlink w:anchor="__RefHeading___Toc9454_1384164270">
             <w:r>
               <w:rPr>
                 <w:webHidden/>
@@ -832,7 +832,7 @@
             </w:tabs>
             <w:rPr/>
           </w:pPr>
-          <w:hyperlink w:anchor="__RefHeading___Toc9442_3861195596">
+          <w:hyperlink w:anchor="__RefHeading___Toc9456_1384164270">
             <w:r>
               <w:rPr>
                 <w:webHidden/>
@@ -853,7 +853,7 @@
             </w:tabs>
             <w:rPr/>
           </w:pPr>
-          <w:hyperlink w:anchor="__RefHeading___Toc9444_3861195596">
+          <w:hyperlink w:anchor="__RefHeading___Toc9458_1384164270">
             <w:r>
               <w:rPr>
                 <w:webHidden/>
@@ -874,7 +874,7 @@
             </w:tabs>
             <w:rPr/>
           </w:pPr>
-          <w:hyperlink w:anchor="__RefHeading___Toc9446_3861195596">
+          <w:hyperlink w:anchor="__RefHeading___Toc9460_1384164270">
             <w:r>
               <w:rPr>
                 <w:webHidden/>
@@ -895,7 +895,7 @@
             </w:tabs>
             <w:rPr/>
           </w:pPr>
-          <w:hyperlink w:anchor="__RefHeading___Toc9448_3861195596">
+          <w:hyperlink w:anchor="__RefHeading___Toc9462_1384164270">
             <w:r>
               <w:rPr>
                 <w:webHidden/>
@@ -916,7 +916,7 @@
             </w:tabs>
             <w:rPr/>
           </w:pPr>
-          <w:hyperlink w:anchor="__RefHeading___Toc9450_3861195596">
+          <w:hyperlink w:anchor="__RefHeading___Toc9464_1384164270">
             <w:r>
               <w:rPr>
                 <w:webHidden/>
@@ -937,7 +937,7 @@
             </w:tabs>
             <w:rPr/>
           </w:pPr>
-          <w:hyperlink w:anchor="__RefHeading___Toc9452_3861195596">
+          <w:hyperlink w:anchor="__RefHeading___Toc9466_1384164270">
             <w:r>
               <w:rPr>
                 <w:webHidden/>
@@ -958,7 +958,7 @@
             </w:tabs>
             <w:rPr/>
           </w:pPr>
-          <w:hyperlink w:anchor="__RefHeading___Toc9454_3861195596">
+          <w:hyperlink w:anchor="__RefHeading___Toc9468_1384164270">
             <w:r>
               <w:rPr>
                 <w:webHidden/>
@@ -979,7 +979,7 @@
             </w:tabs>
             <w:rPr/>
           </w:pPr>
-          <w:hyperlink w:anchor="__RefHeading___Toc9456_3861195596">
+          <w:hyperlink w:anchor="__RefHeading___Toc9470_1384164270">
             <w:r>
               <w:rPr>
                 <w:webHidden/>
@@ -1000,7 +1000,7 @@
             </w:tabs>
             <w:rPr/>
           </w:pPr>
-          <w:hyperlink w:anchor="__RefHeading___Toc9458_3861195596">
+          <w:hyperlink w:anchor="__RefHeading___Toc9472_1384164270">
             <w:r>
               <w:rPr>
                 <w:webHidden/>
@@ -1021,7 +1021,7 @@
             </w:tabs>
             <w:rPr/>
           </w:pPr>
-          <w:hyperlink w:anchor="__RefHeading___Toc9460_3861195596">
+          <w:hyperlink w:anchor="__RefHeading___Toc9474_1384164270">
             <w:r>
               <w:rPr>
                 <w:webHidden/>
@@ -1042,7 +1042,7 @@
             </w:tabs>
             <w:rPr/>
           </w:pPr>
-          <w:hyperlink w:anchor="__RefHeading___Toc9462_3861195596">
+          <w:hyperlink w:anchor="__RefHeading___Toc9476_1384164270">
             <w:r>
               <w:rPr>
                 <w:webHidden/>
@@ -1063,7 +1063,7 @@
             </w:tabs>
             <w:rPr/>
           </w:pPr>
-          <w:hyperlink w:anchor="__RefHeading___Toc9464_3861195596">
+          <w:hyperlink w:anchor="__RefHeading___Toc9478_1384164270">
             <w:r>
               <w:rPr>
                 <w:webHidden/>
@@ -1084,7 +1084,7 @@
             </w:tabs>
             <w:rPr/>
           </w:pPr>
-          <w:hyperlink w:anchor="__RefHeading___Toc9466_3861195596">
+          <w:hyperlink w:anchor="__RefHeading___Toc9480_1384164270">
             <w:r>
               <w:rPr>
                 <w:webHidden/>
@@ -1105,7 +1105,7 @@
             </w:tabs>
             <w:rPr/>
           </w:pPr>
-          <w:hyperlink w:anchor="__RefHeading___Toc9468_3861195596">
+          <w:hyperlink w:anchor="__RefHeading___Toc9482_1384164270">
             <w:r>
               <w:rPr>
                 <w:webHidden/>
@@ -1126,7 +1126,7 @@
             </w:tabs>
             <w:rPr/>
           </w:pPr>
-          <w:hyperlink w:anchor="__RefHeading___Toc9470_3861195596">
+          <w:hyperlink w:anchor="__RefHeading___Toc9484_1384164270">
             <w:r>
               <w:rPr>
                 <w:webHidden/>
@@ -1147,7 +1147,7 @@
             </w:tabs>
             <w:rPr/>
           </w:pPr>
-          <w:hyperlink w:anchor="__RefHeading___Toc9472_3861195596">
+          <w:hyperlink w:anchor="__RefHeading___Toc9486_1384164270">
             <w:r>
               <w:rPr>
                 <w:webHidden/>
@@ -1168,7 +1168,7 @@
             </w:tabs>
             <w:rPr/>
           </w:pPr>
-          <w:hyperlink w:anchor="__RefHeading___Toc9474_3861195596">
+          <w:hyperlink w:anchor="__RefHeading___Toc9488_1384164270">
             <w:r>
               <w:rPr>
                 <w:webHidden/>
@@ -1189,7 +1189,7 @@
             </w:tabs>
             <w:rPr/>
           </w:pPr>
-          <w:hyperlink w:anchor="__RefHeading___Toc9476_3861195596">
+          <w:hyperlink w:anchor="__RefHeading___Toc9490_1384164270">
             <w:r>
               <w:rPr>
                 <w:webHidden/>
@@ -1210,7 +1210,7 @@
             </w:tabs>
             <w:rPr/>
           </w:pPr>
-          <w:hyperlink w:anchor="__RefHeading___Toc9478_3861195596">
+          <w:hyperlink w:anchor="__RefHeading___Toc9492_1384164270">
             <w:r>
               <w:rPr>
                 <w:webHidden/>
@@ -1231,7 +1231,7 @@
             </w:tabs>
             <w:rPr/>
           </w:pPr>
-          <w:hyperlink w:anchor="__RefHeading___Toc9480_3861195596">
+          <w:hyperlink w:anchor="__RefHeading___Toc9494_1384164270">
             <w:r>
               <w:rPr>
                 <w:webHidden/>
@@ -1252,7 +1252,7 @@
             </w:tabs>
             <w:rPr/>
           </w:pPr>
-          <w:hyperlink w:anchor="__RefHeading___Toc9482_3861195596">
+          <w:hyperlink w:anchor="__RefHeading___Toc9496_1384164270">
             <w:r>
               <w:rPr>
                 <w:webHidden/>
@@ -1273,7 +1273,7 @@
             </w:tabs>
             <w:rPr/>
           </w:pPr>
-          <w:hyperlink w:anchor="__RefHeading___Toc9484_3861195596">
+          <w:hyperlink w:anchor="__RefHeading___Toc9498_1384164270">
             <w:r>
               <w:rPr>
                 <w:webHidden/>
@@ -1294,7 +1294,7 @@
             </w:tabs>
             <w:rPr/>
           </w:pPr>
-          <w:hyperlink w:anchor="__RefHeading___Toc9486_3861195596">
+          <w:hyperlink w:anchor="__RefHeading___Toc9500_1384164270">
             <w:r>
               <w:rPr>
                 <w:webHidden/>
@@ -1315,7 +1315,7 @@
             </w:tabs>
             <w:rPr/>
           </w:pPr>
-          <w:hyperlink w:anchor="__RefHeading___Toc9488_3861195596">
+          <w:hyperlink w:anchor="__RefHeading___Toc9502_1384164270">
             <w:r>
               <w:rPr>
                 <w:webHidden/>
@@ -1336,7 +1336,7 @@
             </w:tabs>
             <w:rPr/>
           </w:pPr>
-          <w:hyperlink w:anchor="__RefHeading___Toc9490_3861195596">
+          <w:hyperlink w:anchor="__RefHeading___Toc9504_1384164270">
             <w:r>
               <w:rPr>
                 <w:webHidden/>
@@ -1357,7 +1357,7 @@
             </w:tabs>
             <w:rPr/>
           </w:pPr>
-          <w:hyperlink w:anchor="__RefHeading___Toc9492_3861195596">
+          <w:hyperlink w:anchor="__RefHeading___Toc9506_1384164270">
             <w:r>
               <w:rPr>
                 <w:webHidden/>
@@ -1378,7 +1378,7 @@
             </w:tabs>
             <w:rPr/>
           </w:pPr>
-          <w:hyperlink w:anchor="__RefHeading___Toc9494_3861195596">
+          <w:hyperlink w:anchor="__RefHeading___Toc9508_1384164270">
             <w:r>
               <w:rPr>
                 <w:webHidden/>
@@ -1399,7 +1399,7 @@
             </w:tabs>
             <w:rPr/>
           </w:pPr>
-          <w:hyperlink w:anchor="__RefHeading___Toc9496_3861195596">
+          <w:hyperlink w:anchor="__RefHeading___Toc9510_1384164270">
             <w:r>
               <w:rPr>
                 <w:webHidden/>
@@ -1420,7 +1420,7 @@
             </w:tabs>
             <w:rPr/>
           </w:pPr>
-          <w:hyperlink w:anchor="__RefHeading___Toc9498_3861195596">
+          <w:hyperlink w:anchor="__RefHeading___Toc9512_1384164270">
             <w:r>
               <w:rPr>
                 <w:webHidden/>
@@ -1441,7 +1441,7 @@
             </w:tabs>
             <w:rPr/>
           </w:pPr>
-          <w:hyperlink w:anchor="__RefHeading___Toc9500_3861195596">
+          <w:hyperlink w:anchor="__RefHeading___Toc9514_1384164270">
             <w:r>
               <w:rPr>
                 <w:webHidden/>
@@ -1462,7 +1462,7 @@
             </w:tabs>
             <w:rPr/>
           </w:pPr>
-          <w:hyperlink w:anchor="__RefHeading___Toc9502_3861195596">
+          <w:hyperlink w:anchor="__RefHeading___Toc9516_1384164270">
             <w:r>
               <w:rPr>
                 <w:webHidden/>
@@ -1483,7 +1483,7 @@
             </w:tabs>
             <w:rPr/>
           </w:pPr>
-          <w:hyperlink w:anchor="__RefHeading___Toc9504_3861195596">
+          <w:hyperlink w:anchor="__RefHeading___Toc9518_1384164270">
             <w:r>
               <w:rPr>
                 <w:webHidden/>
@@ -1504,7 +1504,7 @@
             </w:tabs>
             <w:rPr/>
           </w:pPr>
-          <w:hyperlink w:anchor="__RefHeading___Toc9506_3861195596">
+          <w:hyperlink w:anchor="__RefHeading___Toc9520_1384164270">
             <w:r>
               <w:rPr>
                 <w:webHidden/>
@@ -1525,7 +1525,7 @@
             </w:tabs>
             <w:rPr/>
           </w:pPr>
-          <w:hyperlink w:anchor="__RefHeading___Toc9508_3861195596">
+          <w:hyperlink w:anchor="__RefHeading___Toc9522_1384164270">
             <w:r>
               <w:rPr>
                 <w:webHidden/>
@@ -1546,7 +1546,7 @@
             </w:tabs>
             <w:rPr/>
           </w:pPr>
-          <w:hyperlink w:anchor="__RefHeading___Toc9510_3861195596">
+          <w:hyperlink w:anchor="__RefHeading___Toc9524_1384164270">
             <w:r>
               <w:rPr>
                 <w:webHidden/>
@@ -1567,7 +1567,7 @@
             </w:tabs>
             <w:rPr/>
           </w:pPr>
-          <w:hyperlink w:anchor="__RefHeading___Toc9512_3861195596">
+          <w:hyperlink w:anchor="__RefHeading___Toc9526_1384164270">
             <w:r>
               <w:rPr>
                 <w:webHidden/>
@@ -1588,7 +1588,7 @@
             </w:tabs>
             <w:rPr/>
           </w:pPr>
-          <w:hyperlink w:anchor="__RefHeading___Toc9514_3861195596">
+          <w:hyperlink w:anchor="__RefHeading___Toc9528_1384164270">
             <w:r>
               <w:rPr>
                 <w:webHidden/>
@@ -1609,7 +1609,7 @@
             </w:tabs>
             <w:rPr/>
           </w:pPr>
-          <w:hyperlink w:anchor="__RefHeading___Toc9516_3861195596">
+          <w:hyperlink w:anchor="__RefHeading___Toc9530_1384164270">
             <w:r>
               <w:rPr>
                 <w:webHidden/>
@@ -1630,7 +1630,7 @@
             </w:tabs>
             <w:rPr/>
           </w:pPr>
-          <w:hyperlink w:anchor="__RefHeading___Toc9518_3861195596">
+          <w:hyperlink w:anchor="__RefHeading___Toc9532_1384164270">
             <w:r>
               <w:rPr>
                 <w:webHidden/>
@@ -1651,7 +1651,7 @@
             </w:tabs>
             <w:rPr/>
           </w:pPr>
-          <w:hyperlink w:anchor="__RefHeading___Toc9520_3861195596">
+          <w:hyperlink w:anchor="__RefHeading___Toc9534_1384164270">
             <w:r>
               <w:rPr>
                 <w:webHidden/>
@@ -1672,7 +1672,7 @@
             </w:tabs>
             <w:rPr/>
           </w:pPr>
-          <w:hyperlink w:anchor="__RefHeading___Toc9522_3861195596">
+          <w:hyperlink w:anchor="__RefHeading___Toc9536_1384164270">
             <w:r>
               <w:rPr>
                 <w:webHidden/>
@@ -1693,7 +1693,7 @@
             </w:tabs>
             <w:rPr/>
           </w:pPr>
-          <w:hyperlink w:anchor="__RefHeading___Toc9524_3861195596">
+          <w:hyperlink w:anchor="__RefHeading___Toc9538_1384164270">
             <w:r>
               <w:rPr>
                 <w:webHidden/>
@@ -1714,7 +1714,7 @@
             </w:tabs>
             <w:rPr/>
           </w:pPr>
-          <w:hyperlink w:anchor="__RefHeading___Toc9526_3861195596">
+          <w:hyperlink w:anchor="__RefHeading___Toc9540_1384164270">
             <w:r>
               <w:rPr>
                 <w:webHidden/>
@@ -1735,7 +1735,7 @@
             </w:tabs>
             <w:rPr/>
           </w:pPr>
-          <w:hyperlink w:anchor="__RefHeading___Toc9528_3861195596">
+          <w:hyperlink w:anchor="__RefHeading___Toc9542_1384164270">
             <w:r>
               <w:rPr>
                 <w:webHidden/>
@@ -1756,7 +1756,7 @@
             </w:tabs>
             <w:rPr/>
           </w:pPr>
-          <w:hyperlink w:anchor="__RefHeading___Toc9530_3861195596">
+          <w:hyperlink w:anchor="__RefHeading___Toc9544_1384164270">
             <w:r>
               <w:rPr>
                 <w:webHidden/>
@@ -1777,7 +1777,7 @@
             </w:tabs>
             <w:rPr/>
           </w:pPr>
-          <w:hyperlink w:anchor="__RefHeading___Toc9532_3861195596">
+          <w:hyperlink w:anchor="__RefHeading___Toc9546_1384164270">
             <w:r>
               <w:rPr>
                 <w:webHidden/>
@@ -1798,7 +1798,7 @@
             </w:tabs>
             <w:rPr/>
           </w:pPr>
-          <w:hyperlink w:anchor="__RefHeading___Toc9534_3861195596">
+          <w:hyperlink w:anchor="__RefHeading___Toc9548_1384164270">
             <w:r>
               <w:rPr>
                 <w:webHidden/>
@@ -1819,7 +1819,7 @@
             </w:tabs>
             <w:rPr/>
           </w:pPr>
-          <w:hyperlink w:anchor="__RefHeading___Toc9536_3861195596">
+          <w:hyperlink w:anchor="__RefHeading___Toc9550_1384164270">
             <w:r>
               <w:rPr>
                 <w:webHidden/>
@@ -1840,7 +1840,7 @@
             </w:tabs>
             <w:rPr/>
           </w:pPr>
-          <w:hyperlink w:anchor="__RefHeading___Toc9538_3861195596">
+          <w:hyperlink w:anchor="__RefHeading___Toc9552_1384164270">
             <w:r>
               <w:rPr>
                 <w:webHidden/>
@@ -1861,7 +1861,7 @@
             </w:tabs>
             <w:rPr/>
           </w:pPr>
-          <w:hyperlink w:anchor="__RefHeading___Toc9540_3861195596">
+          <w:hyperlink w:anchor="__RefHeading___Toc9554_1384164270">
             <w:r>
               <w:rPr>
                 <w:webHidden/>
@@ -1882,7 +1882,7 @@
             </w:tabs>
             <w:rPr/>
           </w:pPr>
-          <w:hyperlink w:anchor="__RefHeading___Toc9542_3861195596">
+          <w:hyperlink w:anchor="__RefHeading___Toc9556_1384164270">
             <w:r>
               <w:rPr>
                 <w:webHidden/>
@@ -1903,7 +1903,7 @@
             </w:tabs>
             <w:rPr/>
           </w:pPr>
-          <w:hyperlink w:anchor="__RefHeading___Toc9544_3861195596">
+          <w:hyperlink w:anchor="__RefHeading___Toc9558_1384164270">
             <w:r>
               <w:rPr>
                 <w:webHidden/>
@@ -1924,7 +1924,7 @@
             </w:tabs>
             <w:rPr/>
           </w:pPr>
-          <w:hyperlink w:anchor="__RefHeading___Toc9546_3861195596">
+          <w:hyperlink w:anchor="__RefHeading___Toc9560_1384164270">
             <w:r>
               <w:rPr>
                 <w:webHidden/>
@@ -1945,7 +1945,7 @@
             </w:tabs>
             <w:rPr/>
           </w:pPr>
-          <w:hyperlink w:anchor="__RefHeading___Toc9548_3861195596">
+          <w:hyperlink w:anchor="__RefHeading___Toc9562_1384164270">
             <w:r>
               <w:rPr>
                 <w:webHidden/>
@@ -1966,7 +1966,7 @@
             </w:tabs>
             <w:rPr/>
           </w:pPr>
-          <w:hyperlink w:anchor="__RefHeading___Toc9550_3861195596">
+          <w:hyperlink w:anchor="__RefHeading___Toc9564_1384164270">
             <w:r>
               <w:rPr>
                 <w:webHidden/>
@@ -1987,7 +1987,7 @@
             </w:tabs>
             <w:rPr/>
           </w:pPr>
-          <w:hyperlink w:anchor="__RefHeading___Toc9552_3861195596">
+          <w:hyperlink w:anchor="__RefHeading___Toc9566_1384164270">
             <w:r>
               <w:rPr>
                 <w:webHidden/>
@@ -2008,7 +2008,7 @@
             </w:tabs>
             <w:rPr/>
           </w:pPr>
-          <w:hyperlink w:anchor="__RefHeading___Toc9554_3861195596">
+          <w:hyperlink w:anchor="__RefHeading___Toc9568_1384164270">
             <w:r>
               <w:rPr>
                 <w:webHidden/>
@@ -2029,7 +2029,7 @@
             </w:tabs>
             <w:rPr/>
           </w:pPr>
-          <w:hyperlink w:anchor="__RefHeading___Toc9556_3861195596">
+          <w:hyperlink w:anchor="__RefHeading___Toc9570_1384164270">
             <w:r>
               <w:rPr>
                 <w:webHidden/>
@@ -2050,7 +2050,7 @@
             </w:tabs>
             <w:rPr/>
           </w:pPr>
-          <w:hyperlink w:anchor="__RefHeading___Toc9558_3861195596">
+          <w:hyperlink w:anchor="__RefHeading___Toc9572_1384164270">
             <w:r>
               <w:rPr>
                 <w:webHidden/>
@@ -2071,7 +2071,7 @@
             </w:tabs>
             <w:rPr/>
           </w:pPr>
-          <w:hyperlink w:anchor="__RefHeading___Toc9560_3861195596">
+          <w:hyperlink w:anchor="__RefHeading___Toc9574_1384164270">
             <w:r>
               <w:rPr>
                 <w:webHidden/>
@@ -2092,7 +2092,7 @@
             </w:tabs>
             <w:rPr/>
           </w:pPr>
-          <w:hyperlink w:anchor="__RefHeading___Toc9562_3861195596">
+          <w:hyperlink w:anchor="__RefHeading___Toc9576_1384164270">
             <w:r>
               <w:rPr>
                 <w:webHidden/>
@@ -2113,7 +2113,7 @@
             </w:tabs>
             <w:rPr/>
           </w:pPr>
-          <w:hyperlink w:anchor="__RefHeading___Toc9564_3861195596">
+          <w:hyperlink w:anchor="__RefHeading___Toc9578_1384164270">
             <w:r>
               <w:rPr>
                 <w:webHidden/>
@@ -2134,7 +2134,7 @@
             </w:tabs>
             <w:rPr/>
           </w:pPr>
-          <w:hyperlink w:anchor="__RefHeading___Toc9566_3861195596">
+          <w:hyperlink w:anchor="__RefHeading___Toc9580_1384164270">
             <w:r>
               <w:rPr>
                 <w:webHidden/>
@@ -2155,7 +2155,7 @@
             </w:tabs>
             <w:rPr/>
           </w:pPr>
-          <w:hyperlink w:anchor="__RefHeading___Toc9568_3861195596">
+          <w:hyperlink w:anchor="__RefHeading___Toc9582_1384164270">
             <w:r>
               <w:rPr>
                 <w:webHidden/>
@@ -2176,7 +2176,7 @@
             </w:tabs>
             <w:rPr/>
           </w:pPr>
-          <w:hyperlink w:anchor="__RefHeading___Toc9570_3861195596">
+          <w:hyperlink w:anchor="__RefHeading___Toc9584_1384164270">
             <w:r>
               <w:rPr>
                 <w:webHidden/>
@@ -2197,7 +2197,7 @@
             </w:tabs>
             <w:rPr/>
           </w:pPr>
-          <w:hyperlink w:anchor="__RefHeading___Toc9572_3861195596">
+          <w:hyperlink w:anchor="__RefHeading___Toc9586_1384164270">
             <w:r>
               <w:rPr>
                 <w:webHidden/>
@@ -2218,7 +2218,7 @@
             </w:tabs>
             <w:rPr/>
           </w:pPr>
-          <w:hyperlink w:anchor="__RefHeading___Toc9574_3861195596">
+          <w:hyperlink w:anchor="__RefHeading___Toc9588_1384164270">
             <w:r>
               <w:rPr>
                 <w:webHidden/>
@@ -2239,7 +2239,7 @@
             </w:tabs>
             <w:rPr/>
           </w:pPr>
-          <w:hyperlink w:anchor="__RefHeading___Toc9576_3861195596">
+          <w:hyperlink w:anchor="__RefHeading___Toc9590_1384164270">
             <w:r>
               <w:rPr>
                 <w:webHidden/>
@@ -2260,7 +2260,7 @@
             </w:tabs>
             <w:rPr/>
           </w:pPr>
-          <w:hyperlink w:anchor="__RefHeading___Toc9578_3861195596">
+          <w:hyperlink w:anchor="__RefHeading___Toc9592_1384164270">
             <w:r>
               <w:rPr>
                 <w:webHidden/>
@@ -2281,7 +2281,7 @@
             </w:tabs>
             <w:rPr/>
           </w:pPr>
-          <w:hyperlink w:anchor="__RefHeading___Toc9580_3861195596">
+          <w:hyperlink w:anchor="__RefHeading___Toc9594_1384164270">
             <w:r>
               <w:rPr>
                 <w:webHidden/>
@@ -2302,7 +2302,7 @@
             </w:tabs>
             <w:rPr/>
           </w:pPr>
-          <w:hyperlink w:anchor="__RefHeading___Toc9582_3861195596">
+          <w:hyperlink w:anchor="__RefHeading___Toc9596_1384164270">
             <w:r>
               <w:rPr>
                 <w:webHidden/>
@@ -2323,7 +2323,7 @@
             </w:tabs>
             <w:rPr/>
           </w:pPr>
-          <w:hyperlink w:anchor="__RefHeading___Toc9584_3861195596">
+          <w:hyperlink w:anchor="__RefHeading___Toc9598_1384164270">
             <w:r>
               <w:rPr>
                 <w:webHidden/>
@@ -2344,7 +2344,7 @@
             </w:tabs>
             <w:rPr/>
           </w:pPr>
-          <w:hyperlink w:anchor="__RefHeading___Toc9586_3861195596">
+          <w:hyperlink w:anchor="__RefHeading___Toc9600_1384164270">
             <w:r>
               <w:rPr>
                 <w:webHidden/>
@@ -2365,7 +2365,7 @@
             </w:tabs>
             <w:rPr/>
           </w:pPr>
-          <w:hyperlink w:anchor="__RefHeading___Toc9588_3861195596">
+          <w:hyperlink w:anchor="__RefHeading___Toc9602_1384164270">
             <w:r>
               <w:rPr>
                 <w:webHidden/>
@@ -2386,7 +2386,7 @@
             </w:tabs>
             <w:rPr/>
           </w:pPr>
-          <w:hyperlink w:anchor="__RefHeading___Toc9590_3861195596">
+          <w:hyperlink w:anchor="__RefHeading___Toc9604_1384164270">
             <w:r>
               <w:rPr>
                 <w:webHidden/>
@@ -2407,7 +2407,7 @@
             </w:tabs>
             <w:rPr/>
           </w:pPr>
-          <w:hyperlink w:anchor="__RefHeading___Toc9592_3861195596">
+          <w:hyperlink w:anchor="__RefHeading___Toc9606_1384164270">
             <w:r>
               <w:rPr>
                 <w:webHidden/>
@@ -2428,7 +2428,7 @@
             </w:tabs>
             <w:rPr/>
           </w:pPr>
-          <w:hyperlink w:anchor="__RefHeading___Toc9594_3861195596">
+          <w:hyperlink w:anchor="__RefHeading___Toc9608_1384164270">
             <w:r>
               <w:rPr>
                 <w:webHidden/>
@@ -2449,7 +2449,7 @@
             </w:tabs>
             <w:rPr/>
           </w:pPr>
-          <w:hyperlink w:anchor="__RefHeading___Toc9596_3861195596">
+          <w:hyperlink w:anchor="__RefHeading___Toc9610_1384164270">
             <w:r>
               <w:rPr>
                 <w:webHidden/>
@@ -2470,7 +2470,7 @@
             </w:tabs>
             <w:rPr/>
           </w:pPr>
-          <w:hyperlink w:anchor="__RefHeading___Toc9598_3861195596">
+          <w:hyperlink w:anchor="__RefHeading___Toc9612_1384164270">
             <w:r>
               <w:rPr>
                 <w:webHidden/>
@@ -2491,7 +2491,7 @@
             </w:tabs>
             <w:rPr/>
           </w:pPr>
-          <w:hyperlink w:anchor="__RefHeading___Toc9600_3861195596">
+          <w:hyperlink w:anchor="__RefHeading___Toc9614_1384164270">
             <w:r>
               <w:rPr>
                 <w:webHidden/>
@@ -2512,7 +2512,7 @@
             </w:tabs>
             <w:rPr/>
           </w:pPr>
-          <w:hyperlink w:anchor="__RefHeading___Toc9602_3861195596">
+          <w:hyperlink w:anchor="__RefHeading___Toc9616_1384164270">
             <w:r>
               <w:rPr>
                 <w:webHidden/>
@@ -2533,7 +2533,7 @@
             </w:tabs>
             <w:rPr/>
           </w:pPr>
-          <w:hyperlink w:anchor="__RefHeading___Toc9604_3861195596">
+          <w:hyperlink w:anchor="__RefHeading___Toc9618_1384164270">
             <w:r>
               <w:rPr>
                 <w:webHidden/>
@@ -2554,7 +2554,7 @@
             </w:tabs>
             <w:rPr/>
           </w:pPr>
-          <w:hyperlink w:anchor="__RefHeading___Toc9606_3861195596">
+          <w:hyperlink w:anchor="__RefHeading___Toc9620_1384164270">
             <w:r>
               <w:rPr>
                 <w:webHidden/>
@@ -2575,7 +2575,7 @@
             </w:tabs>
             <w:rPr/>
           </w:pPr>
-          <w:hyperlink w:anchor="__RefHeading___Toc9608_3861195596">
+          <w:hyperlink w:anchor="__RefHeading___Toc9622_1384164270">
             <w:r>
               <w:rPr>
                 <w:webHidden/>
@@ -2596,7 +2596,7 @@
             </w:tabs>
             <w:rPr/>
           </w:pPr>
-          <w:hyperlink w:anchor="__RefHeading___Toc9610_3861195596">
+          <w:hyperlink w:anchor="__RefHeading___Toc9624_1384164270">
             <w:r>
               <w:rPr>
                 <w:webHidden/>
@@ -2617,7 +2617,7 @@
             </w:tabs>
             <w:rPr/>
           </w:pPr>
-          <w:hyperlink w:anchor="__RefHeading___Toc9612_3861195596">
+          <w:hyperlink w:anchor="__RefHeading___Toc9626_1384164270">
             <w:r>
               <w:rPr>
                 <w:webHidden/>
@@ -2638,7 +2638,7 @@
             </w:tabs>
             <w:rPr/>
           </w:pPr>
-          <w:hyperlink w:anchor="__RefHeading___Toc9614_3861195596">
+          <w:hyperlink w:anchor="__RefHeading___Toc9628_1384164270">
             <w:r>
               <w:rPr>
                 <w:webHidden/>
@@ -2659,7 +2659,7 @@
             </w:tabs>
             <w:rPr/>
           </w:pPr>
-          <w:hyperlink w:anchor="__RefHeading___Toc9616_3861195596">
+          <w:hyperlink w:anchor="__RefHeading___Toc9630_1384164270">
             <w:r>
               <w:rPr>
                 <w:webHidden/>
@@ -2680,7 +2680,7 @@
             </w:tabs>
             <w:rPr/>
           </w:pPr>
-          <w:hyperlink w:anchor="__RefHeading___Toc9618_3861195596">
+          <w:hyperlink w:anchor="__RefHeading___Toc9632_1384164270">
             <w:r>
               <w:rPr>
                 <w:webHidden/>
@@ -2701,7 +2701,7 @@
             </w:tabs>
             <w:rPr/>
           </w:pPr>
-          <w:hyperlink w:anchor="__RefHeading___Toc9620_3861195596">
+          <w:hyperlink w:anchor="__RefHeading___Toc9634_1384164270">
             <w:r>
               <w:rPr>
                 <w:webHidden/>
@@ -2722,7 +2722,7 @@
             </w:tabs>
             <w:rPr/>
           </w:pPr>
-          <w:hyperlink w:anchor="__RefHeading___Toc9622_3861195596">
+          <w:hyperlink w:anchor="__RefHeading___Toc9636_1384164270">
             <w:r>
               <w:rPr>
                 <w:webHidden/>
@@ -2743,7 +2743,7 @@
             </w:tabs>
             <w:rPr/>
           </w:pPr>
-          <w:hyperlink w:anchor="__RefHeading___Toc9624_3861195596">
+          <w:hyperlink w:anchor="__RefHeading___Toc9638_1384164270">
             <w:r>
               <w:rPr>
                 <w:webHidden/>
@@ -2764,7 +2764,7 @@
             </w:tabs>
             <w:rPr/>
           </w:pPr>
-          <w:hyperlink w:anchor="__RefHeading___Toc9626_3861195596">
+          <w:hyperlink w:anchor="__RefHeading___Toc9640_1384164270">
             <w:r>
               <w:rPr>
                 <w:webHidden/>
@@ -2785,7 +2785,7 @@
             </w:tabs>
             <w:rPr/>
           </w:pPr>
-          <w:hyperlink w:anchor="__RefHeading___Toc9628_3861195596">
+          <w:hyperlink w:anchor="__RefHeading___Toc9642_1384164270">
             <w:r>
               <w:rPr>
                 <w:webHidden/>
@@ -2806,7 +2806,7 @@
             </w:tabs>
             <w:rPr/>
           </w:pPr>
-          <w:hyperlink w:anchor="__RefHeading___Toc9630_3861195596">
+          <w:hyperlink w:anchor="__RefHeading___Toc9644_1384164270">
             <w:r>
               <w:rPr>
                 <w:webHidden/>
@@ -2827,7 +2827,7 @@
             </w:tabs>
             <w:rPr/>
           </w:pPr>
-          <w:hyperlink w:anchor="__RefHeading___Toc9632_3861195596">
+          <w:hyperlink w:anchor="__RefHeading___Toc9646_1384164270">
             <w:r>
               <w:rPr>
                 <w:webHidden/>
@@ -2848,7 +2848,7 @@
             </w:tabs>
             <w:rPr/>
           </w:pPr>
-          <w:hyperlink w:anchor="__RefHeading___Toc9634_3861195596">
+          <w:hyperlink w:anchor="__RefHeading___Toc9648_1384164270">
             <w:r>
               <w:rPr>
                 <w:webHidden/>
@@ -2869,7 +2869,7 @@
             </w:tabs>
             <w:rPr/>
           </w:pPr>
-          <w:hyperlink w:anchor="__RefHeading___Toc9636_3861195596">
+          <w:hyperlink w:anchor="__RefHeading___Toc9650_1384164270">
             <w:r>
               <w:rPr>
                 <w:webHidden/>
@@ -2890,7 +2890,7 @@
             </w:tabs>
             <w:rPr/>
           </w:pPr>
-          <w:hyperlink w:anchor="__RefHeading___Toc9638_3861195596">
+          <w:hyperlink w:anchor="__RefHeading___Toc9652_1384164270">
             <w:r>
               <w:rPr>
                 <w:webHidden/>
@@ -2911,7 +2911,7 @@
             </w:tabs>
             <w:rPr/>
           </w:pPr>
-          <w:hyperlink w:anchor="__RefHeading___Toc9640_3861195596">
+          <w:hyperlink w:anchor="__RefHeading___Toc9654_1384164270">
             <w:r>
               <w:rPr>
                 <w:webHidden/>
@@ -2932,7 +2932,7 @@
             </w:tabs>
             <w:rPr/>
           </w:pPr>
-          <w:hyperlink w:anchor="__RefHeading___Toc9642_3861195596">
+          <w:hyperlink w:anchor="__RefHeading___Toc9656_1384164270">
             <w:r>
               <w:rPr>
                 <w:webHidden/>
@@ -2953,7 +2953,7 @@
             </w:tabs>
             <w:rPr/>
           </w:pPr>
-          <w:hyperlink w:anchor="__RefHeading___Toc9644_3861195596">
+          <w:hyperlink w:anchor="__RefHeading___Toc9658_1384164270">
             <w:r>
               <w:rPr>
                 <w:webHidden/>
@@ -2974,7 +2974,7 @@
             </w:tabs>
             <w:rPr/>
           </w:pPr>
-          <w:hyperlink w:anchor="__RefHeading___Toc9646_3861195596">
+          <w:hyperlink w:anchor="__RefHeading___Toc9660_1384164270">
             <w:r>
               <w:rPr>
                 <w:webHidden/>
@@ -2995,7 +2995,7 @@
             </w:tabs>
             <w:rPr/>
           </w:pPr>
-          <w:hyperlink w:anchor="__RefHeading___Toc9648_3861195596">
+          <w:hyperlink w:anchor="__RefHeading___Toc9662_1384164270">
             <w:r>
               <w:rPr>
                 <w:webHidden/>
@@ -3016,7 +3016,7 @@
             </w:tabs>
             <w:rPr/>
           </w:pPr>
-          <w:hyperlink w:anchor="__RefHeading___Toc9650_3861195596">
+          <w:hyperlink w:anchor="__RefHeading___Toc9664_1384164270">
             <w:r>
               <w:rPr>
                 <w:webHidden/>
@@ -3037,7 +3037,7 @@
             </w:tabs>
             <w:rPr/>
           </w:pPr>
-          <w:hyperlink w:anchor="__RefHeading___Toc9652_3861195596">
+          <w:hyperlink w:anchor="__RefHeading___Toc9666_1384164270">
             <w:r>
               <w:rPr>
                 <w:webHidden/>
@@ -3058,7 +3058,7 @@
             </w:tabs>
             <w:rPr/>
           </w:pPr>
-          <w:hyperlink w:anchor="__RefHeading___Toc9654_3861195596">
+          <w:hyperlink w:anchor="__RefHeading___Toc9668_1384164270">
             <w:r>
               <w:rPr>
                 <w:webHidden/>
@@ -3079,7 +3079,7 @@
             </w:tabs>
             <w:rPr/>
           </w:pPr>
-          <w:hyperlink w:anchor="__RefHeading___Toc9656_3861195596">
+          <w:hyperlink w:anchor="__RefHeading___Toc9670_1384164270">
             <w:r>
               <w:rPr>
                 <w:webHidden/>
@@ -3100,7 +3100,7 @@
             </w:tabs>
             <w:rPr/>
           </w:pPr>
-          <w:hyperlink w:anchor="__RefHeading___Toc9658_3861195596">
+          <w:hyperlink w:anchor="__RefHeading___Toc9672_1384164270">
             <w:r>
               <w:rPr>
                 <w:webHidden/>
@@ -3121,7 +3121,7 @@
             </w:tabs>
             <w:rPr/>
           </w:pPr>
-          <w:hyperlink w:anchor="__RefHeading___Toc9660_3861195596">
+          <w:hyperlink w:anchor="__RefHeading___Toc9674_1384164270">
             <w:r>
               <w:rPr>
                 <w:webHidden/>
@@ -3142,7 +3142,7 @@
             </w:tabs>
             <w:rPr/>
           </w:pPr>
-          <w:hyperlink w:anchor="__RefHeading___Toc9662_3861195596">
+          <w:hyperlink w:anchor="__RefHeading___Toc9676_1384164270">
             <w:r>
               <w:rPr>
                 <w:webHidden/>
@@ -3163,7 +3163,7 @@
             </w:tabs>
             <w:rPr/>
           </w:pPr>
-          <w:hyperlink w:anchor="__RefHeading___Toc9664_3861195596">
+          <w:hyperlink w:anchor="__RefHeading___Toc9678_1384164270">
             <w:r>
               <w:rPr>
                 <w:webHidden/>
@@ -3184,7 +3184,7 @@
             </w:tabs>
             <w:rPr/>
           </w:pPr>
-          <w:hyperlink w:anchor="__RefHeading___Toc9666_3861195596">
+          <w:hyperlink w:anchor="__RefHeading___Toc9680_1384164270">
             <w:r>
               <w:rPr>
                 <w:webHidden/>
@@ -3205,7 +3205,7 @@
             </w:tabs>
             <w:rPr/>
           </w:pPr>
-          <w:hyperlink w:anchor="__RefHeading___Toc9668_3861195596">
+          <w:hyperlink w:anchor="__RefHeading___Toc9682_1384164270">
             <w:r>
               <w:rPr>
                 <w:webHidden/>
@@ -3226,13 +3226,34 @@
             </w:tabs>
             <w:rPr/>
           </w:pPr>
-          <w:hyperlink w:anchor="__RefHeading___Toc9670_3861195596">
+          <w:hyperlink w:anchor="__RefHeading___Toc9684_1384164270">
             <w:r>
               <w:rPr>
                 <w:webHidden/>
                 <w:rStyle w:val="IndexLink"/>
               </w:rPr>
               <w:t>14 Pipeline Overview</w:t>
+              <w:tab/>
+              <w:t>96</w:t>
+            </w:r>
+          </w:hyperlink>
+        </w:p>
+        <w:p>
+          <w:pPr>
+            <w:pStyle w:val="TOC3"/>
+            <w:tabs>
+              <w:tab w:val="clear" w:pos="8793"/>
+              <w:tab w:val="right" w:pos="9359" w:leader="dot"/>
+            </w:tabs>
+            <w:rPr/>
+          </w:pPr>
+          <w:hyperlink w:anchor="__RefHeading___Toc9686_1384164270">
+            <w:r>
+              <w:rPr>
+                <w:webHidden/>
+                <w:rStyle w:val="IndexLink"/>
+              </w:rPr>
+              <w:t>14.0.1 Figure 3.1: Lattice Generator Pipeline</w:t>
               <w:tab/>
               <w:t>96</w:t>
             </w:r>
@@ -3247,7 +3268,7 @@
             </w:tabs>
             <w:rPr/>
           </w:pPr>
-          <w:hyperlink w:anchor="__RefHeading___Toc9672_3861195596">
+          <w:hyperlink w:anchor="__RefHeading___Toc9688_1384164270">
             <w:r>
               <w:rPr>
                 <w:webHidden/>
@@ -3268,7 +3289,7 @@
             </w:tabs>
             <w:rPr/>
           </w:pPr>
-          <w:hyperlink w:anchor="__RefHeading___Toc9674_3861195596">
+          <w:hyperlink w:anchor="__RefHeading___Toc9690_1384164270">
             <w:r>
               <w:rPr>
                 <w:webHidden/>
@@ -3289,7 +3310,7 @@
             </w:tabs>
             <w:rPr/>
           </w:pPr>
-          <w:hyperlink w:anchor="__RefHeading___Toc9676_3861195596">
+          <w:hyperlink w:anchor="__RefHeading___Toc9692_1384164270">
             <w:r>
               <w:rPr>
                 <w:webHidden/>
@@ -3310,7 +3331,7 @@
             </w:tabs>
             <w:rPr/>
           </w:pPr>
-          <w:hyperlink w:anchor="__RefHeading___Toc9678_3861195596">
+          <w:hyperlink w:anchor="__RefHeading___Toc9694_1384164270">
             <w:r>
               <w:rPr>
                 <w:webHidden/>
@@ -3331,7 +3352,7 @@
             </w:tabs>
             <w:rPr/>
           </w:pPr>
-          <w:hyperlink w:anchor="__RefHeading___Toc9680_3861195596">
+          <w:hyperlink w:anchor="__RefHeading___Toc9696_1384164270">
             <w:r>
               <w:rPr>
                 <w:webHidden/>
@@ -3352,7 +3373,7 @@
             </w:tabs>
             <w:rPr/>
           </w:pPr>
-          <w:hyperlink w:anchor="__RefHeading___Toc9682_3861195596">
+          <w:hyperlink w:anchor="__RefHeading___Toc9698_1384164270">
             <w:r>
               <w:rPr>
                 <w:webHidden/>
@@ -3373,7 +3394,7 @@
             </w:tabs>
             <w:rPr/>
           </w:pPr>
-          <w:hyperlink w:anchor="__RefHeading___Toc9684_3861195596">
+          <w:hyperlink w:anchor="__RefHeading___Toc9700_1384164270">
             <w:r>
               <w:rPr>
                 <w:webHidden/>
@@ -3394,7 +3415,7 @@
             </w:tabs>
             <w:rPr/>
           </w:pPr>
-          <w:hyperlink w:anchor="__RefHeading___Toc9686_3861195596">
+          <w:hyperlink w:anchor="__RefHeading___Toc9702_1384164270">
             <w:r>
               <w:rPr>
                 <w:webHidden/>
@@ -3415,7 +3436,7 @@
             </w:tabs>
             <w:rPr/>
           </w:pPr>
-          <w:hyperlink w:anchor="__RefHeading___Toc9688_3861195596">
+          <w:hyperlink w:anchor="__RefHeading___Toc9704_1384164270">
             <w:r>
               <w:rPr>
                 <w:webHidden/>
@@ -3436,7 +3457,7 @@
             </w:tabs>
             <w:rPr/>
           </w:pPr>
-          <w:hyperlink w:anchor="__RefHeading___Toc9690_3861195596">
+          <w:hyperlink w:anchor="__RefHeading___Toc9706_1384164270">
             <w:r>
               <w:rPr>
                 <w:webHidden/>
@@ -3457,7 +3478,7 @@
             </w:tabs>
             <w:rPr/>
           </w:pPr>
-          <w:hyperlink w:anchor="__RefHeading___Toc9692_3861195596">
+          <w:hyperlink w:anchor="__RefHeading___Toc9708_1384164270">
             <w:r>
               <w:rPr>
                 <w:webHidden/>
@@ -3478,7 +3499,7 @@
             </w:tabs>
             <w:rPr/>
           </w:pPr>
-          <w:hyperlink w:anchor="__RefHeading___Toc9694_3861195596">
+          <w:hyperlink w:anchor="__RefHeading___Toc9710_1384164270">
             <w:r>
               <w:rPr>
                 <w:webHidden/>
@@ -3499,7 +3520,7 @@
             </w:tabs>
             <w:rPr/>
           </w:pPr>
-          <w:hyperlink w:anchor="__RefHeading___Toc9696_3861195596">
+          <w:hyperlink w:anchor="__RefHeading___Toc9712_1384164270">
             <w:r>
               <w:rPr>
                 <w:webHidden/>
@@ -3520,7 +3541,7 @@
             </w:tabs>
             <w:rPr/>
           </w:pPr>
-          <w:hyperlink w:anchor="__RefHeading___Toc9698_3861195596">
+          <w:hyperlink w:anchor="__RefHeading___Toc9714_1384164270">
             <w:r>
               <w:rPr>
                 <w:webHidden/>
@@ -3541,7 +3562,7 @@
             </w:tabs>
             <w:rPr/>
           </w:pPr>
-          <w:hyperlink w:anchor="__RefHeading___Toc9700_3861195596">
+          <w:hyperlink w:anchor="__RefHeading___Toc9716_1384164270">
             <w:r>
               <w:rPr>
                 <w:webHidden/>
@@ -3562,7 +3583,7 @@
             </w:tabs>
             <w:rPr/>
           </w:pPr>
-          <w:hyperlink w:anchor="__RefHeading___Toc9702_3861195596">
+          <w:hyperlink w:anchor="__RefHeading___Toc9718_1384164270">
             <w:r>
               <w:rPr>
                 <w:webHidden/>
@@ -3583,7 +3604,7 @@
             </w:tabs>
             <w:rPr/>
           </w:pPr>
-          <w:hyperlink w:anchor="__RefHeading___Toc9704_3861195596">
+          <w:hyperlink w:anchor="__RefHeading___Toc9720_1384164270">
             <w:r>
               <w:rPr>
                 <w:webHidden/>
@@ -3604,7 +3625,7 @@
             </w:tabs>
             <w:rPr/>
           </w:pPr>
-          <w:hyperlink w:anchor="__RefHeading___Toc9706_3861195596">
+          <w:hyperlink w:anchor="__RefHeading___Toc9722_1384164270">
             <w:r>
               <w:rPr>
                 <w:webHidden/>
@@ -3625,7 +3646,7 @@
             </w:tabs>
             <w:rPr/>
           </w:pPr>
-          <w:hyperlink w:anchor="__RefHeading___Toc9708_3861195596">
+          <w:hyperlink w:anchor="__RefHeading___Toc9724_1384164270">
             <w:r>
               <w:rPr>
                 <w:webHidden/>
@@ -3646,7 +3667,7 @@
             </w:tabs>
             <w:rPr/>
           </w:pPr>
-          <w:hyperlink w:anchor="__RefHeading___Toc9710_3861195596">
+          <w:hyperlink w:anchor="__RefHeading___Toc9726_1384164270">
             <w:r>
               <w:rPr>
                 <w:webHidden/>
@@ -3667,7 +3688,7 @@
             </w:tabs>
             <w:rPr/>
           </w:pPr>
-          <w:hyperlink w:anchor="__RefHeading___Toc9712_3861195596">
+          <w:hyperlink w:anchor="__RefHeading___Toc9728_1384164270">
             <w:r>
               <w:rPr>
                 <w:webHidden/>
@@ -3688,7 +3709,7 @@
             </w:tabs>
             <w:rPr/>
           </w:pPr>
-          <w:hyperlink w:anchor="__RefHeading___Toc9714_3861195596">
+          <w:hyperlink w:anchor="__RefHeading___Toc9730_1384164270">
             <w:r>
               <w:rPr>
                 <w:webHidden/>
@@ -3709,7 +3730,7 @@
             </w:tabs>
             <w:rPr/>
           </w:pPr>
-          <w:hyperlink w:anchor="__RefHeading___Toc9716_3861195596">
+          <w:hyperlink w:anchor="__RefHeading___Toc9732_1384164270">
             <w:r>
               <w:rPr>
                 <w:webHidden/>
@@ -3730,7 +3751,7 @@
             </w:tabs>
             <w:rPr/>
           </w:pPr>
-          <w:hyperlink w:anchor="__RefHeading___Toc9718_3861195596">
+          <w:hyperlink w:anchor="__RefHeading___Toc9734_1384164270">
             <w:r>
               <w:rPr>
                 <w:webHidden/>
@@ -3751,7 +3772,7 @@
             </w:tabs>
             <w:rPr/>
           </w:pPr>
-          <w:hyperlink w:anchor="__RefHeading___Toc9720_3861195596">
+          <w:hyperlink w:anchor="__RefHeading___Toc9736_1384164270">
             <w:r>
               <w:rPr>
                 <w:webHidden/>
@@ -3772,7 +3793,7 @@
             </w:tabs>
             <w:rPr/>
           </w:pPr>
-          <w:hyperlink w:anchor="__RefHeading___Toc9722_3861195596">
+          <w:hyperlink w:anchor="__RefHeading___Toc9738_1384164270">
             <w:r>
               <w:rPr>
                 <w:webHidden/>
@@ -3793,7 +3814,7 @@
             </w:tabs>
             <w:rPr/>
           </w:pPr>
-          <w:hyperlink w:anchor="__RefHeading___Toc9724_3861195596">
+          <w:hyperlink w:anchor="__RefHeading___Toc9740_1384164270">
             <w:r>
               <w:rPr>
                 <w:webHidden/>
@@ -3814,7 +3835,7 @@
             </w:tabs>
             <w:rPr/>
           </w:pPr>
-          <w:hyperlink w:anchor="__RefHeading___Toc9726_3861195596">
+          <w:hyperlink w:anchor="__RefHeading___Toc9742_1384164270">
             <w:r>
               <w:rPr>
                 <w:webHidden/>
@@ -3835,7 +3856,7 @@
             </w:tabs>
             <w:rPr/>
           </w:pPr>
-          <w:hyperlink w:anchor="__RefHeading___Toc9728_3861195596">
+          <w:hyperlink w:anchor="__RefHeading___Toc9744_1384164270">
             <w:r>
               <w:rPr>
                 <w:webHidden/>
@@ -3856,7 +3877,7 @@
             </w:tabs>
             <w:rPr/>
           </w:pPr>
-          <w:hyperlink w:anchor="__RefHeading___Toc9730_3861195596">
+          <w:hyperlink w:anchor="__RefHeading___Toc9746_1384164270">
             <w:r>
               <w:rPr>
                 <w:webHidden/>
@@ -3877,7 +3898,7 @@
             </w:tabs>
             <w:rPr/>
           </w:pPr>
-          <w:hyperlink w:anchor="__RefHeading___Toc9732_3861195596">
+          <w:hyperlink w:anchor="__RefHeading___Toc9748_1384164270">
             <w:r>
               <w:rPr>
                 <w:webHidden/>
@@ -3898,7 +3919,7 @@
             </w:tabs>
             <w:rPr/>
           </w:pPr>
-          <w:hyperlink w:anchor="__RefHeading___Toc9734_3861195596">
+          <w:hyperlink w:anchor="__RefHeading___Toc9750_1384164270">
             <w:r>
               <w:rPr>
                 <w:webHidden/>
@@ -3919,7 +3940,7 @@
             </w:tabs>
             <w:rPr/>
           </w:pPr>
-          <w:hyperlink w:anchor="__RefHeading___Toc9736_3861195596">
+          <w:hyperlink w:anchor="__RefHeading___Toc9752_1384164270">
             <w:r>
               <w:rPr>
                 <w:webHidden/>
@@ -3940,7 +3961,7 @@
             </w:tabs>
             <w:rPr/>
           </w:pPr>
-          <w:hyperlink w:anchor="__RefHeading___Toc9738_3861195596">
+          <w:hyperlink w:anchor="__RefHeading___Toc9754_1384164270">
             <w:r>
               <w:rPr>
                 <w:webHidden/>
@@ -3961,7 +3982,7 @@
             </w:tabs>
             <w:rPr/>
           </w:pPr>
-          <w:hyperlink w:anchor="__RefHeading___Toc9740_3861195596">
+          <w:hyperlink w:anchor="__RefHeading___Toc9756_1384164270">
             <w:r>
               <w:rPr>
                 <w:webHidden/>
@@ -3982,7 +4003,7 @@
             </w:tabs>
             <w:rPr/>
           </w:pPr>
-          <w:hyperlink w:anchor="__RefHeading___Toc9742_3861195596">
+          <w:hyperlink w:anchor="__RefHeading___Toc9758_1384164270">
             <w:r>
               <w:rPr>
                 <w:webHidden/>
@@ -4003,7 +4024,7 @@
             </w:tabs>
             <w:rPr/>
           </w:pPr>
-          <w:hyperlink w:anchor="__RefHeading___Toc9744_3861195596">
+          <w:hyperlink w:anchor="__RefHeading___Toc9760_1384164270">
             <w:r>
               <w:rPr>
                 <w:webHidden/>
@@ -4024,7 +4045,7 @@
             </w:tabs>
             <w:rPr/>
           </w:pPr>
-          <w:hyperlink w:anchor="__RefHeading___Toc9746_3861195596">
+          <w:hyperlink w:anchor="__RefHeading___Toc9762_1384164270">
             <w:r>
               <w:rPr>
                 <w:webHidden/>
@@ -4045,7 +4066,7 @@
             </w:tabs>
             <w:rPr/>
           </w:pPr>
-          <w:hyperlink w:anchor="__RefHeading___Toc9748_3861195596">
+          <w:hyperlink w:anchor="__RefHeading___Toc9764_1384164270">
             <w:r>
               <w:rPr>
                 <w:webHidden/>
@@ -4066,7 +4087,7 @@
             </w:tabs>
             <w:rPr/>
           </w:pPr>
-          <w:hyperlink w:anchor="__RefHeading___Toc9750_3861195596">
+          <w:hyperlink w:anchor="__RefHeading___Toc9766_1384164270">
             <w:r>
               <w:rPr>
                 <w:webHidden/>
@@ -4087,7 +4108,7 @@
             </w:tabs>
             <w:rPr/>
           </w:pPr>
-          <w:hyperlink w:anchor="__RefHeading___Toc9752_3861195596">
+          <w:hyperlink w:anchor="__RefHeading___Toc9768_1384164270">
             <w:r>
               <w:rPr>
                 <w:webHidden/>
@@ -4108,7 +4129,7 @@
             </w:tabs>
             <w:rPr/>
           </w:pPr>
-          <w:hyperlink w:anchor="__RefHeading___Toc9754_3861195596">
+          <w:hyperlink w:anchor="__RefHeading___Toc9770_1384164270">
             <w:r>
               <w:rPr>
                 <w:webHidden/>
@@ -4129,7 +4150,7 @@
             </w:tabs>
             <w:rPr/>
           </w:pPr>
-          <w:hyperlink w:anchor="__RefHeading___Toc9756_3861195596">
+          <w:hyperlink w:anchor="__RefHeading___Toc9772_1384164270">
             <w:r>
               <w:rPr>
                 <w:webHidden/>
@@ -4150,7 +4171,7 @@
             </w:tabs>
             <w:rPr/>
           </w:pPr>
-          <w:hyperlink w:anchor="__RefHeading___Toc9758_3861195596">
+          <w:hyperlink w:anchor="__RefHeading___Toc9774_1384164270">
             <w:r>
               <w:rPr>
                 <w:webHidden/>
@@ -4171,7 +4192,7 @@
             </w:tabs>
             <w:rPr/>
           </w:pPr>
-          <w:hyperlink w:anchor="__RefHeading___Toc9760_3861195596">
+          <w:hyperlink w:anchor="__RefHeading___Toc9776_1384164270">
             <w:r>
               <w:rPr>
                 <w:webHidden/>
@@ -4192,7 +4213,7 @@
             </w:tabs>
             <w:rPr/>
           </w:pPr>
-          <w:hyperlink w:anchor="__RefHeading___Toc9762_3861195596">
+          <w:hyperlink w:anchor="__RefHeading___Toc9778_1384164270">
             <w:r>
               <w:rPr>
                 <w:webHidden/>
@@ -4213,7 +4234,7 @@
             </w:tabs>
             <w:rPr/>
           </w:pPr>
-          <w:hyperlink w:anchor="__RefHeading___Toc9764_3861195596">
+          <w:hyperlink w:anchor="__RefHeading___Toc9780_1384164270">
             <w:r>
               <w:rPr>
                 <w:webHidden/>
@@ -4234,7 +4255,7 @@
             </w:tabs>
             <w:rPr/>
           </w:pPr>
-          <w:hyperlink w:anchor="__RefHeading___Toc9766_3861195596">
+          <w:hyperlink w:anchor="__RefHeading___Toc9782_1384164270">
             <w:r>
               <w:rPr>
                 <w:webHidden/>
@@ -4255,7 +4276,7 @@
             </w:tabs>
             <w:rPr/>
           </w:pPr>
-          <w:hyperlink w:anchor="__RefHeading___Toc9768_3861195596">
+          <w:hyperlink w:anchor="__RefHeading___Toc9784_1384164270">
             <w:r>
               <w:rPr>
                 <w:webHidden/>
@@ -4308,15 +4329,59 @@
     <w:p>
       <w:pPr>
         <w:pStyle w:val="Normal"/>
-        <w:rPr/>
-      </w:pPr>
-      <w:r>
-        <w:rPr>
-          <w:i/>
-          <w:sz w:val="20"/>
-        </w:rPr>
-        <w:t>No figures in this document.</w:t>
-      </w:r>
+        <w:tabs>
+          <w:tab w:val="clear" w:pos="720"/>
+          <w:tab w:val="right" w:pos="9360" w:leader="dot"/>
+        </w:tabs>
+        <w:spacing w:before="0" w:after="0"/>
+        <w:rPr/>
+      </w:pPr>
+      <w:hyperlink w:anchor="_Fig_1_Lattice_Generator_Pi">
+        <w:r>
+          <w:rPr>
+            <w:rStyle w:val="ListLabel1"/>
+            <w:color w:val="000000"/>
+            <w:sz w:val="24"/>
+          </w:rPr>
+          <w:t>Figure 3.1: Lattice Generator Pipeline</w:t>
+        </w:r>
+        <w:r>
+          <w:rPr>
+            <w:rStyle w:val="ListLabel1"/>
+          </w:rPr>
+          <w:tab/>
+        </w:r>
+        <w:r>
+          <w:rPr>
+            <w:rStyle w:val="ListLabel1"/>
+          </w:rPr>
+          <w:fldChar w:fldCharType="begin"/>
+        </w:r>
+        <w:r>
+          <w:rPr>
+            <w:rStyle w:val="ListLabel1"/>
+          </w:rPr>
+          <w:instrText xml:space="preserve"> PAGEREF _Fig_1_Lattice_Generator_Pi \h </w:instrText>
+        </w:r>
+        <w:r>
+          <w:rPr>
+            <w:rStyle w:val="ListLabel1"/>
+          </w:rPr>
+          <w:fldChar w:fldCharType="separate"/>
+        </w:r>
+        <w:r>
+          <w:rPr>
+            <w:rStyle w:val="ListLabel1"/>
+          </w:rPr>
+          <w:t>96</w:t>
+        </w:r>
+        <w:r>
+          <w:rPr>
+            <w:rStyle w:val="ListLabel1"/>
+          </w:rPr>
+          <w:fldChar w:fldCharType="end"/>
+        </w:r>
+      </w:hyperlink>
     </w:p>
     <w:p>
       <w:pPr>
@@ -4378,7 +4443,7 @@
         <w:spacing w:before="0" w:after="120"/>
         <w:rPr/>
       </w:pPr>
-      <w:bookmarkStart w:id="2" w:name="__RefHeading___Toc9378_3861195596"/>
+      <w:bookmarkStart w:id="2" w:name="__RefHeading___Toc9392_1384164270"/>
       <w:bookmarkEnd w:id="2"/>
       <w:r>
         <w:rPr>
@@ -4516,7 +4581,7 @@
         <w:spacing w:before="360" w:after="120"/>
         <w:rPr/>
       </w:pPr>
-      <w:bookmarkStart w:id="4" w:name="__RefHeading___Toc9380_3861195596"/>
+      <w:bookmarkStart w:id="4" w:name="__RefHeading___Toc9394_1384164270"/>
       <w:bookmarkStart w:id="5" w:name="Xfbc2e7a11fe20206dbd101573e409140a1d0c26"/>
       <w:bookmarkEnd w:id="4"/>
       <w:r>
@@ -4659,7 +4724,7 @@
         <w:spacing w:before="280" w:after="80"/>
         <w:rPr/>
       </w:pPr>
-      <w:bookmarkStart w:id="6" w:name="__RefHeading___Toc9382_3861195596"/>
+      <w:bookmarkStart w:id="6" w:name="__RefHeading___Toc9396_1384164270"/>
       <w:bookmarkStart w:id="7" w:name="document-organization"/>
       <w:bookmarkEnd w:id="6"/>
       <w:r>
@@ -4707,7 +4772,7 @@
         <w:spacing w:before="200" w:after="80"/>
         <w:rPr/>
       </w:pPr>
-      <w:bookmarkStart w:id="8" w:name="__RefHeading___Toc9384_3861195596"/>
+      <w:bookmarkStart w:id="8" w:name="__RefHeading___Toc9398_1384164270"/>
       <w:bookmarkStart w:id="9" w:name="front-matter"/>
       <w:bookmarkEnd w:id="8"/>
       <w:r>
@@ -4755,7 +4820,7 @@
         <w:spacing w:before="200" w:after="80"/>
         <w:rPr/>
       </w:pPr>
-      <w:bookmarkStart w:id="11" w:name="__RefHeading___Toc9386_3861195596"/>
+      <w:bookmarkStart w:id="11" w:name="__RefHeading___Toc9400_1384164270"/>
       <w:bookmarkStart w:id="12" w:name="chapter-1-introduction"/>
       <w:bookmarkEnd w:id="11"/>
       <w:r>
@@ -4839,7 +4904,7 @@
         <w:spacing w:before="200" w:after="80"/>
         <w:rPr/>
       </w:pPr>
-      <w:bookmarkStart w:id="14" w:name="__RefHeading___Toc9388_3861195596"/>
+      <w:bookmarkStart w:id="14" w:name="__RefHeading___Toc9402_1384164270"/>
       <w:bookmarkStart w:id="15" w:name="chapter-2-system-overview"/>
       <w:bookmarkEnd w:id="14"/>
       <w:r>
@@ -4923,7 +4988,7 @@
         <w:spacing w:before="200" w:after="80"/>
         <w:rPr/>
       </w:pPr>
-      <w:bookmarkStart w:id="17" w:name="__RefHeading___Toc9390_3861195596"/>
+      <w:bookmarkStart w:id="17" w:name="__RefHeading___Toc9404_1384164270"/>
       <w:bookmarkStart w:id="18" w:name="chapter-3-architecture"/>
       <w:bookmarkEnd w:id="17"/>
       <w:r>
@@ -5007,7 +5072,7 @@
         <w:spacing w:before="200" w:after="80"/>
         <w:rPr/>
       </w:pPr>
-      <w:bookmarkStart w:id="20" w:name="__RefHeading___Toc9392_3861195596"/>
+      <w:bookmarkStart w:id="20" w:name="__RefHeading___Toc9406_1384164270"/>
       <w:bookmarkStart w:id="21" w:name="chapter-4-interfaces"/>
       <w:bookmarkEnd w:id="20"/>
       <w:r>
@@ -5091,7 +5156,7 @@
         <w:spacing w:before="200" w:after="80"/>
         <w:rPr/>
       </w:pPr>
-      <w:bookmarkStart w:id="23" w:name="__RefHeading___Toc9394_3861195596"/>
+      <w:bookmarkStart w:id="23" w:name="__RefHeading___Toc9408_1384164270"/>
       <w:bookmarkStart w:id="24" w:name="chapter-5-performance"/>
       <w:bookmarkEnd w:id="23"/>
       <w:r>
@@ -5175,7 +5240,7 @@
         <w:spacing w:before="200" w:after="80"/>
         <w:rPr/>
       </w:pPr>
-      <w:bookmarkStart w:id="26" w:name="__RefHeading___Toc9396_3861195596"/>
+      <w:bookmarkStart w:id="26" w:name="__RefHeading___Toc9410_1384164270"/>
       <w:bookmarkStart w:id="27" w:name="chapter-6-integration"/>
       <w:bookmarkEnd w:id="26"/>
       <w:r>
@@ -5328,7 +5393,7 @@
         <w:spacing w:before="280" w:after="80"/>
         <w:rPr/>
       </w:pPr>
-      <w:bookmarkStart w:id="30" w:name="__RefHeading___Toc9398_3861195596"/>
+      <w:bookmarkStart w:id="30" w:name="__RefHeading___Toc9412_1384164270"/>
       <w:bookmarkStart w:id="31" w:name="related-documentation"/>
       <w:bookmarkEnd w:id="30"/>
       <w:r>
@@ -5616,7 +5681,7 @@
         <w:spacing w:before="360" w:after="120"/>
         <w:rPr/>
       </w:pPr>
-      <w:bookmarkStart w:id="34" w:name="__RefHeading___Toc9400_3861195596"/>
+      <w:bookmarkStart w:id="34" w:name="__RefHeading___Toc9414_1384164270"/>
       <w:bookmarkStart w:id="35" w:name="X969b56dd9ecda962fd7633dbfbd3b0ca4314761"/>
       <w:bookmarkEnd w:id="34"/>
       <w:r>
@@ -5773,7 +5838,7 @@
         <w:spacing w:before="280" w:after="80"/>
         <w:rPr/>
       </w:pPr>
-      <w:bookmarkStart w:id="36" w:name="__RefHeading___Toc9402_3861195596"/>
+      <w:bookmarkStart w:id="36" w:name="__RefHeading___Toc9416_1384164270"/>
       <w:bookmarkStart w:id="37" w:name="document-organization-1"/>
       <w:bookmarkEnd w:id="36"/>
       <w:r>
@@ -5813,7 +5878,7 @@
         <w:spacing w:before="200" w:after="80"/>
         <w:rPr/>
       </w:pPr>
-      <w:bookmarkStart w:id="38" w:name="__RefHeading___Toc9404_3861195596"/>
+      <w:bookmarkStart w:id="38" w:name="__RefHeading___Toc9418_1384164270"/>
       <w:bookmarkStart w:id="39" w:name="main-documentation"/>
       <w:bookmarkEnd w:id="38"/>
       <w:r>
@@ -5865,7 +5930,7 @@
         <w:spacing w:before="280" w:after="80"/>
         <w:rPr/>
       </w:pPr>
-      <w:bookmarkStart w:id="42" w:name="__RefHeading___Toc9406_3861195596"/>
+      <w:bookmarkStart w:id="42" w:name="__RefHeading___Toc9420_1384164270"/>
       <w:bookmarkStart w:id="43" w:name="chapter-1-architecture"/>
       <w:bookmarkEnd w:id="42"/>
       <w:r>
@@ -5915,7 +5980,7 @@
         <w:spacing w:before="280" w:after="80"/>
         <w:rPr/>
       </w:pPr>
-      <w:bookmarkStart w:id="45" w:name="__RefHeading___Toc9408_3861195596"/>
+      <w:bookmarkStart w:id="45" w:name="__RefHeading___Toc9422_1384164270"/>
       <w:bookmarkStart w:id="46" w:name="chapter-2-address-decode-and-arbitration"/>
       <w:bookmarkEnd w:id="45"/>
       <w:r>
@@ -5965,7 +6030,7 @@
         <w:spacing w:before="280" w:after="80"/>
         <w:rPr/>
       </w:pPr>
-      <w:bookmarkStart w:id="48" w:name="__RefHeading___Toc9410_3861195596"/>
+      <w:bookmarkStart w:id="48" w:name="__RefHeading___Toc9424_1384164270"/>
       <w:bookmarkStart w:id="49" w:name="chapter-3-rtl-generator"/>
       <w:bookmarkEnd w:id="48"/>
       <w:r>
@@ -6076,7 +6141,7 @@
         <w:spacing w:before="280" w:after="80"/>
         <w:rPr/>
       </w:pPr>
-      <w:bookmarkStart w:id="51" w:name="__RefHeading___Toc9412_3861195596"/>
+      <w:bookmarkStart w:id="51" w:name="__RefHeading___Toc9426_1384164270"/>
       <w:bookmarkStart w:id="52" w:name="quick-navigation"/>
       <w:bookmarkEnd w:id="51"/>
       <w:r>
@@ -6104,7 +6169,7 @@
         <w:spacing w:before="200" w:after="80"/>
         <w:rPr/>
       </w:pPr>
-      <w:bookmarkStart w:id="53" w:name="__RefHeading___Toc9414_3861195596"/>
+      <w:bookmarkStart w:id="53" w:name="__RefHeading___Toc9428_1384164270"/>
       <w:bookmarkStart w:id="54" w:name="for-new-users"/>
       <w:bookmarkEnd w:id="53"/>
       <w:r>
@@ -6237,7 +6302,7 @@
         <w:spacing w:before="200" w:after="80"/>
         <w:rPr/>
       </w:pPr>
-      <w:bookmarkStart w:id="55" w:name="__RefHeading___Toc9416_3861195596"/>
+      <w:bookmarkStart w:id="55" w:name="__RefHeading___Toc9430_1384164270"/>
       <w:bookmarkStart w:id="56" w:name="for-integration"/>
       <w:bookmarkEnd w:id="55"/>
       <w:r>
@@ -6398,7 +6463,7 @@
         <w:spacing w:before="200" w:after="80"/>
         <w:rPr/>
       </w:pPr>
-      <w:bookmarkStart w:id="57" w:name="__RefHeading___Toc9418_3861195596"/>
+      <w:bookmarkStart w:id="57" w:name="__RefHeading___Toc9432_1384164270"/>
       <w:bookmarkStart w:id="58" w:name="common-questions"/>
       <w:bookmarkEnd w:id="57"/>
       <w:r>
@@ -6523,7 +6588,7 @@
         <w:spacing w:before="280" w:after="80"/>
         <w:rPr/>
       </w:pPr>
-      <w:bookmarkStart w:id="61" w:name="__RefHeading___Toc9420_3861195596"/>
+      <w:bookmarkStart w:id="61" w:name="__RefHeading___Toc9434_1384164270"/>
       <w:bookmarkStart w:id="62" w:name="visual-assets"/>
       <w:bookmarkEnd w:id="61"/>
       <w:r>
@@ -6657,7 +6722,7 @@
         <w:spacing w:before="200" w:after="80"/>
         <w:rPr/>
       </w:pPr>
-      <w:bookmarkStart w:id="63" w:name="__RefHeading___Toc9422_3861195596"/>
+      <w:bookmarkStart w:id="63" w:name="__RefHeading___Toc9436_1384164270"/>
       <w:bookmarkStart w:id="64" w:name="architecture-diagrams"/>
       <w:bookmarkEnd w:id="63"/>
       <w:r>
@@ -6808,7 +6873,7 @@
         <w:spacing w:before="200" w:after="80"/>
         <w:rPr/>
       </w:pPr>
-      <w:bookmarkStart w:id="65" w:name="__RefHeading___Toc9424_3861195596"/>
+      <w:bookmarkStart w:id="65" w:name="__RefHeading___Toc9438_1384164270"/>
       <w:bookmarkStart w:id="66" w:name="timing-diagrams"/>
       <w:bookmarkEnd w:id="65"/>
       <w:r>
@@ -6968,7 +7033,7 @@
         <w:spacing w:before="280" w:after="80"/>
         <w:rPr/>
       </w:pPr>
-      <w:bookmarkStart w:id="69" w:name="__RefHeading___Toc9426_3861195596"/>
+      <w:bookmarkStart w:id="69" w:name="__RefHeading___Toc9440_1384164270"/>
       <w:bookmarkStart w:id="70" w:name="component-overview"/>
       <w:bookmarkEnd w:id="69"/>
       <w:r>
@@ -6996,7 +7061,7 @@
         <w:spacing w:before="200" w:after="80"/>
         <w:rPr/>
       </w:pPr>
-      <w:bookmarkStart w:id="71" w:name="__RefHeading___Toc9428_3861195596"/>
+      <w:bookmarkStart w:id="71" w:name="__RefHeading___Toc9442_1384164270"/>
       <w:bookmarkStart w:id="72" w:name="key-features"/>
       <w:bookmarkEnd w:id="71"/>
       <w:r>
@@ -7151,7 +7216,7 @@
         <w:spacing w:before="200" w:after="80"/>
         <w:rPr/>
       </w:pPr>
-      <w:bookmarkStart w:id="73" w:name="__RefHeading___Toc9430_3861195596"/>
+      <w:bookmarkStart w:id="73" w:name="__RefHeading___Toc9444_1384164270"/>
       <w:bookmarkEnd w:id="73"/>
       <w:r>
         <w:rPr>
@@ -7794,7 +7859,7 @@
         <w:spacing w:before="200" w:after="80"/>
         <w:rPr/>
       </w:pPr>
-      <w:bookmarkStart w:id="75" w:name="__RefHeading___Toc9432_3861195596"/>
+      <w:bookmarkStart w:id="75" w:name="__RefHeading___Toc9446_1384164270"/>
       <w:bookmarkEnd w:id="75"/>
       <w:r>
         <w:rPr>
@@ -7976,7 +8041,7 @@
         <w:spacing w:before="280" w:after="80"/>
         <w:rPr/>
       </w:pPr>
-      <w:bookmarkStart w:id="77" w:name="__RefHeading___Toc9434_3861195596"/>
+      <w:bookmarkStart w:id="77" w:name="__RefHeading___Toc9448_1384164270"/>
       <w:bookmarkStart w:id="78" w:name="related-documentation-1"/>
       <w:bookmarkEnd w:id="77"/>
       <w:r>
@@ -8004,7 +8069,7 @@
         <w:spacing w:before="200" w:after="80"/>
         <w:rPr/>
       </w:pPr>
-      <w:bookmarkStart w:id="79" w:name="__RefHeading___Toc9436_3861195596"/>
+      <w:bookmarkStart w:id="79" w:name="__RefHeading___Toc9450_1384164270"/>
       <w:bookmarkStart w:id="80" w:name="companion-specifications"/>
       <w:bookmarkEnd w:id="79"/>
       <w:r>
@@ -8057,7 +8122,7 @@
         <w:spacing w:before="200" w:after="80"/>
         <w:rPr/>
       </w:pPr>
-      <w:bookmarkStart w:id="81" w:name="__RefHeading___Toc9438_3861195596"/>
+      <w:bookmarkStart w:id="81" w:name="__RefHeading___Toc9452_1384164270"/>
       <w:bookmarkStart w:id="82" w:name="project-level"/>
       <w:bookmarkEnd w:id="81"/>
       <w:r>
@@ -8185,7 +8250,7 @@
         <w:spacing w:before="200" w:after="80"/>
         <w:rPr/>
       </w:pPr>
-      <w:bookmarkStart w:id="83" w:name="__RefHeading___Toc9440_3861195596"/>
+      <w:bookmarkStart w:id="83" w:name="__RefHeading___Toc9454_1384164270"/>
       <w:bookmarkStart w:id="84" w:name="test-infrastructure"/>
       <w:bookmarkEnd w:id="83"/>
       <w:r>
@@ -8276,7 +8341,7 @@
         <w:spacing w:before="200" w:after="80"/>
         <w:rPr/>
       </w:pPr>
-      <w:bookmarkStart w:id="85" w:name="__RefHeading___Toc9442_3861195596"/>
+      <w:bookmarkStart w:id="85" w:name="__RefHeading___Toc9456_1384164270"/>
       <w:bookmarkStart w:id="86" w:name="rtl"/>
       <w:bookmarkEnd w:id="85"/>
       <w:r>
@@ -8468,7 +8533,7 @@
         <w:spacing w:before="280" w:after="80"/>
         <w:rPr/>
       </w:pPr>
-      <w:bookmarkStart w:id="89" w:name="__RefHeading___Toc9444_3861195596"/>
+      <w:bookmarkStart w:id="89" w:name="__RefHeading___Toc9458_1384164270"/>
       <w:bookmarkStart w:id="90" w:name="version-history"/>
       <w:bookmarkEnd w:id="89"/>
       <w:r>
@@ -8737,7 +8802,7 @@
         <w:spacing w:before="360" w:after="120"/>
         <w:rPr/>
       </w:pPr>
-      <w:bookmarkStart w:id="93" w:name="__RefHeading___Toc9446_3861195596"/>
+      <w:bookmarkStart w:id="93" w:name="__RefHeading___Toc9460_1384164270"/>
       <w:bookmarkStart w:id="94" w:name="product-requirements-document-prd"/>
       <w:bookmarkEnd w:id="93"/>
       <w:r>
@@ -8769,7 +8834,7 @@
         <w:spacing w:before="280" w:after="80"/>
         <w:rPr/>
       </w:pPr>
-      <w:bookmarkStart w:id="95" w:name="__RefHeading___Toc9448_3861195596"/>
+      <w:bookmarkStart w:id="95" w:name="__RefHeading___Toc9462_1384164270"/>
       <w:bookmarkStart w:id="96" w:name="lattice-generator"/>
       <w:bookmarkEnd w:id="95"/>
       <w:r>
@@ -9021,7 +9086,7 @@
         <w:spacing w:before="280" w:after="80"/>
         <w:rPr/>
       </w:pPr>
-      <w:bookmarkStart w:id="98" w:name="__RefHeading___Toc9450_3861195596"/>
+      <w:bookmarkStart w:id="98" w:name="__RefHeading___Toc9464_1384164270"/>
       <w:bookmarkStart w:id="99" w:name="executive-summary"/>
       <w:bookmarkEnd w:id="98"/>
       <w:r>
@@ -9101,7 +9166,7 @@
         <w:spacing w:before="200" w:after="80"/>
         <w:rPr/>
       </w:pPr>
-      <w:bookmarkStart w:id="100" w:name="__RefHeading___Toc9452_3861195596"/>
+      <w:bookmarkStart w:id="100" w:name="__RefHeading___Toc9466_1384164270"/>
       <w:bookmarkStart w:id="101" w:name="quick-stats"/>
       <w:bookmarkEnd w:id="100"/>
       <w:r>
@@ -9235,7 +9300,7 @@
         <w:spacing w:before="200" w:after="80"/>
         <w:rPr/>
       </w:pPr>
-      <w:bookmarkStart w:id="102" w:name="__RefHeading___Toc9454_3861195596"/>
+      <w:bookmarkStart w:id="102" w:name="__RefHeading___Toc9468_1384164270"/>
       <w:bookmarkStart w:id="103" w:name="project-goals"/>
       <w:bookmarkEnd w:id="102"/>
       <w:r>
@@ -9397,7 +9462,7 @@
         <w:spacing w:before="280" w:after="80"/>
         <w:rPr/>
       </w:pPr>
-      <w:bookmarkStart w:id="106" w:name="__RefHeading___Toc9456_3861195596"/>
+      <w:bookmarkStart w:id="106" w:name="__RefHeading___Toc9470_1384164270"/>
       <w:bookmarkStart w:id="107" w:name="key-design-principles"/>
       <w:bookmarkEnd w:id="106"/>
       <w:r>
@@ -9425,7 +9490,7 @@
         <w:spacing w:before="200" w:after="80"/>
         <w:rPr/>
       </w:pPr>
-      <w:bookmarkStart w:id="108" w:name="__RefHeading___Toc9458_3861195596"/>
+      <w:bookmarkStart w:id="108" w:name="__RefHeading___Toc9472_1384164270"/>
       <w:bookmarkStart w:id="109" w:name="architecture-philosophy"/>
       <w:bookmarkEnd w:id="108"/>
       <w:r>
@@ -9540,7 +9605,7 @@
         <w:spacing w:before="200" w:after="80"/>
         <w:rPr/>
       </w:pPr>
-      <w:bookmarkStart w:id="110" w:name="__RefHeading___Toc9460_3861195596"/>
+      <w:bookmarkStart w:id="110" w:name="__RefHeading___Toc9474_1384164270"/>
       <w:bookmarkStart w:id="111" w:name="design-trade-offs"/>
       <w:bookmarkEnd w:id="110"/>
       <w:r>
@@ -10165,7 +10230,7 @@
         <w:spacing w:before="280" w:after="80"/>
         <w:rPr/>
       </w:pPr>
-      <w:bookmarkStart w:id="114" w:name="__RefHeading___Toc9462_3861195596"/>
+      <w:bookmarkStart w:id="114" w:name="__RefHeading___Toc9476_1384164270"/>
       <w:bookmarkStart w:id="115" w:name="architecture-overview"/>
       <w:bookmarkEnd w:id="114"/>
       <w:r>
@@ -10193,7 +10258,7 @@
         <w:spacing w:before="200" w:after="80"/>
         <w:rPr/>
       </w:pPr>
-      <w:bookmarkStart w:id="116" w:name="__RefHeading___Toc9464_3861195596"/>
+      <w:bookmarkStart w:id="116" w:name="__RefHeading___Toc9478_1384164270"/>
       <w:bookmarkStart w:id="117" w:name="top-level-block-diagram"/>
       <w:bookmarkEnd w:id="116"/>
       <w:r>
@@ -10652,7 +10717,7 @@
         <w:spacing w:before="200" w:after="80"/>
         <w:rPr/>
       </w:pPr>
-      <w:bookmarkStart w:id="118" w:name="__RefHeading___Toc9466_3861195596"/>
+      <w:bookmarkStart w:id="118" w:name="__RefHeading___Toc9480_1384164270"/>
       <w:bookmarkStart w:id="119" w:name="address-mapping"/>
       <w:bookmarkEnd w:id="118"/>
       <w:r>
@@ -10889,7 +10954,7 @@
         <w:spacing w:before="200" w:after="80"/>
         <w:rPr/>
       </w:pPr>
-      <w:bookmarkStart w:id="120" w:name="__RefHeading___Toc9468_3861195596"/>
+      <w:bookmarkStart w:id="120" w:name="__RefHeading___Toc9482_1384164270"/>
       <w:bookmarkStart w:id="121" w:name="arbitration-strategy"/>
       <w:bookmarkEnd w:id="120"/>
       <w:r>
@@ -11134,7 +11199,7 @@
         <w:spacing w:before="280" w:after="80"/>
         <w:rPr/>
       </w:pPr>
-      <w:bookmarkStart w:id="124" w:name="__RefHeading___Toc9470_3861195596"/>
+      <w:bookmarkStart w:id="124" w:name="__RefHeading___Toc9484_1384164270"/>
       <w:bookmarkStart w:id="125" w:name="available-variants"/>
       <w:bookmarkEnd w:id="124"/>
       <w:r>
@@ -11162,7 +11227,7 @@
         <w:spacing w:before="200" w:after="80"/>
         <w:rPr/>
       </w:pPr>
-      <w:bookmarkStart w:id="126" w:name="__RefHeading___Toc9472_3861195596"/>
+      <w:bookmarkStart w:id="126" w:name="__RefHeading___Toc9486_1384164270"/>
       <w:bookmarkStart w:id="127" w:name="pre-generated-modules"/>
       <w:bookmarkEnd w:id="126"/>
       <w:r>
@@ -12020,7 +12085,7 @@
         <w:spacing w:before="200" w:after="80"/>
         <w:rPr/>
       </w:pPr>
-      <w:bookmarkStart w:id="129" w:name="__RefHeading___Toc9474_3861195596"/>
+      <w:bookmarkStart w:id="129" w:name="__RefHeading___Toc9488_1384164270"/>
       <w:bookmarkStart w:id="130" w:name="wrapper-modules"/>
       <w:bookmarkEnd w:id="129"/>
       <w:r>
@@ -12748,7 +12813,7 @@
         <w:spacing w:before="280" w:after="80"/>
         <w:rPr/>
       </w:pPr>
-      <w:bookmarkStart w:id="133" w:name="__RefHeading___Toc9476_3861195596"/>
+      <w:bookmarkStart w:id="133" w:name="__RefHeading___Toc9490_1384164270"/>
       <w:bookmarkStart w:id="134" w:name="functional-requirements"/>
       <w:bookmarkEnd w:id="133"/>
       <w:r>
@@ -12776,7 +12841,7 @@
         <w:spacing w:before="200" w:after="80"/>
         <w:rPr/>
       </w:pPr>
-      <w:bookmarkStart w:id="135" w:name="__RefHeading___Toc9478_3861195596"/>
+      <w:bookmarkStart w:id="135" w:name="__RefHeading___Toc9492_1384164270"/>
       <w:bookmarkStart w:id="136" w:name="fr-1-arbitrary-mxn-configuration"/>
       <w:bookmarkEnd w:id="135"/>
       <w:r>
@@ -12879,7 +12944,7 @@
         <w:spacing w:before="200" w:after="80"/>
         <w:rPr/>
       </w:pPr>
-      <w:bookmarkStart w:id="137" w:name="__RefHeading___Toc9480_3861195596"/>
+      <w:bookmarkStart w:id="137" w:name="__RefHeading___Toc9494_1384164270"/>
       <w:bookmarkStart w:id="138" w:name="fr-2-round-robin-arbitration"/>
       <w:bookmarkEnd w:id="137"/>
       <w:r>
@@ -12982,7 +13047,7 @@
         <w:spacing w:before="200" w:after="80"/>
         <w:rPr/>
       </w:pPr>
-      <w:bookmarkStart w:id="139" w:name="__RefHeading___Toc9482_3861195596"/>
+      <w:bookmarkStart w:id="139" w:name="__RefHeading___Toc9496_1384164270"/>
       <w:bookmarkStart w:id="140" w:name="fr-3-address-based-routing"/>
       <w:bookmarkEnd w:id="139"/>
       <w:r>
@@ -13085,7 +13150,7 @@
         <w:spacing w:before="200" w:after="80"/>
         <w:rPr/>
       </w:pPr>
-      <w:bookmarkStart w:id="141" w:name="__RefHeading___Toc9484_3861195596"/>
+      <w:bookmarkStart w:id="141" w:name="__RefHeading___Toc9498_1384164270"/>
       <w:bookmarkStart w:id="142" w:name="fr-4-back-to-back-transactions"/>
       <w:bookmarkEnd w:id="141"/>
       <w:r>
@@ -13201,7 +13266,7 @@
         <w:spacing w:before="200" w:after="80"/>
         <w:rPr/>
       </w:pPr>
-      <w:bookmarkStart w:id="143" w:name="__RefHeading___Toc9486_3861195596"/>
+      <w:bookmarkStart w:id="143" w:name="__RefHeading___Toc9500_1384164270"/>
       <w:bookmarkStart w:id="144" w:name="fr-5-configurable-address-map"/>
       <w:bookmarkEnd w:id="143"/>
       <w:r>
@@ -13374,7 +13439,7 @@
         <w:spacing w:before="280" w:after="80"/>
         <w:rPr/>
       </w:pPr>
-      <w:bookmarkStart w:id="147" w:name="__RefHeading___Toc9488_3861195596"/>
+      <w:bookmarkStart w:id="147" w:name="__RefHeading___Toc9502_1384164270"/>
       <w:bookmarkStart w:id="148" w:name="interface-specifications"/>
       <w:bookmarkEnd w:id="147"/>
       <w:r>
@@ -13402,7 +13467,7 @@
         <w:spacing w:before="200" w:after="80"/>
         <w:rPr/>
       </w:pPr>
-      <w:bookmarkStart w:id="149" w:name="__RefHeading___Toc9490_3861195596"/>
+      <w:bookmarkStart w:id="149" w:name="__RefHeading___Toc9504_1384164270"/>
       <w:bookmarkStart w:id="150" w:name="master-side-interface-apb-slave"/>
       <w:bookmarkEnd w:id="149"/>
       <w:r>
@@ -13845,7 +13910,7 @@
         <w:spacing w:before="200" w:after="80"/>
         <w:rPr/>
       </w:pPr>
-      <w:bookmarkStart w:id="151" w:name="__RefHeading___Toc9492_3861195596"/>
+      <w:bookmarkStart w:id="151" w:name="__RefHeading___Toc9506_1384164270"/>
       <w:bookmarkStart w:id="152" w:name="slave-side-interface-apb-master"/>
       <w:bookmarkEnd w:id="151"/>
       <w:r>
@@ -14478,7 +14543,7 @@
         <w:spacing w:before="280" w:after="80"/>
         <w:rPr/>
       </w:pPr>
-      <w:bookmarkStart w:id="155" w:name="__RefHeading___Toc9494_3861195596"/>
+      <w:bookmarkStart w:id="155" w:name="__RefHeading___Toc9508_1384164270"/>
       <w:bookmarkStart w:id="156" w:name="parameter-configuration"/>
       <w:bookmarkEnd w:id="155"/>
       <w:r>
@@ -15415,7 +15480,7 @@
         <w:spacing w:before="280" w:after="80"/>
         <w:rPr/>
       </w:pPr>
-      <w:bookmarkStart w:id="158" w:name="__RefHeading___Toc9496_3861195596"/>
+      <w:bookmarkStart w:id="158" w:name="__RefHeading___Toc9510_1384164270"/>
       <w:bookmarkStart w:id="159" w:name="generator-usage"/>
       <w:bookmarkEnd w:id="158"/>
       <w:r>
@@ -15443,7 +15508,7 @@
         <w:spacing w:before="200" w:after="80"/>
         <w:rPr/>
       </w:pPr>
-      <w:bookmarkStart w:id="160" w:name="__RefHeading___Toc9498_3861195596"/>
+      <w:bookmarkStart w:id="160" w:name="__RefHeading___Toc9512_1384164270"/>
       <w:bookmarkStart w:id="161" w:name="pre-generated-variants-1"/>
       <w:bookmarkEnd w:id="160"/>
       <w:r>
@@ -15546,7 +15611,7 @@
         <w:spacing w:before="200" w:after="80"/>
         <w:rPr/>
       </w:pPr>
-      <w:bookmarkStart w:id="162" w:name="__RefHeading___Toc9500_3861195596"/>
+      <w:bookmarkStart w:id="162" w:name="__RefHeading___Toc9514_1384164270"/>
       <w:bookmarkStart w:id="163" w:name="custom-generation"/>
       <w:bookmarkEnd w:id="162"/>
       <w:r>
@@ -15697,7 +15762,7 @@
         <w:spacing w:before="200" w:after="80"/>
         <w:rPr/>
       </w:pPr>
-      <w:bookmarkStart w:id="164" w:name="__RefHeading___Toc9502_3861195596"/>
+      <w:bookmarkStart w:id="164" w:name="__RefHeading___Toc9516_1384164270"/>
       <w:bookmarkStart w:id="165" w:name="generator-options"/>
       <w:bookmarkEnd w:id="164"/>
       <w:r>
@@ -15957,7 +16022,7 @@
         <w:spacing w:before="280" w:after="80"/>
         <w:rPr/>
       </w:pPr>
-      <w:bookmarkStart w:id="168" w:name="__RefHeading___Toc9504_3861195596"/>
+      <w:bookmarkStart w:id="168" w:name="__RefHeading___Toc9518_1384164270"/>
       <w:bookmarkStart w:id="169" w:name="performance-characteristics"/>
       <w:bookmarkEnd w:id="168"/>
       <w:r>
@@ -15985,7 +16050,7 @@
         <w:spacing w:before="200" w:after="80"/>
         <w:rPr/>
       </w:pPr>
-      <w:bookmarkStart w:id="170" w:name="__RefHeading___Toc9506_3861195596"/>
+      <w:bookmarkStart w:id="170" w:name="__RefHeading___Toc9520_1384164270"/>
       <w:bookmarkStart w:id="171" w:name="latency"/>
       <w:bookmarkEnd w:id="170"/>
       <w:r>
@@ -16666,7 +16731,7 @@
         <w:spacing w:before="200" w:after="80"/>
         <w:rPr/>
       </w:pPr>
-      <w:bookmarkStart w:id="173" w:name="__RefHeading___Toc9508_3861195596"/>
+      <w:bookmarkStart w:id="173" w:name="__RefHeading___Toc9522_1384164270"/>
       <w:bookmarkStart w:id="174" w:name="throughput"/>
       <w:bookmarkEnd w:id="173"/>
       <w:r>
@@ -16747,7 +16812,7 @@
         <w:spacing w:before="200" w:after="80"/>
         <w:rPr/>
       </w:pPr>
-      <w:bookmarkStart w:id="175" w:name="__RefHeading___Toc9510_3861195596"/>
+      <w:bookmarkStart w:id="175" w:name="__RefHeading___Toc9524_1384164270"/>
       <w:bookmarkStart w:id="176" w:name="resource-utilization-estimated"/>
       <w:bookmarkEnd w:id="175"/>
       <w:r>
@@ -16797,7 +16862,7 @@
         <w:spacing w:before="280" w:after="80"/>
         <w:rPr/>
       </w:pPr>
-      <w:bookmarkStart w:id="179" w:name="__RefHeading___Toc9512_3861195596"/>
+      <w:bookmarkStart w:id="179" w:name="__RefHeading___Toc9526_1384164270"/>
       <w:bookmarkStart w:id="180" w:name="verification-status"/>
       <w:bookmarkEnd w:id="179"/>
       <w:r>
@@ -16825,7 +16890,7 @@
         <w:spacing w:before="200" w:after="80"/>
         <w:rPr/>
       </w:pPr>
-      <w:bookmarkStart w:id="181" w:name="__RefHeading___Toc9514_3861195596"/>
+      <w:bookmarkStart w:id="181" w:name="__RefHeading___Toc9528_1384164270"/>
       <w:bookmarkStart w:id="182" w:name="test-coverage"/>
       <w:bookmarkEnd w:id="181"/>
       <w:r>
@@ -17845,7 +17910,7 @@
         <w:spacing w:before="200" w:after="80"/>
         <w:rPr/>
       </w:pPr>
-      <w:bookmarkStart w:id="183" w:name="__RefHeading___Toc9516_3861195596"/>
+      <w:bookmarkStart w:id="183" w:name="__RefHeading___Toc9530_1384164270"/>
       <w:bookmarkStart w:id="184" w:name="test-methodology"/>
       <w:bookmarkEnd w:id="183"/>
       <w:r>
@@ -17984,7 +18049,7 @@
         <w:spacing w:before="280" w:after="80"/>
         <w:rPr/>
       </w:pPr>
-      <w:bookmarkStart w:id="187" w:name="__RefHeading___Toc9518_3861195596"/>
+      <w:bookmarkStart w:id="187" w:name="__RefHeading___Toc9532_1384164270"/>
       <w:bookmarkStart w:id="188" w:name="integration-guide"/>
       <w:bookmarkEnd w:id="187"/>
       <w:r>
@@ -18012,7 +18077,7 @@
         <w:spacing w:before="200" w:after="80"/>
         <w:rPr/>
       </w:pPr>
-      <w:bookmarkStart w:id="189" w:name="__RefHeading___Toc9520_3861195596"/>
+      <w:bookmarkStart w:id="189" w:name="__RefHeading___Toc9534_1384164270"/>
       <w:bookmarkStart w:id="190" w:name="simple-integration-1to4"/>
       <w:bookmarkEnd w:id="189"/>
       <w:r>
@@ -18405,7 +18470,7 @@
         <w:spacing w:before="200" w:after="80"/>
         <w:rPr/>
       </w:pPr>
-      <w:bookmarkStart w:id="191" w:name="__RefHeading___Toc9522_3861195596"/>
+      <w:bookmarkStart w:id="191" w:name="__RefHeading___Toc9536_1384164270"/>
       <w:bookmarkStart w:id="192" w:name="multi-master-integration-2to4"/>
       <w:bookmarkEnd w:id="191"/>
       <w:r>
@@ -18741,7 +18806,7 @@
         <w:spacing w:before="280" w:after="80"/>
         <w:rPr/>
       </w:pPr>
-      <w:bookmarkStart w:id="195" w:name="__RefHeading___Toc9524_3861195596"/>
+      <w:bookmarkStart w:id="195" w:name="__RefHeading___Toc9538_1384164270"/>
       <w:bookmarkStart w:id="196" w:name="design-constraints"/>
       <w:bookmarkEnd w:id="195"/>
       <w:r>
@@ -18769,7 +18834,7 @@
         <w:spacing w:before="200" w:after="80"/>
         <w:rPr/>
       </w:pPr>
-      <w:bookmarkStart w:id="197" w:name="__RefHeading___Toc9526_3861195596"/>
+      <w:bookmarkStart w:id="197" w:name="__RefHeading___Toc9540_1384164270"/>
       <w:bookmarkEnd w:id="197"/>
       <w:r>
         <w:rPr>
@@ -19442,7 +19507,7 @@
         <w:spacing w:before="200" w:after="80"/>
         <w:rPr/>
       </w:pPr>
-      <w:bookmarkStart w:id="199" w:name="__RefHeading___Toc9528_3861195596"/>
+      <w:bookmarkStart w:id="199" w:name="__RefHeading___Toc9542_1384164270"/>
       <w:bookmarkEnd w:id="199"/>
       <w:r>
         <w:rPr>
@@ -19622,7 +19687,7 @@
         <w:spacing w:before="280" w:after="80"/>
         <w:rPr/>
       </w:pPr>
-      <w:bookmarkStart w:id="201" w:name="__RefHeading___Toc9530_3861195596"/>
+      <w:bookmarkStart w:id="201" w:name="__RefHeading___Toc9544_1384164270"/>
       <w:bookmarkStart w:id="202" w:name="future-enhancements"/>
       <w:bookmarkEnd w:id="201"/>
       <w:r>
@@ -19650,7 +19715,7 @@
         <w:spacing w:before="200" w:after="80"/>
         <w:rPr/>
       </w:pPr>
-      <w:bookmarkStart w:id="203" w:name="__RefHeading___Toc9532_3861195596"/>
+      <w:bookmarkStart w:id="203" w:name="__RefHeading___Toc9546_1384164270"/>
       <w:bookmarkStart w:id="204" w:name="potential-features"/>
       <w:bookmarkEnd w:id="203"/>
       <w:r>
@@ -19784,7 +19849,7 @@
         <w:spacing w:before="200" w:after="80"/>
         <w:rPr/>
       </w:pPr>
-      <w:bookmarkStart w:id="205" w:name="__RefHeading___Toc9534_3861195596"/>
+      <w:bookmarkStart w:id="205" w:name="__RefHeading___Toc9548_1384164270"/>
       <w:bookmarkStart w:id="206" w:name="generator-improvements"/>
       <w:bookmarkEnd w:id="205"/>
       <w:r>
@@ -19967,7 +20032,7 @@
         <w:spacing w:before="280" w:after="80"/>
         <w:rPr/>
       </w:pPr>
-      <w:bookmarkStart w:id="209" w:name="__RefHeading___Toc9536_3861195596"/>
+      <w:bookmarkStart w:id="209" w:name="__RefHeading___Toc9550_1384164270"/>
       <w:bookmarkStart w:id="210" w:name="references"/>
       <w:bookmarkEnd w:id="209"/>
       <w:r>
@@ -19995,7 +20060,7 @@
         <w:spacing w:before="200" w:after="80"/>
         <w:rPr/>
       </w:pPr>
-      <w:bookmarkStart w:id="211" w:name="__RefHeading___Toc9538_3861195596"/>
+      <w:bookmarkStart w:id="211" w:name="__RefHeading___Toc9552_1384164270"/>
       <w:bookmarkStart w:id="212" w:name="internal-documentation"/>
       <w:bookmarkEnd w:id="211"/>
       <w:r>
@@ -20104,7 +20169,7 @@
         <w:spacing w:before="200" w:after="80"/>
         <w:rPr/>
       </w:pPr>
-      <w:bookmarkStart w:id="213" w:name="__RefHeading___Toc9540_3861195596"/>
+      <w:bookmarkStart w:id="213" w:name="__RefHeading___Toc9554_1384164270"/>
       <w:bookmarkStart w:id="214" w:name="external-standards"/>
       <w:bookmarkEnd w:id="213"/>
       <w:r>
@@ -20175,7 +20240,7 @@
         <w:spacing w:before="200" w:after="80"/>
         <w:rPr/>
       </w:pPr>
-      <w:bookmarkStart w:id="215" w:name="__RefHeading___Toc9542_3861195596"/>
+      <w:bookmarkStart w:id="215" w:name="__RefHeading___Toc9556_1384164270"/>
       <w:bookmarkStart w:id="216" w:name="related-components"/>
       <w:bookmarkEnd w:id="215"/>
       <w:r>
@@ -20481,7 +20546,7 @@
         <w:spacing w:before="360" w:after="120"/>
         <w:rPr/>
       </w:pPr>
-      <w:bookmarkStart w:id="220" w:name="__RefHeading___Toc9544_3861195596"/>
+      <w:bookmarkStart w:id="220" w:name="__RefHeading___Toc9558_1384164270"/>
       <w:bookmarkStart w:id="221" w:name="claude-code-guide-lattice-component"/>
       <w:bookmarkEnd w:id="220"/>
       <w:r>
@@ -20710,7 +20775,7 @@
         <w:spacing w:before="280" w:after="80"/>
         <w:rPr/>
       </w:pPr>
-      <w:bookmarkStart w:id="222" w:name="__RefHeading___Toc9546_3861195596"/>
+      <w:bookmarkStart w:id="222" w:name="__RefHeading___Toc9560_1384164270"/>
       <w:bookmarkStart w:id="223" w:name="quick-context"/>
       <w:bookmarkEnd w:id="222"/>
       <w:r>
@@ -20896,7 +20961,7 @@
         <w:spacing w:before="280" w:after="80"/>
         <w:rPr/>
       </w:pPr>
-      <w:bookmarkStart w:id="225" w:name="__RefHeading___Toc9548_3861195596"/>
+      <w:bookmarkStart w:id="225" w:name="__RefHeading___Toc9562_1384164270"/>
       <w:bookmarkStart w:id="226" w:name="critical-rules-for-this-component"/>
       <w:bookmarkEnd w:id="225"/>
       <w:r>
@@ -20924,7 +20989,7 @@
         <w:spacing w:before="200" w:after="80"/>
         <w:rPr/>
       </w:pPr>
-      <w:bookmarkStart w:id="227" w:name="__RefHeading___Toc9550_3861195596"/>
+      <w:bookmarkStart w:id="227" w:name="__RefHeading___Toc9564_1384164270"/>
       <w:bookmarkStart w:id="228" w:name="X90f3734b953ac2b4e7a3d89b8a6d5f2e4f40a4d"/>
       <w:bookmarkEnd w:id="227"/>
       <w:r>
@@ -21125,7 +21190,7 @@
         <w:spacing w:before="200" w:after="80"/>
         <w:rPr/>
       </w:pPr>
-      <w:bookmarkStart w:id="229" w:name="__RefHeading___Toc9552_3861195596"/>
+      <w:bookmarkStart w:id="229" w:name="__RefHeading___Toc9566_1384164270"/>
       <w:bookmarkStart w:id="230" w:name="rule-1-address-map-is-fixed-per-slave"/>
       <w:bookmarkEnd w:id="229"/>
       <w:r>
@@ -21363,7 +21428,7 @@
         <w:spacing w:before="200" w:after="80"/>
         <w:rPr/>
       </w:pPr>
-      <w:bookmarkStart w:id="231" w:name="__RefHeading___Toc9554_3861195596"/>
+      <w:bookmarkStart w:id="231" w:name="__RefHeading___Toc9568_1384164270"/>
       <w:bookmarkStart w:id="232" w:name="rule-2-know-the-pre-generated-variants"/>
       <w:bookmarkEnd w:id="231"/>
       <w:r>
@@ -22254,7 +22319,7 @@
         <w:spacing w:before="200" w:after="80"/>
         <w:rPr/>
       </w:pPr>
-      <w:bookmarkStart w:id="234" w:name="__RefHeading___Toc9556_3861195596"/>
+      <w:bookmarkStart w:id="234" w:name="__RefHeading___Toc9570_1384164270"/>
       <w:bookmarkStart w:id="235" w:name="rule-3-generator-syntax"/>
       <w:bookmarkEnd w:id="234"/>
       <w:r>
@@ -22678,7 +22743,7 @@
         <w:spacing w:before="280" w:after="80"/>
         <w:rPr/>
       </w:pPr>
-      <w:bookmarkStart w:id="238" w:name="__RefHeading___Toc9558_3861195596"/>
+      <w:bookmarkStart w:id="238" w:name="__RefHeading___Toc9572_1384164270"/>
       <w:bookmarkStart w:id="239" w:name="architecture-quick-reference"/>
       <w:bookmarkEnd w:id="238"/>
       <w:r>
@@ -22706,7 +22771,7 @@
         <w:spacing w:before="200" w:after="80"/>
         <w:rPr/>
       </w:pPr>
-      <w:bookmarkStart w:id="240" w:name="__RefHeading___Toc9560_3861195596"/>
+      <w:bookmarkStart w:id="240" w:name="__RefHeading___Toc9574_1384164270"/>
       <w:bookmarkStart w:id="241" w:name="module-organization"/>
       <w:bookmarkEnd w:id="240"/>
       <w:r>
@@ -23007,7 +23072,7 @@
         <w:spacing w:before="200" w:after="80"/>
         <w:rPr/>
       </w:pPr>
-      <w:bookmarkStart w:id="242" w:name="__RefHeading___Toc9562_3861195596"/>
+      <w:bookmarkStart w:id="242" w:name="__RefHeading___Toc9576_1384164270"/>
       <w:bookmarkStart w:id="243" w:name="block-diagram-24-example"/>
       <w:bookmarkEnd w:id="242"/>
       <w:r>
@@ -23294,7 +23359,7 @@
         <w:spacing w:before="280" w:after="80"/>
         <w:rPr/>
       </w:pPr>
-      <w:bookmarkStart w:id="246" w:name="__RefHeading___Toc9564_3861195596"/>
+      <w:bookmarkStart w:id="246" w:name="__RefHeading___Toc9578_1384164270"/>
       <w:bookmarkStart w:id="247" w:name="common-user-questions-and-responses"/>
       <w:bookmarkEnd w:id="246"/>
       <w:r>
@@ -23322,7 +23387,7 @@
         <w:spacing w:before="200" w:after="80"/>
         <w:rPr/>
       </w:pPr>
-      <w:bookmarkStart w:id="248" w:name="__RefHeading___Toc9566_3861195596"/>
+      <w:bookmarkStart w:id="248" w:name="__RefHeading___Toc9580_1384164270"/>
       <w:bookmarkStart w:id="249" w:name="Xfe8391ccb8a34e32fd568b604022f4dbfee393b"/>
       <w:bookmarkEnd w:id="248"/>
       <w:r>
@@ -23761,7 +23826,7 @@
         <w:spacing w:before="200" w:after="80"/>
         <w:rPr/>
       </w:pPr>
-      <w:bookmarkStart w:id="250" w:name="__RefHeading___Toc9568_3861195596"/>
+      <w:bookmarkStart w:id="250" w:name="__RefHeading___Toc9582_1384164270"/>
       <w:bookmarkStart w:id="251" w:name="X500a80c108c7266b161e38b1ea6d97b8b32db4b"/>
       <w:bookmarkEnd w:id="250"/>
       <w:r>
@@ -24094,7 +24159,7 @@
         <w:spacing w:before="200" w:after="80"/>
         <w:rPr/>
       </w:pPr>
-      <w:bookmarkStart w:id="252" w:name="__RefHeading___Toc9570_3861195596"/>
+      <w:bookmarkStart w:id="252" w:name="__RefHeading___Toc9584_1384164270"/>
       <w:bookmarkStart w:id="253" w:name="q-what-if-i-need-3-masters-and-8-slaves"/>
       <w:bookmarkEnd w:id="252"/>
       <w:r>
@@ -24415,7 +24480,7 @@
         <w:spacing w:before="200" w:after="80"/>
         <w:rPr/>
       </w:pPr>
-      <w:bookmarkStart w:id="254" w:name="__RefHeading___Toc9572_3861195596"/>
+      <w:bookmarkStart w:id="254" w:name="__RefHeading___Toc9586_1384164270"/>
       <w:bookmarkStart w:id="255" w:name="q-how-does-arbitration-work"/>
       <w:bookmarkEnd w:id="254"/>
       <w:r>
@@ -24632,7 +24697,7 @@
         <w:spacing w:before="200" w:after="80"/>
         <w:rPr/>
       </w:pPr>
-      <w:bookmarkStart w:id="256" w:name="__RefHeading___Toc9574_3861195596"/>
+      <w:bookmarkStart w:id="256" w:name="__RefHeading___Toc9588_1384164270"/>
       <w:bookmarkStart w:id="257" w:name="q-can-i-change-the-address-map"/>
       <w:bookmarkEnd w:id="256"/>
       <w:r>
@@ -24872,7 +24937,7 @@
         <w:spacing w:before="200" w:after="80"/>
         <w:rPr/>
       </w:pPr>
-      <w:bookmarkStart w:id="258" w:name="__RefHeading___Toc9576_3861195596"/>
+      <w:bookmarkStart w:id="258" w:name="__RefHeading___Toc9590_1384164270"/>
       <w:bookmarkStart w:id="259" w:name="q-how-do-i-run-tests"/>
       <w:bookmarkEnd w:id="258"/>
       <w:r>
@@ -25341,7 +25406,7 @@
         <w:spacing w:before="280" w:after="80"/>
         <w:rPr/>
       </w:pPr>
-      <w:bookmarkStart w:id="262" w:name="__RefHeading___Toc9578_3861195596"/>
+      <w:bookmarkStart w:id="262" w:name="__RefHeading___Toc9592_1384164270"/>
       <w:bookmarkStart w:id="263" w:name="integration-patterns"/>
       <w:bookmarkEnd w:id="262"/>
       <w:r>
@@ -25369,7 +25434,7 @@
         <w:spacing w:before="200" w:after="80"/>
         <w:rPr/>
       </w:pPr>
-      <w:bookmarkStart w:id="264" w:name="__RefHeading___Toc9580_3861195596"/>
+      <w:bookmarkStart w:id="264" w:name="__RefHeading___Toc9594_1384164270"/>
       <w:bookmarkStart w:id="265" w:name="pattern-1-simple-peripheral-interconnect"/>
       <w:bookmarkEnd w:id="264"/>
       <w:r>
@@ -25724,7 +25789,7 @@
         <w:spacing w:before="200" w:after="80"/>
         <w:rPr/>
       </w:pPr>
-      <w:bookmarkStart w:id="266" w:name="__RefHeading___Toc9582_3861195596"/>
+      <w:bookmarkStart w:id="266" w:name="__RefHeading___Toc9596_1384164270"/>
       <w:bookmarkStart w:id="267" w:name="pattern-2-multi-master-system"/>
       <w:bookmarkEnd w:id="266"/>
       <w:r>
@@ -26048,7 +26113,7 @@
         <w:spacing w:before="200" w:after="80"/>
         <w:rPr/>
       </w:pPr>
-      <w:bookmarkStart w:id="268" w:name="__RefHeading___Toc9584_3861195596"/>
+      <w:bookmarkStart w:id="268" w:name="__RefHeading___Toc9598_1384164270"/>
       <w:bookmarkStart w:id="269" w:name="pattern-3-hierarchical-interconnect"/>
       <w:bookmarkEnd w:id="268"/>
       <w:r>
@@ -26529,7 +26594,7 @@
         <w:spacing w:before="280" w:after="80"/>
         <w:rPr/>
       </w:pPr>
-      <w:bookmarkStart w:id="272" w:name="__RefHeading___Toc9586_3861195596"/>
+      <w:bookmarkStart w:id="272" w:name="__RefHeading___Toc9600_1384164270"/>
       <w:bookmarkStart w:id="273" w:name="anti-patterns-to-catch"/>
       <w:bookmarkEnd w:id="272"/>
       <w:r>
@@ -26557,7 +26622,7 @@
         <w:spacing w:before="200" w:after="80"/>
         <w:rPr/>
       </w:pPr>
-      <w:bookmarkStart w:id="274" w:name="__RefHeading___Toc9588_3861195596"/>
+      <w:bookmarkStart w:id="274" w:name="__RefHeading___Toc9602_1384164270"/>
       <w:bookmarkStart w:id="275" w:name="X4055fd37b0884d2f9186f005ca31bac75b47ec7"/>
       <w:bookmarkEnd w:id="274"/>
       <w:r>
@@ -26659,7 +26724,7 @@
         <w:spacing w:before="200" w:after="80"/>
         <w:rPr/>
       </w:pPr>
-      <w:bookmarkStart w:id="276" w:name="__RefHeading___Toc9590_3861195596"/>
+      <w:bookmarkStart w:id="276" w:name="__RefHeading___Toc9604_1384164270"/>
       <w:bookmarkStart w:id="277" w:name="X1e96d0f8f8a30f335856ee7c78386ae1897a717"/>
       <w:bookmarkEnd w:id="276"/>
       <w:r>
@@ -26771,7 +26836,7 @@
         <w:spacing w:before="200" w:after="80"/>
         <w:rPr/>
       </w:pPr>
-      <w:bookmarkStart w:id="278" w:name="__RefHeading___Toc9592_3861195596"/>
+      <w:bookmarkStart w:id="278" w:name="__RefHeading___Toc9606_1384164270"/>
       <w:bookmarkStart w:id="279" w:name="X8bfbb4f842083b15ccff728d8c6d4fa237b3e3a"/>
       <w:bookmarkEnd w:id="278"/>
       <w:r>
@@ -26914,7 +26979,7 @@
         <w:spacing w:before="200" w:after="80"/>
         <w:rPr/>
       </w:pPr>
-      <w:bookmarkStart w:id="280" w:name="__RefHeading___Toc9594_3861195596"/>
+      <w:bookmarkStart w:id="280" w:name="__RefHeading___Toc9608_1384164270"/>
       <w:bookmarkStart w:id="281" w:name="anti-pattern-4-forgetting-about-wrappers"/>
       <w:bookmarkEnd w:id="280"/>
       <w:r>
@@ -27137,7 +27202,7 @@
         <w:spacing w:before="280" w:after="80"/>
         <w:rPr/>
       </w:pPr>
-      <w:bookmarkStart w:id="284" w:name="__RefHeading___Toc9596_3861195596"/>
+      <w:bookmarkStart w:id="284" w:name="__RefHeading___Toc9610_1384164270"/>
       <w:bookmarkStart w:id="285" w:name="debugging-workflow"/>
       <w:bookmarkEnd w:id="284"/>
       <w:r>
@@ -27165,7 +27230,7 @@
         <w:spacing w:before="200" w:after="80"/>
         <w:rPr/>
       </w:pPr>
-      <w:bookmarkStart w:id="286" w:name="__RefHeading___Toc9598_3861195596"/>
+      <w:bookmarkStart w:id="286" w:name="__RefHeading___Toc9612_1384164270"/>
       <w:bookmarkStart w:id="287" w:name="issue-address-not-routing-correctly"/>
       <w:bookmarkEnd w:id="286"/>
       <w:r>
@@ -27306,7 +27371,7 @@
         <w:spacing w:before="200" w:after="80"/>
         <w:rPr/>
       </w:pPr>
-      <w:bookmarkStart w:id="288" w:name="__RefHeading___Toc9600_3861195596"/>
+      <w:bookmarkStart w:id="288" w:name="__RefHeading___Toc9614_1384164270"/>
       <w:bookmarkStart w:id="289" w:name="issue-arbitration-not-fair"/>
       <w:bookmarkEnd w:id="288"/>
       <w:r>
@@ -27437,7 +27502,7 @@
         <w:spacing w:before="200" w:after="80"/>
         <w:rPr/>
       </w:pPr>
-      <w:bookmarkStart w:id="290" w:name="__RefHeading___Toc9602_3861195596"/>
+      <w:bookmarkStart w:id="290" w:name="__RefHeading___Toc9616_1384164270"/>
       <w:bookmarkStart w:id="291" w:name="issue-back-to-back-transactions-stalling"/>
       <w:bookmarkEnd w:id="290"/>
       <w:r>
@@ -27622,7 +27687,7 @@
         <w:spacing w:before="280" w:after="80"/>
         <w:rPr/>
       </w:pPr>
-      <w:bookmarkStart w:id="294" w:name="__RefHeading___Toc9604_3861195596"/>
+      <w:bookmarkStart w:id="294" w:name="__RefHeading___Toc9618_1384164270"/>
       <w:bookmarkStart w:id="295" w:name="quick-commands"/>
       <w:bookmarkEnd w:id="294"/>
       <w:r>
@@ -27984,7 +28049,7 @@
         <w:spacing w:before="280" w:after="80"/>
         <w:rPr/>
       </w:pPr>
-      <w:bookmarkStart w:id="297" w:name="__RefHeading___Toc9606_3861195596"/>
+      <w:bookmarkStart w:id="297" w:name="__RefHeading___Toc9620_1384164270"/>
       <w:bookmarkStart w:id="298" w:name="remember"/>
       <w:bookmarkEnd w:id="297"/>
       <w:r>
@@ -28371,7 +28436,7 @@
         <w:spacing w:before="360" w:after="120"/>
         <w:rPr/>
       </w:pPr>
-      <w:bookmarkStart w:id="301" w:name="__RefHeading___Toc9608_3861195596"/>
+      <w:bookmarkStart w:id="301" w:name="__RefHeading___Toc9622_1384164270"/>
       <w:bookmarkStart w:id="302" w:name="document-information"/>
       <w:bookmarkEnd w:id="301"/>
       <w:r>
@@ -28403,7 +28468,7 @@
         <w:spacing w:before="280" w:after="80"/>
         <w:rPr/>
       </w:pPr>
-      <w:bookmarkStart w:id="303" w:name="__RefHeading___Toc9610_3861195596"/>
+      <w:bookmarkStart w:id="303" w:name="__RefHeading___Toc9624_1384164270"/>
       <w:bookmarkEnd w:id="303"/>
       <w:r>
         <w:rPr>
@@ -28860,7 +28925,7 @@
       <w:r>
         <w:br w:type="page"/>
       </w:r>
-      <w:bookmarkStart w:id="305" w:name="__RefHeading___Toc9612_3861195596"/>
+      <w:bookmarkStart w:id="305" w:name="__RefHeading___Toc9626_1384164270"/>
       <w:bookmarkEnd w:id="305"/>
       <w:r>
         <w:rPr>
@@ -29440,7 +29505,7 @@
       <w:r>
         <w:br w:type="page"/>
       </w:r>
-      <w:bookmarkStart w:id="306" w:name="__RefHeading___Toc9614_3861195596"/>
+      <w:bookmarkStart w:id="306" w:name="__RefHeading___Toc9628_1384164270"/>
       <w:bookmarkEnd w:id="306"/>
       <w:r>
         <w:rPr>
@@ -29539,7 +29604,7 @@
         <w:spacing w:before="280" w:after="80"/>
         <w:rPr/>
       </w:pPr>
-      <w:bookmarkStart w:id="307" w:name="__RefHeading___Toc9616_3861195596"/>
+      <w:bookmarkStart w:id="307" w:name="__RefHeading___Toc9630_1384164270"/>
       <w:bookmarkStart w:id="308" w:name="intended-audience"/>
       <w:bookmarkEnd w:id="307"/>
       <w:r>
@@ -29617,7 +29682,7 @@
         <w:spacing w:before="280" w:after="80"/>
         <w:rPr/>
       </w:pPr>
-      <w:bookmarkStart w:id="310" w:name="__RefHeading___Toc9618_3861195596"/>
+      <w:bookmarkStart w:id="310" w:name="__RefHeading___Toc9632_1384164270"/>
       <w:bookmarkStart w:id="311" w:name="related-documents"/>
       <w:bookmarkEnd w:id="310"/>
       <w:r>
@@ -29822,7 +29887,7 @@
         <w:spacing w:before="360" w:after="120"/>
         <w:rPr/>
       </w:pPr>
-      <w:bookmarkStart w:id="314" w:name="__RefHeading___Toc9620_3861195596"/>
+      <w:bookmarkStart w:id="314" w:name="__RefHeading___Toc9634_1384164270"/>
       <w:bookmarkStart w:id="315" w:name="what-the-generator-produces"/>
       <w:bookmarkEnd w:id="314"/>
       <w:r>
@@ -29881,7 +29946,7 @@
         <w:spacing w:before="280" w:after="80"/>
         <w:rPr/>
       </w:pPr>
-      <w:bookmarkStart w:id="316" w:name="__RefHeading___Toc9622_3861195596"/>
+      <w:bookmarkStart w:id="316" w:name="__RefHeading___Toc9636_1384164270"/>
       <w:bookmarkStart w:id="317" w:name="output-artifacts"/>
       <w:bookmarkEnd w:id="316"/>
       <w:r>
@@ -30233,7 +30298,7 @@
         <w:spacing w:before="280" w:after="80"/>
         <w:rPr/>
       </w:pPr>
-      <w:bookmarkStart w:id="318" w:name="__RefHeading___Toc9624_3861195596"/>
+      <w:bookmarkStart w:id="318" w:name="__RefHeading___Toc9638_1384164270"/>
       <w:bookmarkStart w:id="319" w:name="architecture-in-the-generated-module"/>
       <w:bookmarkEnd w:id="318"/>
       <w:r>
@@ -30481,7 +30546,7 @@
         <w:spacing w:before="360" w:after="120"/>
         <w:rPr/>
       </w:pPr>
-      <w:bookmarkStart w:id="322" w:name="__RefHeading___Toc9626_3861195596"/>
+      <w:bookmarkStart w:id="322" w:name="__RefHeading___Toc9640_1384164270"/>
       <w:bookmarkStart w:id="323" w:name="when-to-regenerate"/>
       <w:bookmarkEnd w:id="322"/>
       <w:r>
@@ -30759,7 +30824,7 @@
         <w:spacing w:before="280" w:after="80"/>
         <w:rPr/>
       </w:pPr>
-      <w:bookmarkStart w:id="324" w:name="__RefHeading___Toc9628_3861195596"/>
+      <w:bookmarkStart w:id="324" w:name="__RefHeading___Toc9642_1384164270"/>
       <w:bookmarkStart w:id="325" w:name="pre-generated-vs-custom"/>
       <w:bookmarkEnd w:id="324"/>
       <w:r>
@@ -30892,7 +30957,7 @@
         <w:spacing w:before="360" w:after="120"/>
         <w:rPr/>
       </w:pPr>
-      <w:bookmarkStart w:id="328" w:name="__RefHeading___Toc9630_3861195596"/>
+      <w:bookmarkStart w:id="328" w:name="__RefHeading___Toc9644_1384164270"/>
       <w:bookmarkStart w:id="329" w:name="generator-entry-points"/>
       <w:bookmarkEnd w:id="328"/>
       <w:r>
@@ -30924,7 +30989,7 @@
         <w:spacing w:before="280" w:after="80"/>
         <w:rPr/>
       </w:pPr>
-      <w:bookmarkStart w:id="330" w:name="__RefHeading___Toc9632_3861195596"/>
+      <w:bookmarkStart w:id="330" w:name="__RefHeading___Toc9646_1384164270"/>
       <w:bookmarkStart w:id="331" w:name="low-level-generator"/>
       <w:bookmarkEnd w:id="330"/>
       <w:r>
@@ -31026,7 +31091,7 @@
         <w:spacing w:before="280" w:after="80"/>
         <w:rPr/>
       </w:pPr>
-      <w:bookmarkStart w:id="333" w:name="__RefHeading___Toc9634_3861195596"/>
+      <w:bookmarkStart w:id="333" w:name="__RefHeading___Toc9648_1384164270"/>
       <w:bookmarkStart w:id="334" w:name="convenience-batch-script"/>
       <w:bookmarkEnd w:id="333"/>
       <w:r>
@@ -31177,7 +31242,7 @@
         <w:spacing w:before="280" w:after="80"/>
         <w:rPr/>
       </w:pPr>
-      <w:bookmarkStart w:id="335" w:name="__RefHeading___Toc9636_3861195596"/>
+      <w:bookmarkStart w:id="335" w:name="__RefHeading___Toc9650_1384164270"/>
       <w:bookmarkStart w:id="336" w:name="programmatic-api"/>
       <w:bookmarkEnd w:id="335"/>
       <w:r>
@@ -31730,7 +31795,7 @@
         <w:spacing w:before="360" w:after="120"/>
         <w:rPr/>
       </w:pPr>
-      <w:bookmarkStart w:id="339" w:name="__RefHeading___Toc9638_3861195596"/>
+      <w:bookmarkStart w:id="339" w:name="__RefHeading___Toc9652_1384164270"/>
       <w:bookmarkStart w:id="340" w:name="cli-and-programmatic-api"/>
       <w:bookmarkEnd w:id="339"/>
       <w:r>
@@ -31776,7 +31841,7 @@
         <w:spacing w:before="280" w:after="80"/>
         <w:rPr/>
       </w:pPr>
-      <w:bookmarkStart w:id="341" w:name="__RefHeading___Toc9640_3861195596"/>
+      <w:bookmarkStart w:id="341" w:name="__RefHeading___Toc9654_1384164270"/>
       <w:bookmarkStart w:id="342" w:name="apbx_xbar_generator.py"/>
       <w:bookmarkEnd w:id="341"/>
       <w:r>
@@ -32958,7 +33023,7 @@
         <w:spacing w:before="280" w:after="80"/>
         <w:rPr/>
       </w:pPr>
-      <w:bookmarkStart w:id="343" w:name="__RefHeading___Toc9642_3861195596"/>
+      <w:bookmarkStart w:id="343" w:name="__RefHeading___Toc9656_1384164270"/>
       <w:bookmarkStart w:id="344" w:name="generate_xbars.py"/>
       <w:bookmarkEnd w:id="343"/>
       <w:r>
@@ -33832,7 +33897,7 @@
         <w:spacing w:before="280" w:after="80"/>
         <w:rPr/>
       </w:pPr>
-      <w:bookmarkStart w:id="345" w:name="__RefHeading___Toc9644_3861195596"/>
+      <w:bookmarkStart w:id="345" w:name="__RefHeading___Toc9658_1384164270"/>
       <w:bookmarkStart w:id="346" w:name="programmatic-api-1"/>
       <w:bookmarkEnd w:id="345"/>
       <w:r>
@@ -34424,7 +34489,7 @@
         <w:spacing w:before="360" w:after="120"/>
         <w:rPr/>
       </w:pPr>
-      <w:bookmarkStart w:id="349" w:name="__RefHeading___Toc9646_3861195596"/>
+      <w:bookmarkStart w:id="349" w:name="__RefHeading___Toc9660_1384164270"/>
       <w:bookmarkStart w:id="350" w:name="parameter-semantics"/>
       <w:bookmarkEnd w:id="349"/>
       <w:r>
@@ -34511,7 +34576,7 @@
         <w:spacing w:before="280" w:after="80"/>
         <w:rPr/>
       </w:pPr>
-      <w:bookmarkStart w:id="351" w:name="__RefHeading___Toc9648_3861195596"/>
+      <w:bookmarkStart w:id="351" w:name="__RefHeading___Toc9662_1384164270"/>
       <w:bookmarkEnd w:id="351"/>
       <w:r>
         <w:rPr>
@@ -35290,7 +35355,7 @@
       <w:r>
         <w:br w:type="page"/>
       </w:r>
-      <w:bookmarkStart w:id="353" w:name="__RefHeading___Toc9650_3861195596"/>
+      <w:bookmarkStart w:id="353" w:name="__RefHeading___Toc9664_1384164270"/>
       <w:bookmarkEnd w:id="353"/>
       <w:r>
         <w:rPr>
@@ -36053,7 +36118,7 @@
         <w:spacing w:before="360" w:after="120"/>
         <w:rPr/>
       </w:pPr>
-      <w:bookmarkStart w:id="355" w:name="__RefHeading___Toc9652_3861195596"/>
+      <w:bookmarkStart w:id="355" w:name="__RefHeading___Toc9666_1384164270"/>
       <w:bookmarkStart w:id="356" w:name="mixed-apb4apb5-and-parity"/>
       <w:bookmarkEnd w:id="355"/>
       <w:r>
@@ -36125,7 +36190,7 @@
         <w:spacing w:before="280" w:after="80"/>
         <w:rPr/>
       </w:pPr>
-      <w:bookmarkStart w:id="357" w:name="__RefHeading___Toc9654_3861195596"/>
+      <w:bookmarkStart w:id="357" w:name="__RefHeading___Toc9668_1384164270"/>
       <w:bookmarkStart w:id="358" w:name="version-list-rules"/>
       <w:bookmarkEnd w:id="357"/>
       <w:r>
@@ -36306,7 +36371,7 @@
         <w:spacing w:before="280" w:after="80"/>
         <w:rPr/>
       </w:pPr>
-      <w:bookmarkStart w:id="359" w:name="__RefHeading___Toc9656_3861195596"/>
+      <w:bookmarkStart w:id="359" w:name="__RefHeading___Toc9670_1384164270"/>
       <w:bookmarkStart w:id="360" w:name="pwakeup-direction-and-forwarding"/>
       <w:bookmarkEnd w:id="359"/>
       <w:r>
@@ -36997,7 +37062,7 @@
         <w:spacing w:before="280" w:after="80"/>
         <w:rPr/>
       </w:pPr>
-      <w:bookmarkStart w:id="361" w:name="__RefHeading___Toc9658_3861195596"/>
+      <w:bookmarkStart w:id="361" w:name="__RefHeading___Toc9672_1384164270"/>
       <w:bookmarkStart w:id="362" w:name="mixed-port-sideband-behavior"/>
       <w:bookmarkEnd w:id="361"/>
       <w:r>
@@ -37173,7 +37238,7 @@
         <w:spacing w:before="280" w:after="80"/>
         <w:rPr/>
       </w:pPr>
-      <w:bookmarkStart w:id="364" w:name="__RefHeading___Toc9660_3861195596"/>
+      <w:bookmarkStart w:id="364" w:name="__RefHeading___Toc9674_1384164270"/>
       <w:bookmarkStart w:id="365" w:name="parity-enable_paritytrue"/>
       <w:bookmarkEnd w:id="364"/>
       <w:r>
@@ -40118,7 +40183,7 @@
         <w:spacing w:before="360" w:after="120"/>
         <w:rPr/>
       </w:pPr>
-      <w:bookmarkStart w:id="368" w:name="__RefHeading___Toc9662_3861195596"/>
+      <w:bookmarkStart w:id="368" w:name="__RefHeading___Toc9676_1384164270"/>
       <w:bookmarkStart w:id="369" w:name="validation-rules"/>
       <w:bookmarkEnd w:id="368"/>
       <w:r>
@@ -40177,7 +40242,7 @@
         <w:spacing w:before="280" w:after="80"/>
         <w:rPr/>
       </w:pPr>
-      <w:bookmarkStart w:id="370" w:name="__RefHeading___Toc9664_3861195596"/>
+      <w:bookmarkStart w:id="370" w:name="__RefHeading___Toc9678_1384164270"/>
       <w:bookmarkEnd w:id="370"/>
       <w:r>
         <w:rPr>
@@ -40714,7 +40779,7 @@
       <w:r>
         <w:br w:type="page"/>
       </w:r>
-      <w:bookmarkStart w:id="372" w:name="__RefHeading___Toc9666_3861195596"/>
+      <w:bookmarkStart w:id="372" w:name="__RefHeading___Toc9680_1384164270"/>
       <w:bookmarkEnd w:id="372"/>
       <w:r>
         <w:rPr>
@@ -41053,7 +41118,7 @@
         <w:spacing w:before="280" w:after="80"/>
         <w:rPr/>
       </w:pPr>
-      <w:bookmarkStart w:id="373" w:name="__RefHeading___Toc9668_3861195596"/>
+      <w:bookmarkStart w:id="373" w:name="__RefHeading___Toc9682_1384164270"/>
       <w:bookmarkStart w:id="374" w:name="parity-checks"/>
       <w:bookmarkEnd w:id="373"/>
       <w:r>
@@ -41199,7 +41264,7 @@
         <w:spacing w:before="360" w:after="120"/>
         <w:rPr/>
       </w:pPr>
-      <w:bookmarkStart w:id="377" w:name="__RefHeading___Toc9670_3861195596"/>
+      <w:bookmarkStart w:id="377" w:name="__RefHeading___Toc9684_1384164270"/>
       <w:bookmarkStart w:id="378" w:name="pipeline-overview"/>
       <w:bookmarkEnd w:id="377"/>
       <w:r>
@@ -41248,6 +41313,36 @@
     </w:p>
     <w:p>
       <w:pPr>
+        <w:pStyle w:val="Heading3"/>
+        <w:spacing w:before="200" w:after="80"/>
+        <w:rPr/>
+      </w:pPr>
+      <w:bookmarkStart w:id="379" w:name="__RefHeading___Toc9686_1384164270"/>
+      <w:bookmarkStart w:id="380" w:name="figure-3.1-lattice-generator-pipeline"/>
+      <w:bookmarkStart w:id="381" w:name="_Fig_1_Lattice_Generator_Pi"/>
+      <w:bookmarkEnd w:id="379"/>
+      <w:r>
+        <w:rPr>
+          <w:rStyle w:val="SectionNumber"/>
+          <w:b/>
+          <w:color w:val="404040"/>
+          <w:sz w:val="24"/>
+        </w:rPr>
+        <w:t>14.0.1</w:t>
+      </w:r>
+      <w:r>
+        <w:rPr>
+          <w:b/>
+          <w:color w:val="404040"/>
+          <w:sz w:val="24"/>
+        </w:rPr>
+        <w:tab/>
+        <w:t>Figure 3.1: Lattice Generator Pipeline</w:t>
+      </w:r>
+      <w:bookmarkEnd w:id="381"/>
+    </w:p>
+    <w:p>
+      <w:pPr>
         <w:pStyle w:val="CaptionedFigure"/>
         <w:rPr/>
       </w:pPr>
@@ -41255,7 +41350,7 @@
         <w:rPr/>
         <w:drawing>
           <wp:inline distT="0" distB="0" distL="0" distR="0">
-            <wp:extent cx="5334000" cy="3321050"/>
+            <wp:extent cx="5334000" cy="2757170"/>
             <wp:effectExtent l="0" t="0" r="0" b="0"/>
             <wp:docPr id="99" name="Image4" descr="Lattice Generator Pipeline"/>
             <wp:cNvGraphicFramePr>
@@ -41279,7 +41374,7 @@
                   <pic:spPr bwMode="auto">
                     <a:xfrm>
                       <a:off x="0" y="0"/>
-                      <a:ext cx="5334000" cy="3321050"/>
+                      <a:ext cx="5334000" cy="2757170"/>
                     </a:xfrm>
                     <a:prstGeom prst="rect">
                       <a:avLst/>
@@ -41309,18 +41404,24 @@
       </w:pPr>
       <w:r>
         <w:rPr>
-          <w:b/>
-          <w:bCs/>
-          <w:sz w:val="20"/>
-        </w:rPr>
-        <w:t>Figure 1: Lattice Generator Pipeline.</w:t>
-      </w:r>
-      <w:r>
-        <w:rPr>
-          <w:sz w:val="20"/>
-        </w:rPr>
-        <w:t xml:space="preserve"> The generator takes scalar arguments and version lists, validates them, then emits the module header, master-side boundary modules, decode/arbitrate/routing fabric, and slave-side boundary modules.</w:t>
-      </w:r>
+          <w:sz w:val="20"/>
+        </w:rPr>
+        <w:t xml:space="preserve">Either the batch driver (one call per row of its variant table) or the single-variant command line feeds </w:t>
+      </w:r>
+      <w:r>
+        <w:rPr>
+          <w:rStyle w:val="VerbatimChar"/>
+          <w:sz w:val="20"/>
+        </w:rPr>
+        <w:t>generate_apbx_xbar()</w:t>
+      </w:r>
+      <w:r>
+        <w:rPr>
+          <w:sz w:val="20"/>
+        </w:rPr>
+        <w:t>, which validates the counts, versions and window size, writes the header and ports, then appends four sections in file order: the master-side boundary IP, the address decode (only when there is more than one slave), the per-slave arbitration and routing (only when there is more than one master), and the slave-side boundary IP. Nothing in the generator arbitrates, so the figure has no trapezium.</w:t>
+      </w:r>
+      <w:bookmarkEnd w:id="380"/>
       <w:r>
         <w:br w:type="page"/>
       </w:r>
@@ -41334,9 +41435,9 @@
         <w:spacing w:before="280" w:after="80"/>
         <w:rPr/>
       </w:pPr>
-      <w:bookmarkStart w:id="379" w:name="__RefHeading___Toc9672_3861195596"/>
-      <w:bookmarkStart w:id="380" w:name="stages"/>
-      <w:bookmarkEnd w:id="379"/>
+      <w:bookmarkStart w:id="382" w:name="__RefHeading___Toc9688_1384164270"/>
+      <w:bookmarkStart w:id="383" w:name="stages"/>
+      <w:bookmarkEnd w:id="382"/>
       <w:r>
         <w:rPr>
           <w:rStyle w:val="SectionNumber"/>
@@ -41627,8 +41728,8 @@
         <w:pStyle w:val="Normal"/>
         <w:rPr/>
       </w:pPr>
-      <w:bookmarkStart w:id="381" w:name="pipeline-overview"/>
-      <w:bookmarkStart w:id="382" w:name="stages"/>
+      <w:bookmarkStart w:id="384" w:name="pipeline-overview"/>
+      <w:bookmarkStart w:id="385" w:name="stages"/>
       <w:r>
         <w:rPr/>
         <mc:AlternateContent>
@@ -41684,8 +41785,8 @@
           </mc:Fallback>
         </mc:AlternateContent>
       </w:r>
-      <w:bookmarkEnd w:id="381"/>
-      <w:bookmarkEnd w:id="382"/>
+      <w:bookmarkEnd w:id="384"/>
+      <w:bookmarkEnd w:id="385"/>
       <w:r>
         <w:br w:type="page"/>
       </w:r>
@@ -41697,9 +41798,9 @@
         <w:spacing w:before="360" w:after="120"/>
         <w:rPr/>
       </w:pPr>
-      <w:bookmarkStart w:id="383" w:name="__RefHeading___Toc9674_3861195596"/>
-      <w:bookmarkStart w:id="384" w:name="request-decode"/>
-      <w:bookmarkEnd w:id="383"/>
+      <w:bookmarkStart w:id="386" w:name="__RefHeading___Toc9690_1384164270"/>
+      <w:bookmarkStart w:id="387" w:name="request-decode"/>
+      <w:bookmarkEnd w:id="386"/>
       <w:r>
         <w:rPr>
           <w:rStyle w:val="SectionNumber"/>
@@ -41782,9 +41883,9 @@
         <w:spacing w:before="280" w:after="80"/>
         <w:rPr/>
       </w:pPr>
-      <w:bookmarkStart w:id="385" w:name="__RefHeading___Toc9676_3861195596"/>
-      <w:bookmarkStart w:id="386" w:name="offset-based-slave-selection"/>
-      <w:bookmarkEnd w:id="385"/>
+      <w:bookmarkStart w:id="388" w:name="__RefHeading___Toc9692_1384164270"/>
+      <w:bookmarkStart w:id="389" w:name="offset-based-slave-selection"/>
+      <w:bookmarkEnd w:id="388"/>
       <w:r>
         <w:rPr>
           <w:rStyle w:val="SectionNumber"/>
@@ -41957,7 +42058,7 @@
         </w:rPr>
         <w:t xml:space="preserve"> is a parameter, so it costs no logic.</w:t>
       </w:r>
-      <w:bookmarkEnd w:id="386"/>
+      <w:bookmarkEnd w:id="389"/>
       <w:r>
         <w:br w:type="page"/>
       </w:r>
@@ -41971,9 +42072,9 @@
         <w:spacing w:before="280" w:after="80"/>
         <w:rPr/>
       </w:pPr>
-      <w:bookmarkStart w:id="387" w:name="__RefHeading___Toc9678_3861195596"/>
-      <w:bookmarkStart w:id="388" w:name="decode-miss-handling"/>
-      <w:bookmarkEnd w:id="387"/>
+      <w:bookmarkStart w:id="390" w:name="__RefHeading___Toc9694_1384164270"/>
+      <w:bookmarkStart w:id="391" w:name="decode-miss-handling"/>
+      <w:bookmarkEnd w:id="390"/>
       <w:r>
         <w:rPr>
           <w:rStyle w:val="SectionNumber"/>
@@ -42141,14 +42242,14 @@
         <w:pStyle w:val="FirstParagraph"/>
         <w:rPr/>
       </w:pPr>
-      <w:bookmarkStart w:id="389" w:name="decode-miss-handling"/>
+      <w:bookmarkStart w:id="392" w:name="decode-miss-handling"/>
       <w:r>
         <w:rPr>
           <w:sz w:val="20"/>
         </w:rPr>
         <w:t>This guarantees that an unmapped access completes as a recoverable error instead of wedging the external master.</w:t>
       </w:r>
-      <w:bookmarkEnd w:id="389"/>
+      <w:bookmarkEnd w:id="392"/>
       <w:r>
         <w:br w:type="page"/>
       </w:r>
@@ -42162,9 +42263,9 @@
         <w:spacing w:before="280" w:after="80"/>
         <w:rPr/>
       </w:pPr>
-      <w:bookmarkStart w:id="390" w:name="__RefHeading___Toc9680_3861195596"/>
-      <w:bookmarkStart w:id="391" w:name="single-master-simplification"/>
-      <w:bookmarkEnd w:id="390"/>
+      <w:bookmarkStart w:id="393" w:name="__RefHeading___Toc9696_1384164270"/>
+      <w:bookmarkStart w:id="394" w:name="single-master-simplification"/>
+      <w:bookmarkEnd w:id="393"/>
       <w:r>
         <w:rPr>
           <w:rStyle w:val="SectionNumber"/>
@@ -42251,8 +42352,8 @@
         <w:pStyle w:val="Normal"/>
         <w:rPr/>
       </w:pPr>
-      <w:bookmarkStart w:id="392" w:name="request-decode"/>
-      <w:bookmarkStart w:id="393" w:name="single-master-simplification"/>
+      <w:bookmarkStart w:id="395" w:name="request-decode"/>
+      <w:bookmarkStart w:id="396" w:name="single-master-simplification"/>
       <w:r>
         <w:rPr/>
         <mc:AlternateContent>
@@ -42308,8 +42409,8 @@
           </mc:Fallback>
         </mc:AlternateContent>
       </w:r>
-      <w:bookmarkEnd w:id="392"/>
-      <w:bookmarkEnd w:id="393"/>
+      <w:bookmarkEnd w:id="395"/>
+      <w:bookmarkEnd w:id="396"/>
       <w:r>
         <w:br w:type="page"/>
       </w:r>
@@ -42321,9 +42422,9 @@
         <w:spacing w:before="360" w:after="120"/>
         <w:rPr/>
       </w:pPr>
-      <w:bookmarkStart w:id="394" w:name="__RefHeading___Toc9682_3861195596"/>
-      <w:bookmarkStart w:id="395" w:name="arbitration-and-routing"/>
-      <w:bookmarkEnd w:id="394"/>
+      <w:bookmarkStart w:id="397" w:name="__RefHeading___Toc9698_1384164270"/>
+      <w:bookmarkStart w:id="398" w:name="arbitration-and-routing"/>
+      <w:bookmarkEnd w:id="397"/>
       <w:r>
         <w:rPr>
           <w:rStyle w:val="SectionNumber"/>
@@ -42367,9 +42468,9 @@
         <w:spacing w:before="280" w:after="80"/>
         <w:rPr/>
       </w:pPr>
-      <w:bookmarkStart w:id="396" w:name="__RefHeading___Toc9684_3861195596"/>
-      <w:bookmarkStart w:id="397" w:name="per-slave-request-vector"/>
-      <w:bookmarkEnd w:id="396"/>
+      <w:bookmarkStart w:id="399" w:name="__RefHeading___Toc9700_1384164270"/>
+      <w:bookmarkStart w:id="400" w:name="per-slave-request-vector"/>
+      <w:bookmarkEnd w:id="399"/>
       <w:r>
         <w:rPr>
           <w:rStyle w:val="SectionNumber"/>
@@ -42483,7 +42584,7 @@
         </w:rPr>
         <w:t>, the slave-select check is omitted.</w:t>
       </w:r>
-      <w:bookmarkEnd w:id="397"/>
+      <w:bookmarkEnd w:id="400"/>
       <w:r>
         <w:br w:type="page"/>
       </w:r>
@@ -42497,9 +42598,9 @@
         <w:spacing w:before="280" w:after="80"/>
         <w:rPr/>
       </w:pPr>
-      <w:bookmarkStart w:id="398" w:name="__RefHeading___Toc9686_3861195596"/>
-      <w:bookmarkStart w:id="399" w:name="round-robin-arbitration"/>
-      <w:bookmarkEnd w:id="398"/>
+      <w:bookmarkStart w:id="401" w:name="__RefHeading___Toc9702_1384164270"/>
+      <w:bookmarkStart w:id="402" w:name="round-robin-arbitration"/>
+      <w:bookmarkEnd w:id="401"/>
       <w:r>
         <w:rPr>
           <w:rStyle w:val="SectionNumber"/>
@@ -42647,7 +42748,7 @@
         </w:rPr>
         <w:t xml:space="preserve"> on the selected slave port, ensuring the grant persists across the entire APB access.</w:t>
       </w:r>
-      <w:bookmarkEnd w:id="399"/>
+      <w:bookmarkEnd w:id="402"/>
       <w:r>
         <w:br w:type="page"/>
       </w:r>
@@ -42661,9 +42762,9 @@
         <w:spacing w:before="280" w:after="80"/>
         <w:rPr/>
       </w:pPr>
-      <w:bookmarkStart w:id="400" w:name="__RefHeading___Toc9688_3861195596"/>
-      <w:bookmarkStart w:id="401" w:name="command-routing"/>
-      <w:bookmarkEnd w:id="400"/>
+      <w:bookmarkStart w:id="403" w:name="__RefHeading___Toc9704_1384164270"/>
+      <w:bookmarkStart w:id="404" w:name="command-routing"/>
+      <w:bookmarkEnd w:id="403"/>
       <w:r>
         <w:rPr>
           <w:rStyle w:val="SectionNumber"/>
@@ -42707,7 +42808,7 @@
         </w:rPr>
         <w:t xml:space="preserve"> mux routes the granted master’s cmd fields to the slave-side cmd nets. APB5 sideband is carried only when both the master and the slave are APB5.</w:t>
       </w:r>
-      <w:bookmarkEnd w:id="401"/>
+      <w:bookmarkEnd w:id="404"/>
       <w:r>
         <w:br w:type="page"/>
       </w:r>
@@ -42721,9 +42822,9 @@
         <w:spacing w:before="280" w:after="80"/>
         <w:rPr/>
       </w:pPr>
-      <w:bookmarkStart w:id="402" w:name="__RefHeading___Toc9690_3861195596"/>
-      <w:bookmarkStart w:id="403" w:name="response-routing"/>
-      <w:bookmarkEnd w:id="402"/>
+      <w:bookmarkStart w:id="405" w:name="__RefHeading___Toc9706_1384164270"/>
+      <w:bookmarkStart w:id="406" w:name="response-routing"/>
+      <w:bookmarkEnd w:id="405"/>
       <w:r>
         <w:rPr>
           <w:rStyle w:val="SectionNumber"/>
@@ -42780,7 +42881,7 @@
         </w:rPr>
         <w:t xml:space="preserve"> signals are returned to the master. The registered selection keeps the response aligned with the command even if a new command arrives before the first response completes.</w:t>
       </w:r>
-      <w:bookmarkEnd w:id="403"/>
+      <w:bookmarkEnd w:id="406"/>
       <w:r>
         <w:br w:type="page"/>
       </w:r>
@@ -42794,9 +42895,9 @@
         <w:spacing w:before="280" w:after="80"/>
         <w:rPr/>
       </w:pPr>
-      <w:bookmarkStart w:id="404" w:name="__RefHeading___Toc9692_3861195596"/>
-      <w:bookmarkStart w:id="405" w:name="ready-routing"/>
-      <w:bookmarkEnd w:id="404"/>
+      <w:bookmarkStart w:id="407" w:name="__RefHeading___Toc9708_1384164270"/>
+      <w:bookmarkStart w:id="408" w:name="ready-routing"/>
+      <w:bookmarkEnd w:id="407"/>
       <w:r>
         <w:rPr>
           <w:rStyle w:val="SectionNumber"/>
@@ -42907,8 +43008,8 @@
         <w:pStyle w:val="Normal"/>
         <w:rPr/>
       </w:pPr>
-      <w:bookmarkStart w:id="406" w:name="arbitration-and-routing"/>
-      <w:bookmarkStart w:id="407" w:name="ready-routing"/>
+      <w:bookmarkStart w:id="409" w:name="arbitration-and-routing"/>
+      <w:bookmarkStart w:id="410" w:name="ready-routing"/>
       <w:r>
         <w:rPr/>
         <mc:AlternateContent>
@@ -42964,8 +43065,8 @@
           </mc:Fallback>
         </mc:AlternateContent>
       </w:r>
-      <w:bookmarkEnd w:id="406"/>
-      <w:bookmarkEnd w:id="407"/>
+      <w:bookmarkEnd w:id="409"/>
+      <w:bookmarkEnd w:id="410"/>
       <w:r>
         <w:br w:type="page"/>
       </w:r>
@@ -42977,9 +43078,9 @@
         <w:spacing w:before="360" w:after="120"/>
         <w:rPr/>
       </w:pPr>
-      <w:bookmarkStart w:id="408" w:name="__RefHeading___Toc9694_3861195596"/>
-      <w:bookmarkStart w:id="409" w:name="boundary-module-instantiation"/>
-      <w:bookmarkEnd w:id="408"/>
+      <w:bookmarkStart w:id="411" w:name="__RefHeading___Toc9710_1384164270"/>
+      <w:bookmarkStart w:id="412" w:name="boundary-module-instantiation"/>
+      <w:bookmarkEnd w:id="411"/>
       <w:r>
         <w:rPr>
           <w:rStyle w:val="SectionNumber"/>
@@ -43049,9 +43150,9 @@
         <w:spacing w:before="280" w:after="80"/>
         <w:rPr/>
       </w:pPr>
-      <w:bookmarkStart w:id="410" w:name="__RefHeading___Toc9696_3861195596"/>
-      <w:bookmarkStart w:id="411" w:name="master-side-modules"/>
-      <w:bookmarkEnd w:id="410"/>
+      <w:bookmarkStart w:id="413" w:name="__RefHeading___Toc9712_1384164270"/>
+      <w:bookmarkStart w:id="414" w:name="master-side-modules"/>
+      <w:bookmarkEnd w:id="413"/>
       <w:r>
         <w:rPr>
           <w:rStyle w:val="SectionNumber"/>
@@ -43266,7 +43367,7 @@
         </w:rPr>
         <w:t>.</w:t>
       </w:r>
-      <w:bookmarkEnd w:id="411"/>
+      <w:bookmarkEnd w:id="414"/>
       <w:r>
         <w:br w:type="page"/>
       </w:r>
@@ -43280,9 +43381,9 @@
         <w:spacing w:before="280" w:after="80"/>
         <w:rPr/>
       </w:pPr>
-      <w:bookmarkStart w:id="412" w:name="__RefHeading___Toc9698_3861195596"/>
-      <w:bookmarkStart w:id="413" w:name="slave-side-modules"/>
-      <w:bookmarkEnd w:id="412"/>
+      <w:bookmarkStart w:id="415" w:name="__RefHeading___Toc9714_1384164270"/>
+      <w:bookmarkStart w:id="416" w:name="slave-side-modules"/>
+      <w:bookmarkEnd w:id="415"/>
       <w:r>
         <w:rPr>
           <w:rStyle w:val="SectionNumber"/>
@@ -43392,14 +43493,14 @@
         <w:pStyle w:val="FirstParagraph"/>
         <w:rPr/>
       </w:pPr>
-      <w:bookmarkStart w:id="414" w:name="slave-side-modules"/>
+      <w:bookmarkStart w:id="417" w:name="slave-side-modules"/>
       <w:r>
         <w:rPr>
           <w:sz w:val="20"/>
         </w:rPr>
         <w:t>The same width and sideband parameter rules apply.</w:t>
       </w:r>
-      <w:bookmarkEnd w:id="414"/>
+      <w:bookmarkEnd w:id="417"/>
       <w:r>
         <w:br w:type="page"/>
       </w:r>
@@ -43413,9 +43514,9 @@
         <w:spacing w:before="280" w:after="80"/>
         <w:rPr/>
       </w:pPr>
-      <w:bookmarkStart w:id="415" w:name="__RefHeading___Toc9700_3861195596"/>
-      <w:bookmarkStart w:id="416" w:name="parity-tie-offs"/>
-      <w:bookmarkEnd w:id="415"/>
+      <w:bookmarkStart w:id="418" w:name="__RefHeading___Toc9716_1384164270"/>
+      <w:bookmarkStart w:id="419" w:name="parity-tie-offs"/>
+      <w:bookmarkEnd w:id="418"/>
       <w:r>
         <w:rPr>
           <w:rStyle w:val="SectionNumber"/>
@@ -43511,7 +43612,7 @@
         </w:rPr>
         <w:t xml:space="preserve"> modules be reused with or without parity without conditional module selection.</w:t>
       </w:r>
-      <w:bookmarkEnd w:id="416"/>
+      <w:bookmarkEnd w:id="419"/>
       <w:r>
         <w:br w:type="page"/>
       </w:r>
@@ -43525,9 +43626,9 @@
         <w:spacing w:before="280" w:after="80"/>
         <w:rPr/>
       </w:pPr>
-      <w:bookmarkStart w:id="417" w:name="__RefHeading___Toc9702_3861195596"/>
-      <w:bookmarkStart w:id="418" w:name="pwakeup-wiring"/>
-      <w:bookmarkEnd w:id="417"/>
+      <w:bookmarkStart w:id="420" w:name="__RefHeading___Toc9718_1384164270"/>
+      <w:bookmarkStart w:id="421" w:name="pwakeup-wiring"/>
+      <w:bookmarkEnd w:id="420"/>
       <w:r>
         <w:rPr>
           <w:rStyle w:val="SectionNumber"/>
@@ -43662,7 +43763,7 @@
         </w:rPr>
         <w:t xml:space="preserve"> is left unconnected, because it covers only the IP’s term.</w:t>
       </w:r>
-      <w:bookmarkEnd w:id="418"/>
+      <w:bookmarkEnd w:id="421"/>
       <w:r>
         <w:br w:type="page"/>
       </w:r>
@@ -43676,9 +43777,9 @@
         <w:spacing w:before="280" w:after="80"/>
         <w:rPr/>
       </w:pPr>
-      <w:bookmarkStart w:id="419" w:name="__RefHeading___Toc9704_3861195596"/>
-      <w:bookmarkStart w:id="420" w:name="passthrough"/>
-      <w:bookmarkEnd w:id="419"/>
+      <w:bookmarkStart w:id="422" w:name="__RefHeading___Toc9720_1384164270"/>
+      <w:bookmarkStart w:id="423" w:name="passthrough"/>
+      <w:bookmarkEnd w:id="422"/>
       <w:r>
         <w:rPr>
           <w:rStyle w:val="SectionNumber"/>
@@ -43778,8 +43879,8 @@
         <w:pStyle w:val="Normal"/>
         <w:rPr/>
       </w:pPr>
-      <w:bookmarkStart w:id="421" w:name="boundary-module-instantiation"/>
-      <w:bookmarkStart w:id="422" w:name="passthrough"/>
+      <w:bookmarkStart w:id="424" w:name="boundary-module-instantiation"/>
+      <w:bookmarkStart w:id="425" w:name="passthrough"/>
       <w:r>
         <w:rPr/>
         <mc:AlternateContent>
@@ -43835,8 +43936,8 @@
           </mc:Fallback>
         </mc:AlternateContent>
       </w:r>
-      <w:bookmarkEnd w:id="421"/>
-      <w:bookmarkEnd w:id="422"/>
+      <w:bookmarkEnd w:id="424"/>
+      <w:bookmarkEnd w:id="425"/>
       <w:r>
         <w:br w:type="page"/>
       </w:r>
@@ -43848,9 +43949,9 @@
         <w:spacing w:before="360" w:after="120"/>
         <w:rPr/>
       </w:pPr>
-      <w:bookmarkStart w:id="423" w:name="__RefHeading___Toc9706_3861195596"/>
-      <w:bookmarkStart w:id="424" w:name="directory-layout"/>
-      <w:bookmarkEnd w:id="423"/>
+      <w:bookmarkStart w:id="426" w:name="__RefHeading___Toc9722_1384164270"/>
+      <w:bookmarkStart w:id="427" w:name="directory-layout"/>
+      <w:bookmarkEnd w:id="426"/>
       <w:r>
         <w:rPr>
           <w:rStyle w:val="SectionNumber"/>
@@ -44082,7 +44183,7 @@
         <w:pStyle w:val="Normal"/>
         <w:rPr/>
       </w:pPr>
-      <w:bookmarkStart w:id="425" w:name="directory-layout"/>
+      <w:bookmarkStart w:id="428" w:name="directory-layout"/>
       <w:r>
         <w:rPr/>
         <mc:AlternateContent>
@@ -44138,7 +44239,7 @@
           </mc:Fallback>
         </mc:AlternateContent>
       </w:r>
-      <w:bookmarkEnd w:id="425"/>
+      <w:bookmarkEnd w:id="428"/>
       <w:r>
         <w:br w:type="page"/>
       </w:r>
@@ -44150,9 +44251,9 @@
         <w:spacing w:before="360" w:after="120"/>
         <w:rPr/>
       </w:pPr>
-      <w:bookmarkStart w:id="426" w:name="__RefHeading___Toc9708_3861195596"/>
-      <w:bookmarkStart w:id="427" w:name="module-header-and-parameters"/>
-      <w:bookmarkEnd w:id="426"/>
+      <w:bookmarkStart w:id="429" w:name="__RefHeading___Toc9724_1384164270"/>
+      <w:bookmarkStart w:id="430" w:name="module-header-and-parameters"/>
+      <w:bookmarkEnd w:id="429"/>
       <w:r>
         <w:rPr>
           <w:rStyle w:val="SectionNumber"/>
@@ -44428,9 +44529,9 @@
         <w:spacing w:before="280" w:after="80"/>
         <w:rPr/>
       </w:pPr>
-      <w:bookmarkStart w:id="428" w:name="__RefHeading___Toc9710_3861195596"/>
-      <w:bookmarkStart w:id="429" w:name="address-map-comment"/>
-      <w:bookmarkEnd w:id="428"/>
+      <w:bookmarkStart w:id="431" w:name="__RefHeading___Toc9726_1384164270"/>
+      <w:bookmarkStart w:id="432" w:name="address-map-comment"/>
+      <w:bookmarkEnd w:id="431"/>
       <w:r>
         <w:rPr>
           <w:rStyle w:val="SectionNumber"/>
@@ -44531,7 +44632,7 @@
         </w:rPr>
         <w:t xml:space="preserve"> and is the authoritative map for integrators.</w:t>
       </w:r>
-      <w:bookmarkEnd w:id="429"/>
+      <w:bookmarkEnd w:id="432"/>
       <w:r>
         <w:br w:type="page"/>
       </w:r>
@@ -44545,9 +44646,9 @@
         <w:spacing w:before="280" w:after="80"/>
         <w:rPr/>
       </w:pPr>
-      <w:bookmarkStart w:id="430" w:name="__RefHeading___Toc9712_3861195596"/>
-      <w:bookmarkStart w:id="431" w:name="port-naming-convention"/>
-      <w:bookmarkEnd w:id="430"/>
+      <w:bookmarkStart w:id="433" w:name="__RefHeading___Toc9728_1384164270"/>
+      <w:bookmarkStart w:id="434" w:name="port-naming-convention"/>
+      <w:bookmarkEnd w:id="433"/>
       <w:r>
         <w:rPr>
           <w:rStyle w:val="SectionNumber"/>
@@ -45017,8 +45118,8 @@
         <w:pStyle w:val="Normal"/>
         <w:rPr/>
       </w:pPr>
-      <w:bookmarkStart w:id="432" w:name="module-header-and-parameters"/>
-      <w:bookmarkStart w:id="433" w:name="port-naming-convention"/>
+      <w:bookmarkStart w:id="435" w:name="module-header-and-parameters"/>
+      <w:bookmarkStart w:id="436" w:name="port-naming-convention"/>
       <w:r>
         <w:rPr/>
         <mc:AlternateContent>
@@ -45074,8 +45175,8 @@
           </mc:Fallback>
         </mc:AlternateContent>
       </w:r>
-      <w:bookmarkEnd w:id="432"/>
-      <w:bookmarkEnd w:id="433"/>
+      <w:bookmarkEnd w:id="435"/>
+      <w:bookmarkEnd w:id="436"/>
       <w:r>
         <w:br w:type="page"/>
       </w:r>
@@ -45087,9 +45188,9 @@
         <w:spacing w:before="360" w:after="120"/>
         <w:rPr/>
       </w:pPr>
-      <w:bookmarkStart w:id="434" w:name="__RefHeading___Toc9714_3861195596"/>
-      <w:bookmarkStart w:id="435" w:name="cmdrsp-fabric"/>
-      <w:bookmarkEnd w:id="434"/>
+      <w:bookmarkStart w:id="437" w:name="__RefHeading___Toc9730_1384164270"/>
+      <w:bookmarkStart w:id="438" w:name="cmdrsp-fabric"/>
+      <w:bookmarkEnd w:id="437"/>
       <w:r>
         <w:rPr>
           <w:rStyle w:val="SectionNumber"/>
@@ -47221,9 +47322,9 @@
         <w:spacing w:before="280" w:after="80"/>
         <w:rPr/>
       </w:pPr>
-      <w:bookmarkStart w:id="436" w:name="__RefHeading___Toc9716_3861195596"/>
-      <w:bookmarkStart w:id="437" w:name="fabric-width-invariance"/>
-      <w:bookmarkEnd w:id="436"/>
+      <w:bookmarkStart w:id="439" w:name="__RefHeading___Toc9732_1384164270"/>
+      <w:bookmarkStart w:id="440" w:name="fabric-width-invariance"/>
+      <w:bookmarkEnd w:id="439"/>
       <w:r>
         <w:rPr>
           <w:rStyle w:val="SectionNumber"/>
@@ -47284,8 +47385,8 @@
         <w:pStyle w:val="Normal"/>
         <w:rPr/>
       </w:pPr>
-      <w:bookmarkStart w:id="438" w:name="cmdrsp-fabric"/>
-      <w:bookmarkStart w:id="439" w:name="fabric-width-invariance"/>
+      <w:bookmarkStart w:id="441" w:name="cmdrsp-fabric"/>
+      <w:bookmarkStart w:id="442" w:name="fabric-width-invariance"/>
       <w:r>
         <w:rPr/>
         <mc:AlternateContent>
@@ -47341,8 +47442,8 @@
           </mc:Fallback>
         </mc:AlternateContent>
       </w:r>
-      <w:bookmarkEnd w:id="438"/>
-      <w:bookmarkEnd w:id="439"/>
+      <w:bookmarkEnd w:id="441"/>
+      <w:bookmarkEnd w:id="442"/>
       <w:r>
         <w:br w:type="page"/>
       </w:r>
@@ -47354,9 +47455,9 @@
         <w:spacing w:before="360" w:after="120"/>
         <w:rPr/>
       </w:pPr>
-      <w:bookmarkStart w:id="440" w:name="__RefHeading___Toc9718_3861195596"/>
-      <w:bookmarkStart w:id="441" w:name="wrapper-scaffolds"/>
-      <w:bookmarkEnd w:id="440"/>
+      <w:bookmarkStart w:id="443" w:name="__RefHeading___Toc9734_1384164270"/>
+      <w:bookmarkStart w:id="444" w:name="wrapper-scaffolds"/>
+      <w:bookmarkEnd w:id="443"/>
       <w:r>
         <w:rPr>
           <w:rStyle w:val="SectionNumber"/>
@@ -47427,9 +47528,9 @@
         <w:spacing w:before="280" w:after="80"/>
         <w:rPr/>
       </w:pPr>
-      <w:bookmarkStart w:id="442" w:name="__RefHeading___Toc9720_3861195596"/>
-      <w:bookmarkStart w:id="443" w:name="filelist-convention"/>
-      <w:bookmarkEnd w:id="442"/>
+      <w:bookmarkStart w:id="445" w:name="__RefHeading___Toc9736_1384164270"/>
+      <w:bookmarkStart w:id="446" w:name="filelist-convention"/>
+      <w:bookmarkEnd w:id="445"/>
       <w:r>
         <w:rPr>
           <w:rStyle w:val="SectionNumber"/>
@@ -47596,8 +47697,8 @@
         <w:pStyle w:val="Normal"/>
         <w:rPr/>
       </w:pPr>
-      <w:bookmarkStart w:id="444" w:name="wrapper-scaffolds"/>
-      <w:bookmarkStart w:id="445" w:name="filelist-convention"/>
+      <w:bookmarkStart w:id="447" w:name="wrapper-scaffolds"/>
+      <w:bookmarkStart w:id="448" w:name="filelist-convention"/>
       <w:r>
         <w:rPr/>
         <mc:AlternateContent>
@@ -47653,8 +47754,8 @@
           </mc:Fallback>
         </mc:AlternateContent>
       </w:r>
-      <w:bookmarkEnd w:id="444"/>
-      <w:bookmarkEnd w:id="445"/>
+      <w:bookmarkEnd w:id="447"/>
+      <w:bookmarkEnd w:id="448"/>
       <w:r>
         <w:br w:type="page"/>
       </w:r>
@@ -47666,9 +47767,9 @@
         <w:spacing w:before="360" w:after="120"/>
         <w:rPr/>
       </w:pPr>
-      <w:bookmarkStart w:id="446" w:name="__RefHeading___Toc9722_3861195596"/>
-      <w:bookmarkStart w:id="447" w:name="full-regeneration-rule"/>
-      <w:bookmarkEnd w:id="446"/>
+      <w:bookmarkStart w:id="449" w:name="__RefHeading___Toc9738_1384164270"/>
+      <w:bookmarkStart w:id="450" w:name="full-regeneration-rule"/>
+      <w:bookmarkEnd w:id="449"/>
       <w:r>
         <w:rPr>
           <w:rStyle w:val="SectionNumber"/>
@@ -48174,8 +48275,8 @@
       <w:r>
         <w:br w:type="page"/>
       </w:r>
-      <w:bookmarkStart w:id="448" w:name="__RefHeading___Toc9724_3861195596"/>
-      <w:bookmarkEnd w:id="448"/>
+      <w:bookmarkStart w:id="451" w:name="__RefHeading___Toc9740_1384164270"/>
+      <w:bookmarkEnd w:id="451"/>
       <w:r>
         <w:rPr>
           <w:rStyle w:val="SectionNumber"/>
@@ -48292,9 +48393,9 @@
         <w:spacing w:before="280" w:after="80"/>
         <w:rPr/>
       </w:pPr>
-      <w:bookmarkStart w:id="449" w:name="__RefHeading___Toc9726_3861195596"/>
-      <w:bookmarkStart w:id="450" w:name="do-not-hand-edit-generated-files"/>
-      <w:bookmarkEnd w:id="449"/>
+      <w:bookmarkStart w:id="452" w:name="__RefHeading___Toc9742_1384164270"/>
+      <w:bookmarkStart w:id="453" w:name="do-not-hand-edit-generated-files"/>
+      <w:bookmarkEnd w:id="452"/>
       <w:r>
         <w:rPr>
           <w:rStyle w:val="SectionNumber"/>
@@ -48381,8 +48482,8 @@
         <w:pStyle w:val="Normal"/>
         <w:rPr/>
       </w:pPr>
-      <w:bookmarkStart w:id="451" w:name="full-regeneration-rule"/>
-      <w:bookmarkStart w:id="452" w:name="do-not-hand-edit-generated-files"/>
+      <w:bookmarkStart w:id="454" w:name="full-regeneration-rule"/>
+      <w:bookmarkStart w:id="455" w:name="do-not-hand-edit-generated-files"/>
       <w:r>
         <w:rPr/>
         <mc:AlternateContent>
@@ -48438,8 +48539,8 @@
           </mc:Fallback>
         </mc:AlternateContent>
       </w:r>
-      <w:bookmarkEnd w:id="451"/>
-      <w:bookmarkEnd w:id="452"/>
+      <w:bookmarkEnd w:id="454"/>
+      <w:bookmarkEnd w:id="455"/>
       <w:r>
         <w:br w:type="page"/>
       </w:r>
@@ -48451,9 +48552,9 @@
         <w:spacing w:before="360" w:after="120"/>
         <w:rPr/>
       </w:pPr>
-      <w:bookmarkStart w:id="453" w:name="__RefHeading___Toc9728_3861195596"/>
-      <w:bookmarkStart w:id="454" w:name="pre-generated-fixtures"/>
-      <w:bookmarkEnd w:id="453"/>
+      <w:bookmarkStart w:id="456" w:name="__RefHeading___Toc9744_1384164270"/>
+      <w:bookmarkStart w:id="457" w:name="pre-generated-fixtures"/>
+      <w:bookmarkEnd w:id="456"/>
       <w:r>
         <w:rPr>
           <w:rStyle w:val="SectionNumber"/>
@@ -49415,9 +49516,9 @@
         <w:spacing w:before="280" w:after="80"/>
         <w:rPr/>
       </w:pPr>
-      <w:bookmarkStart w:id="455" w:name="__RefHeading___Toc9730_3861195596"/>
-      <w:bookmarkStart w:id="456" w:name="when-to-add-a-new-fixture"/>
-      <w:bookmarkEnd w:id="455"/>
+      <w:bookmarkStart w:id="458" w:name="__RefHeading___Toc9746_1384164270"/>
+      <w:bookmarkStart w:id="459" w:name="when-to-add-a-new-fixture"/>
+      <w:bookmarkEnd w:id="458"/>
       <w:r>
         <w:rPr>
           <w:rStyle w:val="SectionNumber"/>
@@ -49557,8 +49658,8 @@
         <w:pStyle w:val="Normal"/>
         <w:rPr/>
       </w:pPr>
-      <w:bookmarkStart w:id="457" w:name="pre-generated-fixtures"/>
-      <w:bookmarkStart w:id="458" w:name="when-to-add-a-new-fixture"/>
+      <w:bookmarkStart w:id="460" w:name="pre-generated-fixtures"/>
+      <w:bookmarkStart w:id="461" w:name="when-to-add-a-new-fixture"/>
       <w:r>
         <w:rPr/>
         <mc:AlternateContent>
@@ -49614,8 +49715,8 @@
           </mc:Fallback>
         </mc:AlternateContent>
       </w:r>
-      <w:bookmarkEnd w:id="457"/>
-      <w:bookmarkEnd w:id="458"/>
+      <w:bookmarkEnd w:id="460"/>
+      <w:bookmarkEnd w:id="461"/>
       <w:r>
         <w:br w:type="page"/>
       </w:r>
@@ -49627,9 +49728,9 @@
         <w:spacing w:before="360" w:after="120"/>
         <w:rPr/>
       </w:pPr>
-      <w:bookmarkStart w:id="459" w:name="__RefHeading___Toc9732_3861195596"/>
-      <w:bookmarkStart w:id="460" w:name="dv-suite"/>
-      <w:bookmarkEnd w:id="459"/>
+      <w:bookmarkStart w:id="462" w:name="__RefHeading___Toc9748_1384164270"/>
+      <w:bookmarkStart w:id="463" w:name="dv-suite"/>
+      <w:bookmarkEnd w:id="462"/>
       <w:r>
         <w:rPr>
           <w:rStyle w:val="SectionNumber"/>
@@ -49686,8 +49787,8 @@
         <w:spacing w:before="280" w:after="80"/>
         <w:rPr/>
       </w:pPr>
-      <w:bookmarkStart w:id="461" w:name="__RefHeading___Toc9734_3861195596"/>
-      <w:bookmarkEnd w:id="461"/>
+      <w:bookmarkStart w:id="464" w:name="__RefHeading___Toc9750_1384164270"/>
+      <w:bookmarkEnd w:id="464"/>
       <w:r>
         <w:rPr>
           <w:rStyle w:val="SectionNumber"/>
@@ -50190,8 +50291,8 @@
               </w:rPr>
               <w:t>PREADY backpressure and timing.</w:t>
             </w:r>
-            <w:bookmarkStart w:id="462" w:name="test-list"/>
-            <w:bookmarkEnd w:id="462"/>
+            <w:bookmarkStart w:id="465" w:name="test-list"/>
+            <w:bookmarkEnd w:id="465"/>
           </w:p>
         </w:tc>
       </w:tr>
@@ -50208,8 +50309,8 @@
       <w:r>
         <w:br w:type="page"/>
       </w:r>
-      <w:bookmarkStart w:id="463" w:name="__RefHeading___Toc9736_3861195596"/>
-      <w:bookmarkEnd w:id="463"/>
+      <w:bookmarkStart w:id="466" w:name="__RefHeading___Toc9752_1384164270"/>
+      <w:bookmarkEnd w:id="466"/>
       <w:r>
         <w:rPr>
           <w:rStyle w:val="SectionNumber"/>
@@ -50324,9 +50425,9 @@
         <w:spacing w:before="280" w:after="80"/>
         <w:rPr/>
       </w:pPr>
-      <w:bookmarkStart w:id="464" w:name="__RefHeading___Toc9738_3861195596"/>
-      <w:bookmarkStart w:id="465" w:name="adding-a-new-test"/>
-      <w:bookmarkEnd w:id="464"/>
+      <w:bookmarkStart w:id="467" w:name="__RefHeading___Toc9754_1384164270"/>
+      <w:bookmarkStart w:id="468" w:name="adding-a-new-test"/>
+      <w:bookmarkEnd w:id="467"/>
       <w:r>
         <w:rPr>
           <w:rStyle w:val="SectionNumber"/>
@@ -50467,8 +50568,8 @@
         <w:pStyle w:val="Normal"/>
         <w:rPr/>
       </w:pPr>
-      <w:bookmarkStart w:id="466" w:name="dv-suite"/>
-      <w:bookmarkStart w:id="467" w:name="adding-a-new-test"/>
+      <w:bookmarkStart w:id="469" w:name="dv-suite"/>
+      <w:bookmarkStart w:id="470" w:name="adding-a-new-test"/>
       <w:r>
         <w:rPr/>
         <mc:AlternateContent>
@@ -50524,8 +50625,8 @@
           </mc:Fallback>
         </mc:AlternateContent>
       </w:r>
-      <w:bookmarkEnd w:id="466"/>
-      <w:bookmarkEnd w:id="467"/>
+      <w:bookmarkEnd w:id="469"/>
+      <w:bookmarkEnd w:id="470"/>
       <w:r>
         <w:br w:type="page"/>
       </w:r>
@@ -50537,9 +50638,9 @@
         <w:spacing w:before="360" w:after="120"/>
         <w:rPr/>
       </w:pPr>
-      <w:bookmarkStart w:id="468" w:name="__RefHeading___Toc9740_3861195596"/>
-      <w:bookmarkStart w:id="469" w:name="lint-checks"/>
-      <w:bookmarkEnd w:id="468"/>
+      <w:bookmarkStart w:id="471" w:name="__RefHeading___Toc9756_1384164270"/>
+      <w:bookmarkStart w:id="472" w:name="lint-checks"/>
+      <w:bookmarkEnd w:id="471"/>
       <w:r>
         <w:rPr>
           <w:rStyle w:val="SectionNumber"/>
@@ -50583,9 +50684,9 @@
         <w:spacing w:before="280" w:after="80"/>
         <w:rPr/>
       </w:pPr>
-      <w:bookmarkStart w:id="470" w:name="__RefHeading___Toc9742_3861195596"/>
-      <w:bookmarkStart w:id="471" w:name="width-checks"/>
-      <w:bookmarkEnd w:id="470"/>
+      <w:bookmarkStart w:id="473" w:name="__RefHeading___Toc9758_1384164270"/>
+      <w:bookmarkStart w:id="474" w:name="width-checks"/>
+      <w:bookmarkEnd w:id="473"/>
       <w:r>
         <w:rPr>
           <w:rStyle w:val="SectionNumber"/>
@@ -50772,7 +50873,7 @@
         <w:rPr/>
         <w:t xml:space="preserve"> signal.</w:t>
       </w:r>
-      <w:bookmarkEnd w:id="471"/>
+      <w:bookmarkEnd w:id="474"/>
       <w:r>
         <w:br w:type="page"/>
       </w:r>
@@ -50786,9 +50887,9 @@
         <w:spacing w:before="280" w:after="80"/>
         <w:rPr/>
       </w:pPr>
-      <w:bookmarkStart w:id="472" w:name="__RefHeading___Toc9744_3861195596"/>
-      <w:bookmarkStart w:id="473" w:name="unused-signal-checks"/>
-      <w:bookmarkEnd w:id="472"/>
+      <w:bookmarkStart w:id="475" w:name="__RefHeading___Toc9760_1384164270"/>
+      <w:bookmarkStart w:id="476" w:name="unused-signal-checks"/>
+      <w:bookmarkEnd w:id="475"/>
       <w:r>
         <w:rPr>
           <w:rStyle w:val="SectionNumber"/>
@@ -50845,7 +50946,7 @@
         </w:rPr>
         <w:t xml:space="preserve"> tie-offs.</w:t>
       </w:r>
-      <w:bookmarkEnd w:id="473"/>
+      <w:bookmarkEnd w:id="476"/>
       <w:r>
         <w:br w:type="page"/>
       </w:r>
@@ -50859,9 +50960,9 @@
         <w:spacing w:before="280" w:after="80"/>
         <w:rPr/>
       </w:pPr>
-      <w:bookmarkStart w:id="474" w:name="__RefHeading___Toc9746_3861195596"/>
-      <w:bookmarkStart w:id="475" w:name="synthesis-smoke-test"/>
-      <w:bookmarkEnd w:id="474"/>
+      <w:bookmarkStart w:id="477" w:name="__RefHeading___Toc9762_1384164270"/>
+      <w:bookmarkStart w:id="478" w:name="synthesis-smoke-test"/>
+      <w:bookmarkEnd w:id="477"/>
       <w:r>
         <w:rPr>
           <w:rStyle w:val="SectionNumber"/>
@@ -50922,8 +51023,8 @@
         <w:pStyle w:val="Normal"/>
         <w:rPr/>
       </w:pPr>
-      <w:bookmarkStart w:id="476" w:name="lint-checks"/>
-      <w:bookmarkStart w:id="477" w:name="synthesis-smoke-test"/>
+      <w:bookmarkStart w:id="479" w:name="lint-checks"/>
+      <w:bookmarkStart w:id="480" w:name="synthesis-smoke-test"/>
       <w:r>
         <w:rPr/>
         <mc:AlternateContent>
@@ -50979,8 +51080,8 @@
           </mc:Fallback>
         </mc:AlternateContent>
       </w:r>
-      <w:bookmarkEnd w:id="476"/>
-      <w:bookmarkEnd w:id="477"/>
+      <w:bookmarkEnd w:id="479"/>
+      <w:bookmarkEnd w:id="480"/>
       <w:r>
         <w:br w:type="page"/>
       </w:r>
@@ -50992,9 +51093,9 @@
         <w:spacing w:before="360" w:after="120"/>
         <w:rPr/>
       </w:pPr>
-      <w:bookmarkStart w:id="478" w:name="__RefHeading___Toc9748_3861195596"/>
-      <w:bookmarkStart w:id="479" w:name="adding-a-new-standard-variant"/>
-      <w:bookmarkEnd w:id="478"/>
+      <w:bookmarkStart w:id="481" w:name="__RefHeading___Toc9764_1384164270"/>
+      <w:bookmarkStart w:id="482" w:name="adding-a-new-standard-variant"/>
+      <w:bookmarkEnd w:id="481"/>
       <w:r>
         <w:rPr>
           <w:rStyle w:val="SectionNumber"/>
@@ -51264,9 +51365,9 @@
         <w:spacing w:before="280" w:after="80"/>
         <w:rPr/>
       </w:pPr>
-      <w:bookmarkStart w:id="480" w:name="__RefHeading___Toc9750_3861195596"/>
-      <w:bookmarkStart w:id="481" w:name="naming-convention"/>
-      <w:bookmarkEnd w:id="480"/>
+      <w:bookmarkStart w:id="483" w:name="__RefHeading___Toc9766_1384164270"/>
+      <w:bookmarkStart w:id="484" w:name="naming-convention"/>
+      <w:bookmarkEnd w:id="483"/>
       <w:r>
         <w:rPr>
           <w:rStyle w:val="SectionNumber"/>
@@ -51380,8 +51481,8 @@
         <w:pStyle w:val="Normal"/>
         <w:rPr/>
       </w:pPr>
-      <w:bookmarkStart w:id="482" w:name="adding-a-new-standard-variant"/>
-      <w:bookmarkStart w:id="483" w:name="naming-convention"/>
+      <w:bookmarkStart w:id="485" w:name="adding-a-new-standard-variant"/>
+      <w:bookmarkStart w:id="486" w:name="naming-convention"/>
       <w:r>
         <w:rPr/>
         <mc:AlternateContent>
@@ -51437,8 +51538,8 @@
           </mc:Fallback>
         </mc:AlternateContent>
       </w:r>
-      <w:bookmarkEnd w:id="482"/>
-      <w:bookmarkEnd w:id="483"/>
+      <w:bookmarkEnd w:id="485"/>
+      <w:bookmarkEnd w:id="486"/>
       <w:r>
         <w:br w:type="page"/>
       </w:r>
@@ -51450,9 +51551,9 @@
         <w:spacing w:before="360" w:after="120"/>
         <w:rPr/>
       </w:pPr>
-      <w:bookmarkStart w:id="484" w:name="__RefHeading___Toc9752_3861195596"/>
-      <w:bookmarkStart w:id="485" w:name="adding-a-new-generator-option"/>
-      <w:bookmarkEnd w:id="484"/>
+      <w:bookmarkStart w:id="487" w:name="__RefHeading___Toc9768_1384164270"/>
+      <w:bookmarkStart w:id="488" w:name="adding-a-new-generator-option"/>
+      <w:bookmarkEnd w:id="487"/>
       <w:r>
         <w:rPr>
           <w:rStyle w:val="SectionNumber"/>
@@ -51629,9 +51730,9 @@
         <w:spacing w:before="280" w:after="80"/>
         <w:rPr/>
       </w:pPr>
-      <w:bookmarkStart w:id="486" w:name="__RefHeading___Toc9754_3861195596"/>
-      <w:bookmarkStart w:id="487" w:name="backward-compatibility"/>
-      <w:bookmarkEnd w:id="486"/>
+      <w:bookmarkStart w:id="489" w:name="__RefHeading___Toc9770_1384164270"/>
+      <w:bookmarkStart w:id="490" w:name="backward-compatibility"/>
+      <w:bookmarkEnd w:id="489"/>
       <w:r>
         <w:rPr>
           <w:rStyle w:val="SectionNumber"/>
@@ -51692,8 +51793,8 @@
         <w:pStyle w:val="Normal"/>
         <w:rPr/>
       </w:pPr>
-      <w:bookmarkStart w:id="488" w:name="adding-a-new-generator-option"/>
-      <w:bookmarkStart w:id="489" w:name="backward-compatibility"/>
+      <w:bookmarkStart w:id="491" w:name="adding-a-new-generator-option"/>
+      <w:bookmarkStart w:id="492" w:name="backward-compatibility"/>
       <w:r>
         <w:rPr/>
         <mc:AlternateContent>
@@ -51749,8 +51850,8 @@
           </mc:Fallback>
         </mc:AlternateContent>
       </w:r>
-      <w:bookmarkEnd w:id="488"/>
-      <w:bookmarkEnd w:id="489"/>
+      <w:bookmarkEnd w:id="491"/>
+      <w:bookmarkEnd w:id="492"/>
       <w:r>
         <w:br w:type="page"/>
       </w:r>
@@ -51762,9 +51863,9 @@
         <w:spacing w:before="360" w:after="120"/>
         <w:rPr/>
       </w:pPr>
-      <w:bookmarkStart w:id="490" w:name="__RefHeading___Toc9756_3861195596"/>
-      <w:bookmarkStart w:id="491" w:name="adding-apb5-parity-or-sideband"/>
-      <w:bookmarkEnd w:id="490"/>
+      <w:bookmarkStart w:id="493" w:name="__RefHeading___Toc9772_1384164270"/>
+      <w:bookmarkStart w:id="494" w:name="adding-apb5-parity-or-sideband"/>
+      <w:bookmarkEnd w:id="493"/>
       <w:r>
         <w:rPr>
           <w:rStyle w:val="SectionNumber"/>
@@ -51808,9 +51909,9 @@
         <w:spacing w:before="280" w:after="80"/>
         <w:rPr/>
       </w:pPr>
-      <w:bookmarkStart w:id="492" w:name="__RefHeading___Toc9758_3861195596"/>
-      <w:bookmarkStart w:id="493" w:name="widening-sideband-signals"/>
-      <w:bookmarkEnd w:id="492"/>
+      <w:bookmarkStart w:id="495" w:name="__RefHeading___Toc9774_1384164270"/>
+      <w:bookmarkStart w:id="496" w:name="widening-sideband-signals"/>
+      <w:bookmarkEnd w:id="495"/>
       <w:r>
         <w:rPr>
           <w:rStyle w:val="SectionNumber"/>
@@ -51949,12 +52050,12 @@
         </w:numPr>
         <w:rPr/>
       </w:pPr>
-      <w:bookmarkStart w:id="494" w:name="widening-sideband-signals"/>
+      <w:bookmarkStart w:id="497" w:name="widening-sideband-signals"/>
       <w:r>
         <w:rPr/>
         <w:t>Update the port list generation to declare the wider APB5 pins.</w:t>
       </w:r>
-      <w:bookmarkEnd w:id="494"/>
+      <w:bookmarkEnd w:id="497"/>
       <w:r>
         <w:br w:type="page"/>
       </w:r>
@@ -51968,9 +52069,9 @@
         <w:spacing w:before="280" w:after="80"/>
         <w:rPr/>
       </w:pPr>
-      <w:bookmarkStart w:id="495" w:name="__RefHeading___Toc9760_3861195596"/>
-      <w:bookmarkStart w:id="496" w:name="changing-parity-behavior"/>
-      <w:bookmarkEnd w:id="495"/>
+      <w:bookmarkStart w:id="498" w:name="__RefHeading___Toc9776_1384164270"/>
+      <w:bookmarkStart w:id="499" w:name="changing-parity-behavior"/>
+      <w:bookmarkEnd w:id="498"/>
       <w:r>
         <w:rPr>
           <w:rStyle w:val="SectionNumber"/>
@@ -52178,8 +52279,8 @@
         <w:pStyle w:val="Normal"/>
         <w:rPr/>
       </w:pPr>
-      <w:bookmarkStart w:id="497" w:name="adding-apb5-parity-or-sideband"/>
-      <w:bookmarkStart w:id="498" w:name="changing-parity-behavior"/>
+      <w:bookmarkStart w:id="500" w:name="adding-apb5-parity-or-sideband"/>
+      <w:bookmarkStart w:id="501" w:name="changing-parity-behavior"/>
       <w:r>
         <w:rPr/>
         <mc:AlternateContent>
@@ -52235,8 +52336,8 @@
           </mc:Fallback>
         </mc:AlternateContent>
       </w:r>
-      <w:bookmarkEnd w:id="497"/>
-      <w:bookmarkEnd w:id="498"/>
+      <w:bookmarkEnd w:id="500"/>
+      <w:bookmarkEnd w:id="501"/>
       <w:r>
         <w:br w:type="page"/>
       </w:r>
@@ -52248,9 +52349,9 @@
         <w:spacing w:before="360" w:after="120"/>
         <w:rPr/>
       </w:pPr>
-      <w:bookmarkStart w:id="499" w:name="__RefHeading___Toc9762_3861195596"/>
-      <w:bookmarkStart w:id="500" w:name="testing-an-extension"/>
-      <w:bookmarkEnd w:id="499"/>
+      <w:bookmarkStart w:id="502" w:name="__RefHeading___Toc9778_1384164270"/>
+      <w:bookmarkStart w:id="503" w:name="testing-an-extension"/>
+      <w:bookmarkEnd w:id="502"/>
       <w:r>
         <w:rPr>
           <w:rStyle w:val="SectionNumber"/>
@@ -52294,9 +52395,9 @@
         <w:spacing w:before="280" w:after="80"/>
         <w:rPr/>
       </w:pPr>
-      <w:bookmarkStart w:id="501" w:name="__RefHeading___Toc9764_3861195596"/>
-      <w:bookmarkStart w:id="502" w:name="minimal-test-plan"/>
-      <w:bookmarkEnd w:id="501"/>
+      <w:bookmarkStart w:id="504" w:name="__RefHeading___Toc9780_1384164270"/>
+      <w:bookmarkStart w:id="505" w:name="minimal-test-plan"/>
+      <w:bookmarkEnd w:id="504"/>
       <w:r>
         <w:rPr>
           <w:rStyle w:val="SectionNumber"/>
@@ -52419,7 +52520,7 @@
         <w:rPr/>
         <w:t xml:space="preserve"> — run the lint flow on the affected variants.</w:t>
       </w:r>
-      <w:bookmarkEnd w:id="502"/>
+      <w:bookmarkEnd w:id="505"/>
       <w:r>
         <w:br w:type="page"/>
       </w:r>
@@ -52433,9 +52534,9 @@
         <w:spacing w:before="280" w:after="80"/>
         <w:rPr/>
       </w:pPr>
-      <w:bookmarkStart w:id="503" w:name="__RefHeading___Toc9766_3861195596"/>
-      <w:bookmarkStart w:id="504" w:name="example-adding-a-custom-variant-test"/>
-      <w:bookmarkEnd w:id="503"/>
+      <w:bookmarkStart w:id="506" w:name="__RefHeading___Toc9782_1384164270"/>
+      <w:bookmarkStart w:id="507" w:name="example-adding-a-custom-variant-test"/>
+      <w:bookmarkEnd w:id="506"/>
       <w:r>
         <w:rPr>
           <w:rStyle w:val="SectionNumber"/>
@@ -52620,7 +52721,7 @@
         </w:rPr>
         <w:t xml:space="preserve"> target or an equivalent regression list.</w:t>
       </w:r>
-      <w:bookmarkEnd w:id="504"/>
+      <w:bookmarkEnd w:id="507"/>
       <w:r>
         <w:br w:type="page"/>
       </w:r>
@@ -52634,9 +52735,9 @@
         <w:spacing w:before="280" w:after="80"/>
         <w:rPr/>
       </w:pPr>
-      <w:bookmarkStart w:id="505" w:name="__RefHeading___Toc9768_3861195596"/>
-      <w:bookmarkStart w:id="506" w:name="commit-discipline"/>
-      <w:bookmarkEnd w:id="505"/>
+      <w:bookmarkStart w:id="508" w:name="__RefHeading___Toc9784_1384164270"/>
+      <w:bookmarkStart w:id="509" w:name="commit-discipline"/>
+      <w:bookmarkEnd w:id="508"/>
       <w:r>
         <w:rPr>
           <w:rStyle w:val="SectionNumber"/>
@@ -52662,16 +52763,16 @@
         <w:spacing w:before="180" w:after="180"/>
         <w:rPr/>
       </w:pPr>
-      <w:bookmarkStart w:id="507" w:name="testing-an-extension"/>
-      <w:bookmarkStart w:id="508" w:name="commit-discipline"/>
+      <w:bookmarkStart w:id="510" w:name="testing-an-extension"/>
+      <w:bookmarkStart w:id="511" w:name="commit-discipline"/>
       <w:r>
         <w:rPr>
           <w:sz w:val="20"/>
         </w:rPr>
         <w:t>Commit generator source changes, regenerated RTL, and DV tests in a single logical change. Do not commit hand-edited generated files.</w:t>
       </w:r>
-      <w:bookmarkEnd w:id="507"/>
-      <w:bookmarkEnd w:id="508"/>
+      <w:bookmarkEnd w:id="510"/>
+      <w:bookmarkEnd w:id="511"/>
     </w:p>
     <w:sectPr>
       <w:footerReference w:type="even" r:id="rId57"/>
